--- a/docs/作业5_需求评审_SQA1_20261020/需求评审报告_SQA2.docx
+++ b/docs/作业5_需求评审_SQA1_20261020/需求评审报告_SQA2.docx
@@ -3038,7 +3038,7 @@
                 <w:sz w:val="20"/>
                 <w:szCs w:val="20"/>
               </w:rPr>
-              <w:t xml:space="preserve">[object Object]</w:t>
+              <w:t>P01　严重</w:t>
             </w:r>
           </w:p>
         </w:tc>
@@ -3178,7 +3178,7 @@
                 <w:sz w:val="20"/>
                 <w:szCs w:val="20"/>
               </w:rPr>
-              <w:t xml:space="preserve">[object Object]</w:t>
+              <w:t>P02　严重</w:t>
             </w:r>
           </w:p>
         </w:tc>
@@ -3318,7 +3318,7 @@
                 <w:sz w:val="20"/>
                 <w:szCs w:val="20"/>
               </w:rPr>
-              <w:t xml:space="preserve">[object Object]</w:t>
+              <w:t>P03　严重</w:t>
             </w:r>
           </w:p>
         </w:tc>
@@ -3458,7 +3458,7 @@
                 <w:sz w:val="20"/>
                 <w:szCs w:val="20"/>
               </w:rPr>
-              <w:t xml:space="preserve">[object Object]</w:t>
+              <w:t>P04　严重</w:t>
             </w:r>
           </w:p>
         </w:tc>
@@ -3598,7 +3598,7 @@
                 <w:sz w:val="20"/>
                 <w:szCs w:val="20"/>
               </w:rPr>
-              <w:t xml:space="preserve">[object Object]</w:t>
+              <w:t>P05　严重</w:t>
             </w:r>
           </w:p>
         </w:tc>
@@ -3738,7 +3738,7 @@
                 <w:sz w:val="20"/>
                 <w:szCs w:val="20"/>
               </w:rPr>
-              <w:t xml:space="preserve">[object Object]</w:t>
+              <w:t>P06　严重</w:t>
             </w:r>
           </w:p>
         </w:tc>
@@ -3878,7 +3878,7 @@
                 <w:sz w:val="20"/>
                 <w:szCs w:val="20"/>
               </w:rPr>
-              <w:t xml:space="preserve">[object Object]</w:t>
+              <w:t>P07　严重</w:t>
             </w:r>
           </w:p>
         </w:tc>
@@ -4018,7 +4018,7 @@
                 <w:sz w:val="20"/>
                 <w:szCs w:val="20"/>
               </w:rPr>
-              <w:t xml:space="preserve">[object Object]</w:t>
+              <w:t>P08　严重</w:t>
             </w:r>
           </w:p>
         </w:tc>
@@ -4292,7 +4292,7 @@
                 <w:sz w:val="20"/>
                 <w:szCs w:val="20"/>
               </w:rPr>
-              <w:t xml:space="preserve">[object Object]</w:t>
+              <w:t>P09　一般</w:t>
             </w:r>
           </w:p>
         </w:tc>
@@ -4432,7 +4432,7 @@
                 <w:sz w:val="20"/>
                 <w:szCs w:val="20"/>
               </w:rPr>
-              <w:t xml:space="preserve">[object Object]</w:t>
+              <w:t>P10　一般</w:t>
             </w:r>
           </w:p>
         </w:tc>
@@ -4572,7 +4572,7 @@
                 <w:sz w:val="20"/>
                 <w:szCs w:val="20"/>
               </w:rPr>
-              <w:t xml:space="preserve">[object Object]</w:t>
+              <w:t>P11　一般</w:t>
             </w:r>
           </w:p>
         </w:tc>
@@ -4712,7 +4712,7 @@
                 <w:sz w:val="20"/>
                 <w:szCs w:val="20"/>
               </w:rPr>
-              <w:t xml:space="preserve">[object Object]</w:t>
+              <w:t>P12　一般</w:t>
             </w:r>
           </w:p>
         </w:tc>
@@ -4852,7 +4852,7 @@
                 <w:sz w:val="20"/>
                 <w:szCs w:val="20"/>
               </w:rPr>
-              <w:t xml:space="preserve">[object Object]</w:t>
+              <w:t>P13　一般</w:t>
             </w:r>
           </w:p>
         </w:tc>
@@ -4992,7 +4992,7 @@
                 <w:sz w:val="20"/>
                 <w:szCs w:val="20"/>
               </w:rPr>
-              <w:t xml:space="preserve">[object Object]</w:t>
+              <w:t>P14　一般</w:t>
             </w:r>
           </w:p>
         </w:tc>
@@ -5266,7 +5266,7 @@
                 <w:sz w:val="20"/>
                 <w:szCs w:val="20"/>
               </w:rPr>
-              <w:t xml:space="preserve">[object Object]</w:t>
+              <w:t>P15　轻微</w:t>
             </w:r>
           </w:p>
         </w:tc>
@@ -5406,7 +5406,7 @@
                 <w:sz w:val="20"/>
                 <w:szCs w:val="20"/>
               </w:rPr>
-              <w:t xml:space="preserve">[object Object]</w:t>
+              <w:t>P16　轻微</w:t>
             </w:r>
           </w:p>
         </w:tc>
@@ -5546,7 +5546,7 @@
                 <w:sz w:val="20"/>
                 <w:szCs w:val="20"/>
               </w:rPr>
-              <w:t xml:space="preserve">[object Object]</w:t>
+              <w:t>P17　轻微</w:t>
             </w:r>
           </w:p>
         </w:tc>

--- a/docs/作业5_需求评审_SQA1_20261020/需求评审报告_SQA2.docx
+++ b/docs/作业5_需求评审_SQA1_20261020/需求评审报告_SQA2.docx
@@ -176,7 +176,7 @@
                 <w:sz w:val="24"/>
                 <w:szCs w:val="24"/>
               </w:rPr>
-              <w:t xml:space="preserve">版本 V1.3 · 2026 年 10 月 21 日</w:t>
+              <w:t xml:space="preserve">版本 V1.4 · 2026 年 10 月 21 日</w:t>
             </w:r>
           </w:p>
           <w:p>
@@ -1566,7 +1566,7 @@
           <w:sz w:val="24"/>
           <w:szCs w:val="24"/>
         </w:rPr>
-        <w:t xml:space="preserve">核查方法：以需求框架 V3.3.1 与澄清口径为基准，对 SRS 全文逐条比对；同时采集实现侧证据（docs／需求对照表.md、internal／validate 校验源码、README、测试文档），用于判定 SRS 与实现是否同源。比对过程使用 AI 辅助工具（ZCode）完成条款级自动核对，全部 49 项检查结论由分工评审员人工复核；每条问题按“位置—原文引用—依据—影响—修订建议”体例引证（定位引用写法参照作业3 讲评样例评审意见）。</w:t>
+        <w:t xml:space="preserve">核查方法：以需求框架 V3.3.1 与澄清口径为基准，对 SRS 全文逐条比对；同时采集实现侧证据（docs／需求对照表.md、internal／validate 校验源码、README、测试文档），用于判定 SRS 与实现是否同源。比对过程使用 AI 辅助工具（ZCode）完成条款级自动核对，全部 49 项检查结论由分工评审员人工复核；每条问题按“位置—原文引用—依据—影响—修订建议”体例引证（定位引用写法参照作业3 讲评样例评审意见）。会前共收到三份组员核查意见（钟坤宇＝B3～B9、陈彬＝D／F 组、韦政治＝C／E 组，原文存于 组员核查意见/ 目录），17 项证据表述与 1 项判定（E1 符合→部分符合）据此修订；杨峥分工范围（B10～B15）由评审组长代核，其意见会后补交归档。</w:t>
       </w:r>
     </w:p>
     <w:p>
@@ -1621,7 +1621,7 @@
           <w:sz w:val="24"/>
           <w:szCs w:val="24"/>
         </w:rPr>
-        <w:t xml:space="preserve">评审组于 2026-10-21 20:00～20:45 召开钉钉线上评审会议（主持刘罡甫，记录陈彬，应到 5 人实到 5 人）。会议议程：材料与分工确认→检查表六组结论通报（符合 12、部分符合 11、不符合 26）→严重问题 P01～P08 逐条引证表决→一般／轻微问题分级确认→定性讨论与裁决→结论表决→后续行动分派。两处关键裁决：其一，借阅与签到条款按框架判定 SRS 错误、实现正确，定性为正式文档失真而非理解错误；其二，无出处量化指标定性为自设验收风险，处理方式为两级标注而非全部删除。P01～P17 全票（5/5）确认成立，结论表决为部分批准。逐条表决记录、讨论要点与签到表见《评审会议记录_SQA2》。</w:t>
+        <w:t xml:space="preserve">评审组于 2026-10-21 20:00～20:45 召开钉钉线上评审会议（主持刘罡甫，记录陈彬，应到 5 人实到 5 人）。会议议程：材料与分工确认→检查表六组结论通报（符合 11、部分符合 12、不符合 26，其中 E1 经组员核查改判）→严重问题 P01～P08 逐条引证表决→一般／轻微问题分级确认→定性讨论与裁决→结论表决→后续行动分派。四则关键裁决：其一，借阅与签到条款按框架判定 SRS 错误、实现正确，定性为正式文档失真而非理解错误；其二，无出处量化指标定性为自设验收风险，处理方式为两级标注而非全部删除；其三，B6～B8 的判定对象为 SRS 文本而非实现（实现按框架恰为 F1／F2 失真证据）；其四，E1 可验证性由“符合”改判“部分符合”，统计同步更正。P01～P17 全票（5/5）确认成立，结论表决为部分批准。逐条表决记录、讨论要点与签到表见《评审会议记录_SQA2》。</w:t>
       </w:r>
     </w:p>
     <w:p>
@@ -1658,7 +1658,7 @@
           <w:sz w:val="24"/>
           <w:szCs w:val="24"/>
         </w:rPr>
-        <w:t xml:space="preserve">2026-10-22 汇总意见定稿本报告并经组内确认；2026-10-23 前将评审计划、检查表与本报告打包为作业5_SQA2.zip 提交延河课堂。评审材料同步反馈 SQA1（经课堂或讨论区渠道），供其修订 SRS 时参考。</w:t>
+        <w:t xml:space="preserve">2026-10-21 评审会议后汇总组员核查意见修订定稿本报告并经组内确认；2026-10-23 12:00 前将评审材料四件套打包为作业5_SQA2.zip 提交延河课堂。评审材料同步反馈 SQA1（经课堂或讨论区渠道），供其修订 SRS 时参考。</w:t>
       </w:r>
     </w:p>
     <w:p>
@@ -2773,7 +2773,7 @@
           <w:sz w:val="24"/>
           <w:szCs w:val="24"/>
         </w:rPr>
-        <w:t xml:space="preserve">（1）结构规范：严格按 IEEE 830-1998 五章组织，4.1 节的优先级／成本／利益／风险表与 4.2 节激励／响应序列在同类文档中少见，非功能需求全部量化，可验证性好，符合“以可定义客观测试的方式陈述需求”的要求。</w:t>
+        <w:t xml:space="preserve">（1）结构规范：严格按 IEEE 830-1998 五章组织，4.1 节的优先级／成本／利益／风险表与 4.2 节激励／响应序列在同类文档中少见；非功能需求大量量化（并发、响应、备份恢复等），可验证性总体较好（少数定性表述无判据，见检查表 E1），符合“以可定义客观测试的方式陈述需求”的主体要求。</w:t>
       </w:r>
     </w:p>
     <w:p>
@@ -3027,18 +3027,18 @@
           <w:p>
             <w:pPr>
               <w:spacing w:after="20" w:before="20" w:line="276"/>
-              <w:jc w:val="left"/>
-            </w:pPr>
-            <w:r>
-              <w:rPr>
-                <w:rFonts w:ascii="Times New Roman" w:eastAsia="SimSun"/>
-                <w:b w:val="false"/>
-                <w:bCs w:val="false"/>
-                <w:color w:val="000000"/>
-                <w:sz w:val="20"/>
-                <w:szCs w:val="20"/>
-              </w:rPr>
-              <w:t>P01　严重</w:t>
+              <w:jc w:val="center"/>
+            </w:pPr>
+            <w:r>
+              <w:rPr>
+                <w:rFonts w:ascii="Times New Roman" w:eastAsia="SimSun"/>
+                <w:b/>
+                <w:bCs/>
+                <w:color w:val="000000"/>
+                <w:sz w:val="20"/>
+                <w:szCs w:val="20"/>
+              </w:rPr>
+              <w:t xml:space="preserve">P01　严重</w:t>
             </w:r>
           </w:p>
         </w:tc>
@@ -3167,18 +3167,18 @@
           <w:p>
             <w:pPr>
               <w:spacing w:after="20" w:before="20" w:line="276"/>
-              <w:jc w:val="left"/>
-            </w:pPr>
-            <w:r>
-              <w:rPr>
-                <w:rFonts w:ascii="Times New Roman" w:eastAsia="SimSun"/>
-                <w:b w:val="false"/>
-                <w:bCs w:val="false"/>
-                <w:color w:val="000000"/>
-                <w:sz w:val="20"/>
-                <w:szCs w:val="20"/>
-              </w:rPr>
-              <w:t>P02　严重</w:t>
+              <w:jc w:val="center"/>
+            </w:pPr>
+            <w:r>
+              <w:rPr>
+                <w:rFonts w:ascii="Times New Roman" w:eastAsia="SimSun"/>
+                <w:b/>
+                <w:bCs/>
+                <w:color w:val="000000"/>
+                <w:sz w:val="20"/>
+                <w:szCs w:val="20"/>
+              </w:rPr>
+              <w:t xml:space="preserve">P02　严重</w:t>
             </w:r>
           </w:p>
         </w:tc>
@@ -3307,35 +3307,7 @@
           <w:p>
             <w:pPr>
               <w:spacing w:after="20" w:before="20" w:line="276"/>
-              <w:jc w:val="left"/>
-            </w:pPr>
-            <w:r>
-              <w:rPr>
-                <w:rFonts w:ascii="Times New Roman" w:eastAsia="SimSun"/>
-                <w:b w:val="false"/>
-                <w:bCs w:val="false"/>
-                <w:color w:val="000000"/>
-                <w:sz w:val="20"/>
-                <w:szCs w:val="20"/>
-              </w:rPr>
-              <w:t>P03　严重</w:t>
-            </w:r>
-          </w:p>
-        </w:tc>
-        <w:tc>
-          <w:tcPr>
-            <w:tcW w:type="pct" w:w="56%"/>
-            <w:tcMar>
-              <w:top w:type="dxa" w:w="50"/>
-              <w:left w:type="dxa" w:w="90"/>
-              <w:bottom w:type="dxa" w:w="50"/>
-              <w:right w:type="dxa" w:w="90"/>
-            </w:tcMar>
-          </w:tcPr>
-          <w:p>
-            <w:pPr>
-              <w:spacing w:after="20" w:before="20" w:line="276"/>
-              <w:jc w:val="left"/>
+              <w:jc w:val="center"/>
             </w:pPr>
             <w:r>
               <w:rPr>
@@ -3346,6 +3318,34 @@
                 <w:sz w:val="20"/>
                 <w:szCs w:val="20"/>
               </w:rPr>
+              <w:t xml:space="preserve">P03　严重</w:t>
+            </w:r>
+          </w:p>
+        </w:tc>
+        <w:tc>
+          <w:tcPr>
+            <w:tcW w:type="pct" w:w="56%"/>
+            <w:tcMar>
+              <w:top w:type="dxa" w:w="50"/>
+              <w:left w:type="dxa" w:w="90"/>
+              <w:bottom w:type="dxa" w:w="50"/>
+              <w:right w:type="dxa" w:w="90"/>
+            </w:tcMar>
+          </w:tcPr>
+          <w:p>
+            <w:pPr>
+              <w:spacing w:after="20" w:before="20" w:line="276"/>
+              <w:jc w:val="left"/>
+            </w:pPr>
+            <w:r>
+              <w:rPr>
+                <w:rFonts w:ascii="Times New Roman" w:eastAsia="SimSun"/>
+                <w:b/>
+                <w:bCs/>
+                <w:color w:val="000000"/>
+                <w:sz w:val="20"/>
+                <w:szCs w:val="20"/>
+              </w:rPr>
               <w:t xml:space="preserve">位置：4.3.2.2、5.5 节</w:t>
             </w:r>
           </w:p>
@@ -3397,7 +3397,7 @@
                 <w:sz w:val="20"/>
                 <w:szCs w:val="20"/>
               </w:rPr>
-              <w:t xml:space="preserve">影响：信用分自动扣分制丢失“确认—记录—不可清除—超 3 次永久停借”四个关键语义；实现为违规次数、停借标志与待确认队列，与 SRS 相反。</w:t>
+              <w:t xml:space="preserve">影响：信用分自动扣分制丢失“确认—记录—不可清除—超 3 次永久停借”四个关键语义；实现为违规次数与待确认队列，但设计含“管理员核实后可撤销一次违规”机制（设计说明书“诚信管理”节），与澄清口径“记录不清除”亦不一致，应一并修订。</w:t>
             </w:r>
           </w:p>
         </w:tc>
@@ -3425,7 +3425,7 @@
                 <w:sz w:val="20"/>
                 <w:szCs w:val="20"/>
               </w:rPr>
-              <w:t xml:space="preserve">按框架改为确认制记次＋记录不可清除＋超 3 次停借；信用分与损坏记录如需保留，标注为扩展并经甲方确认。</w:t>
+              <w:t xml:space="preserve">按框架改为确认制记次＋记录不可清除＋超 3 次停借（撤销机制如需保留，标注为扩展并经甲方确认）；信用分与损坏记录如需保留，标注为扩展并经甲方确认。</w:t>
             </w:r>
           </w:p>
         </w:tc>
@@ -3447,18 +3447,18 @@
           <w:p>
             <w:pPr>
               <w:spacing w:after="20" w:before="20" w:line="276"/>
-              <w:jc w:val="left"/>
-            </w:pPr>
-            <w:r>
-              <w:rPr>
-                <w:rFonts w:ascii="Times New Roman" w:eastAsia="SimSun"/>
-                <w:b w:val="false"/>
-                <w:bCs w:val="false"/>
-                <w:color w:val="000000"/>
-                <w:sz w:val="20"/>
-                <w:szCs w:val="20"/>
-              </w:rPr>
-              <w:t>P04　严重</w:t>
+              <w:jc w:val="center"/>
+            </w:pPr>
+            <w:r>
+              <w:rPr>
+                <w:rFonts w:ascii="Times New Roman" w:eastAsia="SimSun"/>
+                <w:b/>
+                <w:bCs/>
+                <w:color w:val="000000"/>
+                <w:sz w:val="20"/>
+                <w:szCs w:val="20"/>
+              </w:rPr>
+              <w:t xml:space="preserve">P04　严重</w:t>
             </w:r>
           </w:p>
         </w:tc>
@@ -3587,18 +3587,18 @@
           <w:p>
             <w:pPr>
               <w:spacing w:after="20" w:before="20" w:line="276"/>
-              <w:jc w:val="left"/>
-            </w:pPr>
-            <w:r>
-              <w:rPr>
-                <w:rFonts w:ascii="Times New Roman" w:eastAsia="SimSun"/>
-                <w:b w:val="false"/>
-                <w:bCs w:val="false"/>
-                <w:color w:val="000000"/>
-                <w:sz w:val="20"/>
-                <w:szCs w:val="20"/>
-              </w:rPr>
-              <w:t>P05　严重</w:t>
+              <w:jc w:val="center"/>
+            </w:pPr>
+            <w:r>
+              <w:rPr>
+                <w:rFonts w:ascii="Times New Roman" w:eastAsia="SimSun"/>
+                <w:b/>
+                <w:bCs/>
+                <w:color w:val="000000"/>
+                <w:sz w:val="20"/>
+                <w:szCs w:val="20"/>
+              </w:rPr>
+              <w:t xml:space="preserve">P05　严重</w:t>
             </w:r>
           </w:p>
         </w:tc>
@@ -3727,18 +3727,18 @@
           <w:p>
             <w:pPr>
               <w:spacing w:after="20" w:before="20" w:line="276"/>
-              <w:jc w:val="left"/>
-            </w:pPr>
-            <w:r>
-              <w:rPr>
-                <w:rFonts w:ascii="Times New Roman" w:eastAsia="SimSun"/>
-                <w:b w:val="false"/>
-                <w:bCs w:val="false"/>
-                <w:color w:val="000000"/>
-                <w:sz w:val="20"/>
-                <w:szCs w:val="20"/>
-              </w:rPr>
-              <w:t>P06　严重</w:t>
+              <w:jc w:val="center"/>
+            </w:pPr>
+            <w:r>
+              <w:rPr>
+                <w:rFonts w:ascii="Times New Roman" w:eastAsia="SimSun"/>
+                <w:b/>
+                <w:bCs/>
+                <w:color w:val="000000"/>
+                <w:sz w:val="20"/>
+                <w:szCs w:val="20"/>
+              </w:rPr>
+              <w:t xml:space="preserve">P06　严重</w:t>
             </w:r>
           </w:p>
         </w:tc>
@@ -3867,35 +3867,7 @@
           <w:p>
             <w:pPr>
               <w:spacing w:after="20" w:before="20" w:line="276"/>
-              <w:jc w:val="left"/>
-            </w:pPr>
-            <w:r>
-              <w:rPr>
-                <w:rFonts w:ascii="Times New Roman" w:eastAsia="SimSun"/>
-                <w:b w:val="false"/>
-                <w:bCs w:val="false"/>
-                <w:color w:val="000000"/>
-                <w:sz w:val="20"/>
-                <w:szCs w:val="20"/>
-              </w:rPr>
-              <w:t>P07　严重</w:t>
-            </w:r>
-          </w:p>
-        </w:tc>
-        <w:tc>
-          <w:tcPr>
-            <w:tcW w:type="pct" w:w="56%"/>
-            <w:tcMar>
-              <w:top w:type="dxa" w:w="50"/>
-              <w:left w:type="dxa" w:w="90"/>
-              <w:bottom w:type="dxa" w:w="50"/>
-              <w:right w:type="dxa" w:w="90"/>
-            </w:tcMar>
-          </w:tcPr>
-          <w:p>
-            <w:pPr>
-              <w:spacing w:after="20" w:before="20" w:line="276"/>
-              <w:jc w:val="left"/>
+              <w:jc w:val="center"/>
             </w:pPr>
             <w:r>
               <w:rPr>
@@ -3906,24 +3878,52 @@
                 <w:sz w:val="20"/>
                 <w:szCs w:val="20"/>
               </w:rPr>
-              <w:t xml:space="preserve">位置：4.3、5.5 节（缺失）</w:t>
-            </w:r>
-          </w:p>
-          <w:p>
-            <w:pPr>
-              <w:spacing w:after="20" w:before="20" w:line="276"/>
-              <w:jc w:val="left"/>
-            </w:pPr>
-            <w:r>
-              <w:rPr>
-                <w:rFonts w:ascii="Times New Roman" w:eastAsia="SimSun"/>
-                <w:b w:val="false"/>
-                <w:bCs w:val="false"/>
-                <w:color w:val="000000"/>
-                <w:sz w:val="20"/>
-                <w:szCs w:val="20"/>
-              </w:rPr>
-              <w:t xml:space="preserve">SRS 原文：数据校验全文仅 5.5 节一句：“学号/工号需按预设格式校验合法性”——预设格式未给出；照片、姓名、电话等规则无任何对应条款。</w:t>
+              <w:t xml:space="preserve">P07　严重</w:t>
+            </w:r>
+          </w:p>
+        </w:tc>
+        <w:tc>
+          <w:tcPr>
+            <w:tcW w:type="pct" w:w="56%"/>
+            <w:tcMar>
+              <w:top w:type="dxa" w:w="50"/>
+              <w:left w:type="dxa" w:w="90"/>
+              <w:bottom w:type="dxa" w:w="50"/>
+              <w:right w:type="dxa" w:w="90"/>
+            </w:tcMar>
+          </w:tcPr>
+          <w:p>
+            <w:pPr>
+              <w:spacing w:after="20" w:before="20" w:line="276"/>
+              <w:jc w:val="left"/>
+            </w:pPr>
+            <w:r>
+              <w:rPr>
+                <w:rFonts w:ascii="Times New Roman" w:eastAsia="SimSun"/>
+                <w:b/>
+                <w:bCs/>
+                <w:color w:val="000000"/>
+                <w:sz w:val="20"/>
+                <w:szCs w:val="20"/>
+              </w:rPr>
+              <w:t xml:space="preserve">位置：4.3、5.5 节（字段级规则缺失）</w:t>
+            </w:r>
+          </w:p>
+          <w:p>
+            <w:pPr>
+              <w:spacing w:after="20" w:before="20" w:line="276"/>
+              <w:jc w:val="left"/>
+            </w:pPr>
+            <w:r>
+              <w:rPr>
+                <w:rFonts w:ascii="Times New Roman" w:eastAsia="SimSun"/>
+                <w:b w:val="false"/>
+                <w:bCs w:val="false"/>
+                <w:color w:val="000000"/>
+                <w:sz w:val="20"/>
+                <w:szCs w:val="20"/>
+              </w:rPr>
+              <w:t xml:space="preserve">SRS 原文：全文仅 5.5.1 对学号/工号提出“按预设格式校验合法性”且格式未定义；导入校验仅有通用要求（3.3.4 行级报错、4.3.3.1 格式提示）；姓名、照片、电话、导师资格等字段级规则无任何条款。</w:t>
             </w:r>
           </w:p>
           <w:p>
@@ -3957,7 +3957,7 @@
                 <w:sz w:val="20"/>
                 <w:szCs w:val="20"/>
               </w:rPr>
-              <w:t xml:space="preserve">影响：字段级数据需求整体缺失，导入校验、前台展示与测试无需求依据；实现 validate 全套已实现（validate.StudentNo、validate/photo.go 等），属“做了没写”。</w:t>
+              <w:t xml:space="preserve">影响：SRS 呈“有全局校验规则、无字段级规则”状态，字段口径与实现脱节；实现 validate 已含工号／学号／姓名／照片／电话规则（属“做了没写”），唯导师／副导师全职约束 SRS 与实现均未落实（见检查表 C6，属共同缺失）。</w:t>
             </w:r>
           </w:p>
         </w:tc>
@@ -3985,7 +3985,7 @@
                 <w:sz w:val="20"/>
                 <w:szCs w:val="20"/>
               </w:rPr>
-              <w:t xml:space="preserve">增补数据需求章节（建议按 GB/T 8567-2006 7.11 之 3.15 数据说明组织），把已实现校验规则回填为需求条目。</w:t>
+              <w:t xml:space="preserve">增补数据需求章节（建议按 GB/T 8567-2006 7.11 之 3.15 数据说明组织），把已实现校验规则回填为需求条目；导师全职约束按框架补需求并落地校验。</w:t>
             </w:r>
           </w:p>
         </w:tc>
@@ -4007,18 +4007,18 @@
           <w:p>
             <w:pPr>
               <w:spacing w:after="20" w:before="20" w:line="276"/>
-              <w:jc w:val="left"/>
-            </w:pPr>
-            <w:r>
-              <w:rPr>
-                <w:rFonts w:ascii="Times New Roman" w:eastAsia="SimSun"/>
-                <w:b w:val="false"/>
-                <w:bCs w:val="false"/>
-                <w:color w:val="000000"/>
-                <w:sz w:val="20"/>
-                <w:szCs w:val="20"/>
-              </w:rPr>
-              <w:t>P08　严重</w:t>
+              <w:jc w:val="center"/>
+            </w:pPr>
+            <w:r>
+              <w:rPr>
+                <w:rFonts w:ascii="Times New Roman" w:eastAsia="SimSun"/>
+                <w:b/>
+                <w:bCs/>
+                <w:color w:val="000000"/>
+                <w:sz w:val="20"/>
+                <w:szCs w:val="20"/>
+              </w:rPr>
+              <w:t xml:space="preserve">P08　严重</w:t>
             </w:r>
           </w:p>
         </w:tc>
@@ -4281,35 +4281,7 @@
           <w:p>
             <w:pPr>
               <w:spacing w:after="20" w:before="20" w:line="276"/>
-              <w:jc w:val="left"/>
-            </w:pPr>
-            <w:r>
-              <w:rPr>
-                <w:rFonts w:ascii="Times New Roman" w:eastAsia="SimSun"/>
-                <w:b w:val="false"/>
-                <w:bCs w:val="false"/>
-                <w:color w:val="000000"/>
-                <w:sz w:val="20"/>
-                <w:szCs w:val="20"/>
-              </w:rPr>
-              <w:t>P09　一般</w:t>
-            </w:r>
-          </w:p>
-        </w:tc>
-        <w:tc>
-          <w:tcPr>
-            <w:tcW w:type="pct" w:w="56%"/>
-            <w:tcMar>
-              <w:top w:type="dxa" w:w="50"/>
-              <w:left w:type="dxa" w:w="90"/>
-              <w:bottom w:type="dxa" w:w="50"/>
-              <w:right w:type="dxa" w:w="90"/>
-            </w:tcMar>
-          </w:tcPr>
-          <w:p>
-            <w:pPr>
-              <w:spacing w:after="20" w:before="20" w:line="276"/>
-              <w:jc w:val="left"/>
+              <w:jc w:val="center"/>
             </w:pPr>
             <w:r>
               <w:rPr>
@@ -4320,24 +4292,52 @@
                 <w:sz w:val="20"/>
                 <w:szCs w:val="20"/>
               </w:rPr>
-              <w:t xml:space="preserve">位置：4.3.1 节（缺失）</w:t>
-            </w:r>
-          </w:p>
-          <w:p>
-            <w:pPr>
-              <w:spacing w:after="20" w:before="20" w:line="276"/>
-              <w:jc w:val="left"/>
-            </w:pPr>
-            <w:r>
-              <w:rPr>
-                <w:rFonts w:ascii="Times New Roman" w:eastAsia="SimSun"/>
-                <w:b w:val="false"/>
-                <w:bCs w:val="false"/>
-                <w:color w:val="000000"/>
-                <w:sz w:val="20"/>
-                <w:szCs w:val="20"/>
-              </w:rPr>
-              <w:t xml:space="preserve">SRS 原文：（无对应条款——4.3.1 前台功能仅定义栏目展示，未定义游客检索与敏感字段边界。）</w:t>
+              <w:t xml:space="preserve">P09　一般</w:t>
+            </w:r>
+          </w:p>
+        </w:tc>
+        <w:tc>
+          <w:tcPr>
+            <w:tcW w:type="pct" w:w="56%"/>
+            <w:tcMar>
+              <w:top w:type="dxa" w:w="50"/>
+              <w:left w:type="dxa" w:w="90"/>
+              <w:bottom w:type="dxa" w:w="50"/>
+              <w:right w:type="dxa" w:w="90"/>
+            </w:tcMar>
+          </w:tcPr>
+          <w:p>
+            <w:pPr>
+              <w:spacing w:after="20" w:before="20" w:line="276"/>
+              <w:jc w:val="left"/>
+            </w:pPr>
+            <w:r>
+              <w:rPr>
+                <w:rFonts w:ascii="Times New Roman" w:eastAsia="SimSun"/>
+                <w:b/>
+                <w:bCs/>
+                <w:color w:val="000000"/>
+                <w:sz w:val="20"/>
+                <w:szCs w:val="20"/>
+              </w:rPr>
+              <w:t xml:space="preserve">位置：4.3.1 节（人员检索与可见性边界缺失）</w:t>
+            </w:r>
+          </w:p>
+          <w:p>
+            <w:pPr>
+              <w:spacing w:after="20" w:before="20" w:line="276"/>
+              <w:jc w:val="left"/>
+            </w:pPr>
+            <w:r>
+              <w:rPr>
+                <w:rFonts w:ascii="Times New Roman" w:eastAsia="SimSun"/>
+                <w:b w:val="false"/>
+                <w:bCs w:val="false"/>
+                <w:color w:val="000000"/>
+                <w:sz w:val="20"/>
+                <w:szCs w:val="20"/>
+              </w:rPr>
+              <w:t xml:space="preserve">SRS 原文：（人员信息检索与字段可见性无对应条款——SRS 仅成果、招生栏目含检索表述（4.3.1.5／4.3.1.6），“敏感”3 处均为加密与后台修改语境。）</w:t>
             </w:r>
           </w:p>
           <w:p>
@@ -4371,7 +4371,7 @@
                 <w:sz w:val="20"/>
                 <w:szCs w:val="20"/>
               </w:rPr>
-              <w:t xml:space="preserve">影响：游客查询与隐私边界无需求依据；实现学生详情仅展示学号、姓名、性别、类别、国籍、导师（符合口径），同样属“做了没写”。</w:t>
+              <w:t xml:space="preserve">影响：人员信息的游客查询与隐私边界无需求依据；实现学生详情仅展示学号、姓名、性别、类别、国籍、导师（符合口径），属“做了没写”。</w:t>
             </w:r>
           </w:p>
         </w:tc>
@@ -4399,7 +4399,7 @@
                 <w:sz w:val="20"/>
                 <w:szCs w:val="20"/>
               </w:rPr>
-              <w:t xml:space="preserve">补充游客检索需求与字段可见性矩阵（含脱敏规则）。</w:t>
+              <w:t xml:space="preserve">补充人员信息游客检索需求与字段可见性矩阵（含脱敏规则）。</w:t>
             </w:r>
           </w:p>
         </w:tc>
@@ -4421,18 +4421,18 @@
           <w:p>
             <w:pPr>
               <w:spacing w:after="20" w:before="20" w:line="276"/>
-              <w:jc w:val="left"/>
-            </w:pPr>
-            <w:r>
-              <w:rPr>
-                <w:rFonts w:ascii="Times New Roman" w:eastAsia="SimSun"/>
-                <w:b w:val="false"/>
-                <w:bCs w:val="false"/>
-                <w:color w:val="000000"/>
-                <w:sz w:val="20"/>
-                <w:szCs w:val="20"/>
-              </w:rPr>
-              <w:t>P10　一般</w:t>
+              <w:jc w:val="center"/>
+            </w:pPr>
+            <w:r>
+              <w:rPr>
+                <w:rFonts w:ascii="Times New Roman" w:eastAsia="SimSun"/>
+                <w:b/>
+                <w:bCs/>
+                <w:color w:val="000000"/>
+                <w:sz w:val="20"/>
+                <w:szCs w:val="20"/>
+              </w:rPr>
+              <w:t xml:space="preserve">P10　一般</w:t>
             </w:r>
           </w:p>
         </w:tc>
@@ -4561,35 +4561,7 @@
           <w:p>
             <w:pPr>
               <w:spacing w:after="20" w:before="20" w:line="276"/>
-              <w:jc w:val="left"/>
-            </w:pPr>
-            <w:r>
-              <w:rPr>
-                <w:rFonts w:ascii="Times New Roman" w:eastAsia="SimSun"/>
-                <w:b w:val="false"/>
-                <w:bCs w:val="false"/>
-                <w:color w:val="000000"/>
-                <w:sz w:val="20"/>
-                <w:szCs w:val="20"/>
-              </w:rPr>
-              <w:t>P11　一般</w:t>
-            </w:r>
-          </w:p>
-        </w:tc>
-        <w:tc>
-          <w:tcPr>
-            <w:tcW w:type="pct" w:w="56%"/>
-            <w:tcMar>
-              <w:top w:type="dxa" w:w="50"/>
-              <w:left w:type="dxa" w:w="90"/>
-              <w:bottom w:type="dxa" w:w="50"/>
-              <w:right w:type="dxa" w:w="90"/>
-            </w:tcMar>
-          </w:tcPr>
-          <w:p>
-            <w:pPr>
-              <w:spacing w:after="20" w:before="20" w:line="276"/>
-              <w:jc w:val="left"/>
+              <w:jc w:val="center"/>
             </w:pPr>
             <w:r>
               <w:rPr>
@@ -4600,6 +4572,34 @@
                 <w:sz w:val="20"/>
                 <w:szCs w:val="20"/>
               </w:rPr>
+              <w:t xml:space="preserve">P11　一般</w:t>
+            </w:r>
+          </w:p>
+        </w:tc>
+        <w:tc>
+          <w:tcPr>
+            <w:tcW w:type="pct" w:w="56%"/>
+            <w:tcMar>
+              <w:top w:type="dxa" w:w="50"/>
+              <w:left w:type="dxa" w:w="90"/>
+              <w:bottom w:type="dxa" w:w="50"/>
+              <w:right w:type="dxa" w:w="90"/>
+            </w:tcMar>
+          </w:tcPr>
+          <w:p>
+            <w:pPr>
+              <w:spacing w:after="20" w:before="20" w:line="276"/>
+              <w:jc w:val="left"/>
+            </w:pPr>
+            <w:r>
+              <w:rPr>
+                <w:rFonts w:ascii="Times New Roman" w:eastAsia="SimSun"/>
+                <w:b/>
+                <w:bCs/>
+                <w:color w:val="000000"/>
+                <w:sz w:val="20"/>
+                <w:szCs w:val="20"/>
+              </w:rPr>
               <w:t xml:space="preserve">位置：4.3.1.2／4／5／6 节</w:t>
             </w:r>
           </w:p>
@@ -4651,7 +4651,7 @@
                 <w:sz w:val="20"/>
                 <w:szCs w:val="20"/>
               </w:rPr>
-              <w:t xml:space="preserve">影响：前台栏目字段与框架不一致（师资、成果栏目同理）；其测试文档 2.1 节第 5、7 项预期实际按框架字段描述，佐证 SRS 失真。</w:t>
+              <w:t xml:space="preserve">影响：前台栏目字段与框架不一致（师资、成果栏目同理）——系字段口径与需求基线不统一：部分功能已实现但 SRS 未准确表述，而非完全未实现；其测试文档 2.1 节第 5、7 项预期实际按框架字段描述，佐证 SRS 失真。</w:t>
             </w:r>
           </w:p>
         </w:tc>
@@ -4701,35 +4701,7 @@
           <w:p>
             <w:pPr>
               <w:spacing w:after="20" w:before="20" w:line="276"/>
-              <w:jc w:val="left"/>
-            </w:pPr>
-            <w:r>
-              <w:rPr>
-                <w:rFonts w:ascii="Times New Roman" w:eastAsia="SimSun"/>
-                <w:b w:val="false"/>
-                <w:bCs w:val="false"/>
-                <w:color w:val="000000"/>
-                <w:sz w:val="20"/>
-                <w:szCs w:val="20"/>
-              </w:rPr>
-              <w:t>P12　一般</w:t>
-            </w:r>
-          </w:p>
-        </w:tc>
-        <w:tc>
-          <w:tcPr>
-            <w:tcW w:type="pct" w:w="56%"/>
-            <w:tcMar>
-              <w:top w:type="dxa" w:w="50"/>
-              <w:left w:type="dxa" w:w="90"/>
-              <w:bottom w:type="dxa" w:w="50"/>
-              <w:right w:type="dxa" w:w="90"/>
-            </w:tcMar>
-          </w:tcPr>
-          <w:p>
-            <w:pPr>
-              <w:spacing w:after="20" w:before="20" w:line="276"/>
-              <w:jc w:val="left"/>
+              <w:jc w:val="center"/>
             </w:pPr>
             <w:r>
               <w:rPr>
@@ -4740,7 +4712,35 @@
                 <w:sz w:val="20"/>
                 <w:szCs w:val="20"/>
               </w:rPr>
-              <w:t xml:space="preserve">位置：5.1～5.5 节（另见 1.1 节）</w:t>
+              <w:t xml:space="preserve">P12　一般</w:t>
+            </w:r>
+          </w:p>
+        </w:tc>
+        <w:tc>
+          <w:tcPr>
+            <w:tcW w:type="pct" w:w="56%"/>
+            <w:tcMar>
+              <w:top w:type="dxa" w:w="50"/>
+              <w:left w:type="dxa" w:w="90"/>
+              <w:bottom w:type="dxa" w:w="50"/>
+              <w:right w:type="dxa" w:w="90"/>
+            </w:tcMar>
+          </w:tcPr>
+          <w:p>
+            <w:pPr>
+              <w:spacing w:after="20" w:before="20" w:line="276"/>
+              <w:jc w:val="left"/>
+            </w:pPr>
+            <w:r>
+              <w:rPr>
+                <w:rFonts w:ascii="Times New Roman" w:eastAsia="SimSun"/>
+                <w:b/>
+                <w:bCs/>
+                <w:color w:val="000000"/>
+                <w:sz w:val="20"/>
+                <w:szCs w:val="20"/>
+              </w:rPr>
+              <w:t xml:space="preserve">位置：5.1、5.2、5.4.4、5.5.1 节（另见 1.1 节）</w:t>
             </w:r>
           </w:p>
           <w:p>
@@ -4774,24 +4774,24 @@
                 <w:sz w:val="20"/>
                 <w:szCs w:val="20"/>
               </w:rPr>
-              <w:t xml:space="preserve">依据：框架第 4 章非功能共 9 条（如“高于99%的正确性”“备份……恢复能力”），无上述容量类指标出处。</w:t>
-            </w:r>
-          </w:p>
-          <w:p>
-            <w:pPr>
-              <w:spacing w:after="20" w:before="20" w:line="276"/>
-              <w:jc w:val="left"/>
-            </w:pPr>
-            <w:r>
-              <w:rPr>
-                <w:rFonts w:ascii="Times New Roman" w:eastAsia="SimSun"/>
-                <w:b w:val="false"/>
-                <w:bCs w:val="false"/>
-                <w:color w:val="000000"/>
-                <w:sz w:val="20"/>
-                <w:szCs w:val="20"/>
-              </w:rPr>
-              <w:t xml:space="preserve">影响：无出处的量化指标将构成对乙方不利的验收标准；与研究所真实规模（教师 17 人、在读学生约 93 人）不匹配。</w:t>
+              <w:t xml:space="preserve">依据：框架第 4 章与两轮澄清中均无下列指标对应条款：200 并发／500 用户（5.1.1）、1TB／10 万条（5.1.4）、RTO／RPO（5.2.2）、日志 180 天（5.2.3）、注释率 20％（5.4.4）、密码 7 天（5.5.1）（逐条对照，依据 Y1、Y10）。</w:t>
+            </w:r>
+          </w:p>
+          <w:p>
+            <w:pPr>
+              <w:spacing w:after="20" w:before="20" w:line="276"/>
+              <w:jc w:val="left"/>
+            </w:pPr>
+            <w:r>
+              <w:rPr>
+                <w:rFonts w:ascii="Times New Roman" w:eastAsia="SimSun"/>
+                <w:b w:val="false"/>
+                <w:bCs w:val="false"/>
+                <w:color w:val="000000"/>
+                <w:sz w:val="20"/>
+                <w:szCs w:val="20"/>
+              </w:rPr>
+              <w:t xml:space="preserve">影响：无出处的量化指标将构成对乙方不利的验收标准；与研究所真实规模（教师 17 人、在读学生约 93 人，见 Y10 基础数据）不匹配。</w:t>
             </w:r>
           </w:p>
         </w:tc>
@@ -4841,35 +4841,7 @@
           <w:p>
             <w:pPr>
               <w:spacing w:after="20" w:before="20" w:line="276"/>
-              <w:jc w:val="left"/>
-            </w:pPr>
-            <w:r>
-              <w:rPr>
-                <w:rFonts w:ascii="Times New Roman" w:eastAsia="SimSun"/>
-                <w:b w:val="false"/>
-                <w:bCs w:val="false"/>
-                <w:color w:val="000000"/>
-                <w:sz w:val="20"/>
-                <w:szCs w:val="20"/>
-              </w:rPr>
-              <w:t>P13　一般</w:t>
-            </w:r>
-          </w:p>
-        </w:tc>
-        <w:tc>
-          <w:tcPr>
-            <w:tcW w:type="pct" w:w="56%"/>
-            <w:tcMar>
-              <w:top w:type="dxa" w:w="50"/>
-              <w:left w:type="dxa" w:w="90"/>
-              <w:bottom w:type="dxa" w:w="50"/>
-              <w:right w:type="dxa" w:w="90"/>
-            </w:tcMar>
-          </w:tcPr>
-          <w:p>
-            <w:pPr>
-              <w:spacing w:after="20" w:before="20" w:line="276"/>
-              <w:jc w:val="left"/>
+              <w:jc w:val="center"/>
             </w:pPr>
             <w:r>
               <w:rPr>
@@ -4880,7 +4852,35 @@
                 <w:sz w:val="20"/>
                 <w:szCs w:val="20"/>
               </w:rPr>
-              <w:t xml:space="preserve">位置：4.3.2.2 节（缺失）</w:t>
+              <w:t xml:space="preserve">P13　一般</w:t>
+            </w:r>
+          </w:p>
+        </w:tc>
+        <w:tc>
+          <w:tcPr>
+            <w:tcW w:type="pct" w:w="56%"/>
+            <w:tcMar>
+              <w:top w:type="dxa" w:w="50"/>
+              <w:left w:type="dxa" w:w="90"/>
+              <w:bottom w:type="dxa" w:w="50"/>
+              <w:right w:type="dxa" w:w="90"/>
+            </w:tcMar>
+          </w:tcPr>
+          <w:p>
+            <w:pPr>
+              <w:spacing w:after="20" w:before="20" w:line="276"/>
+              <w:jc w:val="left"/>
+            </w:pPr>
+            <w:r>
+              <w:rPr>
+                <w:rFonts w:ascii="Times New Roman" w:eastAsia="SimSun"/>
+                <w:b/>
+                <w:bCs/>
+                <w:color w:val="000000"/>
+                <w:sz w:val="20"/>
+                <w:szCs w:val="20"/>
+              </w:rPr>
+              <w:t xml:space="preserve">位置：4.3.2.2 节（编号规则未定义）</w:t>
             </w:r>
           </w:p>
           <w:p>
@@ -4931,7 +4931,7 @@
                 <w:sz w:val="20"/>
                 <w:szCs w:val="20"/>
               </w:rPr>
-              <w:t xml:space="preserve">影响：编号规则缺失，检索字段自造 ISBN 口径；老师下发真实数据图书编号为 B001 风格，换算口径无需求依据；实现 validate.BookCode 已按 7 位规则。</w:t>
+              <w:t xml:space="preserve">影响：编号规则缺失，检索字段自造 ISBN 口径；老师下发真实数据图书编号为 B001 风格（Y10），换算口径无需求依据；实现 validate.BookCode 已按 7 位规则。</w:t>
             </w:r>
           </w:p>
         </w:tc>
@@ -4959,7 +4959,7 @@
                 <w:sz w:val="20"/>
                 <w:szCs w:val="20"/>
               </w:rPr>
-              <w:t xml:space="preserve">补编号规则需求与真实数据换算口径；检索字段对齐框架（编号、书名、作者、出版年份、现在何处）。</w:t>
+              <w:t xml:space="preserve">补编号规则需求与真实数据换算口径；检索字段对齐框架（编号、书名、作者），结果列表展示出版年份与馆藏状态。</w:t>
             </w:r>
           </w:p>
         </w:tc>
@@ -4981,18 +4981,18 @@
           <w:p>
             <w:pPr>
               <w:spacing w:after="20" w:before="20" w:line="276"/>
-              <w:jc w:val="left"/>
-            </w:pPr>
-            <w:r>
-              <w:rPr>
-                <w:rFonts w:ascii="Times New Roman" w:eastAsia="SimSun"/>
-                <w:b w:val="false"/>
-                <w:bCs w:val="false"/>
-                <w:color w:val="000000"/>
-                <w:sz w:val="20"/>
-                <w:szCs w:val="20"/>
-              </w:rPr>
-              <w:t>P14　一般</w:t>
+              <w:jc w:val="center"/>
+            </w:pPr>
+            <w:r>
+              <w:rPr>
+                <w:rFonts w:ascii="Times New Roman" w:eastAsia="SimSun"/>
+                <w:b/>
+                <w:bCs/>
+                <w:color w:val="000000"/>
+                <w:sz w:val="20"/>
+                <w:szCs w:val="20"/>
+              </w:rPr>
+              <w:t xml:space="preserve">P14　一般</w:t>
             </w:r>
           </w:p>
         </w:tc>
@@ -5255,18 +5255,18 @@
           <w:p>
             <w:pPr>
               <w:spacing w:after="20" w:before="20" w:line="276"/>
-              <w:jc w:val="left"/>
-            </w:pPr>
-            <w:r>
-              <w:rPr>
-                <w:rFonts w:ascii="Times New Roman" w:eastAsia="SimSun"/>
-                <w:b w:val="false"/>
-                <w:bCs w:val="false"/>
-                <w:color w:val="000000"/>
-                <w:sz w:val="20"/>
-                <w:szCs w:val="20"/>
-              </w:rPr>
-              <w:t>P15　轻微</w:t>
+              <w:jc w:val="center"/>
+            </w:pPr>
+            <w:r>
+              <w:rPr>
+                <w:rFonts w:ascii="Times New Roman" w:eastAsia="SimSun"/>
+                <w:b/>
+                <w:bCs/>
+                <w:color w:val="000000"/>
+                <w:sz w:val="20"/>
+                <w:szCs w:val="20"/>
+              </w:rPr>
+              <w:t xml:space="preserve">P15　轻微</w:t>
             </w:r>
           </w:p>
         </w:tc>
@@ -5395,18 +5395,18 @@
           <w:p>
             <w:pPr>
               <w:spacing w:after="20" w:before="20" w:line="276"/>
-              <w:jc w:val="left"/>
-            </w:pPr>
-            <w:r>
-              <w:rPr>
-                <w:rFonts w:ascii="Times New Roman" w:eastAsia="SimSun"/>
-                <w:b w:val="false"/>
-                <w:bCs w:val="false"/>
-                <w:color w:val="000000"/>
-                <w:sz w:val="20"/>
-                <w:szCs w:val="20"/>
-              </w:rPr>
-              <w:t>P16　轻微</w:t>
+              <w:jc w:val="center"/>
+            </w:pPr>
+            <w:r>
+              <w:rPr>
+                <w:rFonts w:ascii="Times New Roman" w:eastAsia="SimSun"/>
+                <w:b/>
+                <w:bCs/>
+                <w:color w:val="000000"/>
+                <w:sz w:val="20"/>
+                <w:szCs w:val="20"/>
+              </w:rPr>
+              <w:t xml:space="preserve">P16　轻微</w:t>
             </w:r>
           </w:p>
         </w:tc>
@@ -5535,18 +5535,18 @@
           <w:p>
             <w:pPr>
               <w:spacing w:after="20" w:before="20" w:line="276"/>
-              <w:jc w:val="left"/>
-            </w:pPr>
-            <w:r>
-              <w:rPr>
-                <w:rFonts w:ascii="Times New Roman" w:eastAsia="SimSun"/>
-                <w:b w:val="false"/>
-                <w:bCs w:val="false"/>
-                <w:color w:val="000000"/>
-                <w:sz w:val="20"/>
-                <w:szCs w:val="20"/>
-              </w:rPr>
-              <w:t>P17　轻微</w:t>
+              <w:jc w:val="center"/>
+            </w:pPr>
+            <w:r>
+              <w:rPr>
+                <w:rFonts w:ascii="Times New Roman" w:eastAsia="SimSun"/>
+                <w:b/>
+                <w:bCs/>
+                <w:color w:val="000000"/>
+                <w:sz w:val="20"/>
+                <w:szCs w:val="20"/>
+              </w:rPr>
+              <w:t xml:space="preserve">P17　轻微</w:t>
             </w:r>
           </w:p>
         </w:tc>
@@ -7206,7 +7206,7 @@
           <w:sz w:val="24"/>
           <w:szCs w:val="24"/>
         </w:rPr>
-        <w:t xml:space="preserve">见《需求评审计划_SQA2》表 1-1（编号 Y1～Y9），含业务需求框架 V3.3.1、两轮澄清口径、GB/T 8567-2006 7.11（经核验现行最新、未被替代）、GB/T 9385-2008《计算机软件需求规格说明规范》（SRS 专用现行国标，与 IEEE 830-1998 同源，其 4.4 节八项特性用作质量基准）、GB/T 45802-2025《系统与软件工程 生存周期过程 需求工程》（等同采用 ISO/IEC/IEEE 29148:2018，2025-12-01 实施，现行最新需求工程国标，前瞻参考）、IEEE 830-1998、课件 Oct 13 与 Oct 20、课后作业4_SQA1.zip。</w:t>
+        <w:t xml:space="preserve">见《需求评审计划_SQA2》表 1-1（编号 Y1～Y10），含业务需求框架 V3.3.1、两轮澄清口径、GB/T 8567-2006 7.11（经核验现行最新、未被替代）、GB/T 9385-2008《计算机软件需求规格说明规范》（SRS 专用现行国标，与 IEEE 830-1998 同源，其 4.4 节八项特性用作质量基准）、GB/T 45802-2025《系统与软件工程 生存周期过程 需求工程》（等同采用 ISO/IEC/IEEE 29148:2018，2025-12-01 实施，现行最新需求工程国标，前瞻参考）、IEEE 830-1998、老师 2026-10-12 下发《选择1 基础数据（部分）》9 份 xlsx（Y10）、课件 Oct 13 与 Oct 20、课后作业4_SQA1.zip。</w:t>
       </w:r>
     </w:p>
     <w:p>
@@ -8396,6 +8396,123 @@
                 <w:szCs w:val="20"/>
               </w:rPr>
               <w:t xml:space="preserve">会议记录独立成册为《评审会议记录_SQA2》（本报告 2.2 节保留会议简况）；新增 5.1 改进方向要点（七个方向）；与计划、勾选后检查表、会议记录一并打包为 作业5_SQA2.zip</w:t>
+            </w:r>
+          </w:p>
+        </w:tc>
+        <w:tc>
+          <w:tcPr>
+            <w:tcW w:type="pct" w:w="18%"/>
+            <w:tcMar>
+              <w:top w:type="dxa" w:w="50"/>
+              <w:left w:type="dxa" w:w="90"/>
+              <w:bottom w:type="dxa" w:w="50"/>
+              <w:right w:type="dxa" w:w="90"/>
+            </w:tcMar>
+          </w:tcPr>
+          <w:p>
+            <w:pPr>
+              <w:spacing w:after="20" w:before="20" w:line="276"/>
+              <w:jc w:val="left"/>
+            </w:pPr>
+            <w:r>
+              <w:rPr>
+                <w:rFonts w:ascii="Times New Roman" w:eastAsia="SimSun"/>
+                <w:b w:val="false"/>
+                <w:bCs w:val="false"/>
+                <w:color w:val="000000"/>
+                <w:sz w:val="20"/>
+                <w:szCs w:val="20"/>
+              </w:rPr>
+              <w:t xml:space="preserve">SQA2 评审组</w:t>
+            </w:r>
+          </w:p>
+        </w:tc>
+      </w:tr>
+      <w:tr>
+        <w:trPr>
+          <w:cantSplit/>
+        </w:trPr>
+        <w:tc>
+          <w:tcPr>
+            <w:tcW w:type="pct" w:w="14%"/>
+            <w:tcMar>
+              <w:top w:type="dxa" w:w="50"/>
+              <w:left w:type="dxa" w:w="90"/>
+              <w:bottom w:type="dxa" w:w="50"/>
+              <w:right w:type="dxa" w:w="90"/>
+            </w:tcMar>
+          </w:tcPr>
+          <w:p>
+            <w:pPr>
+              <w:spacing w:after="20" w:before="20" w:line="276"/>
+              <w:jc w:val="left"/>
+            </w:pPr>
+            <w:r>
+              <w:rPr>
+                <w:rFonts w:ascii="Times New Roman" w:eastAsia="SimSun"/>
+                <w:b w:val="false"/>
+                <w:bCs w:val="false"/>
+                <w:color w:val="000000"/>
+                <w:sz w:val="20"/>
+                <w:szCs w:val="20"/>
+              </w:rPr>
+              <w:t xml:space="preserve">2026-10-21</w:t>
+            </w:r>
+          </w:p>
+        </w:tc>
+        <w:tc>
+          <w:tcPr>
+            <w:tcW w:type="pct" w:w="10%"/>
+            <w:tcMar>
+              <w:top w:type="dxa" w:w="50"/>
+              <w:left w:type="dxa" w:w="90"/>
+              <w:bottom w:type="dxa" w:w="50"/>
+              <w:right w:type="dxa" w:w="90"/>
+            </w:tcMar>
+          </w:tcPr>
+          <w:p>
+            <w:pPr>
+              <w:spacing w:after="20" w:before="20" w:line="276"/>
+              <w:jc w:val="left"/>
+            </w:pPr>
+            <w:r>
+              <w:rPr>
+                <w:rFonts w:ascii="Times New Roman" w:eastAsia="SimSun"/>
+                <w:b w:val="false"/>
+                <w:bCs w:val="false"/>
+                <w:color w:val="000000"/>
+                <w:sz w:val="20"/>
+                <w:szCs w:val="20"/>
+              </w:rPr>
+              <w:t xml:space="preserve">V1.4</w:t>
+            </w:r>
+          </w:p>
+        </w:tc>
+        <w:tc>
+          <w:tcPr>
+            <w:tcW w:type="pct" w:w="58%"/>
+            <w:tcMar>
+              <w:top w:type="dxa" w:w="50"/>
+              <w:left w:type="dxa" w:w="90"/>
+              <w:bottom w:type="dxa" w:w="50"/>
+              <w:right w:type="dxa" w:w="90"/>
+            </w:tcMar>
+          </w:tcPr>
+          <w:p>
+            <w:pPr>
+              <w:spacing w:after="20" w:before="20" w:line="276"/>
+              <w:jc w:val="left"/>
+            </w:pPr>
+            <w:r>
+              <w:rPr>
+                <w:rFonts w:ascii="Times New Roman" w:eastAsia="SimSun"/>
+                <w:b w:val="false"/>
+                <w:bCs w:val="false"/>
+                <w:color w:val="000000"/>
+                <w:sz w:val="20"/>
+                <w:szCs w:val="20"/>
+              </w:rPr>
+              <w:t xml:space="preserve">依据会前三份组员核查意见修订：E1 改判“部分符合”并同步统计（符合 11／部分符合 12／不符合 26）；P03 补实现侧“违规可撤销”与澄清口径冲突、P07 改“有全局规则无字段规则”并注明 C6 共同缺失、P09 限定人员检索范围、P11 补“非完全未实现”、P12 改逐条对照并修位置、P13 修位置与建议；2.3 节时间线统一；封面版本同步</w:t>
             </w:r>
           </w:p>
         </w:tc>

--- a/docs/作业5_需求评审_SQA1_20261020/需求评审报告_SQA2.docx
+++ b/docs/作业5_需求评审_SQA1_20261020/需求评审报告_SQA2.docx
@@ -176,7 +176,7 @@
                 <w:sz w:val="24"/>
                 <w:szCs w:val="24"/>
               </w:rPr>
-              <w:t xml:space="preserve">版本 V1.4 · 2026 年 10 月 21 日</w:t>
+              <w:t xml:space="preserve">版本 V1.5 · 2026 年 10 月 21 日</w:t>
             </w:r>
           </w:p>
           <w:p>
@@ -1566,7 +1566,7 @@
           <w:sz w:val="24"/>
           <w:szCs w:val="24"/>
         </w:rPr>
-        <w:t xml:space="preserve">核查方法：以需求框架 V3.3.1 与澄清口径为基准，对 SRS 全文逐条比对；同时采集实现侧证据（docs／需求对照表.md、internal／validate 校验源码、README、测试文档），用于判定 SRS 与实现是否同源。比对过程使用 AI 辅助工具（ZCode）完成条款级自动核对，全部 49 项检查结论由分工评审员人工复核；每条问题按“位置—原文引用—依据—影响—修订建议”体例引证（定位引用写法参照作业3 讲评样例评审意见）。会前共收到三份组员核查意见（钟坤宇＝B3～B9、陈彬＝D／F 组、韦政治＝C／E 组，原文存于 组员核查意见/ 目录），17 项证据表述与 1 项判定（E1 符合→部分符合）据此修订；杨峥分工范围（B10～B15）由评审组长代核，其意见会后补交归档。</w:t>
+        <w:t xml:space="preserve">核查方法：以需求框架 V3.3.1 与澄清口径为基准，对 SRS 全文逐条比对；同时采集实现侧证据（docs／需求对照表.md、internal／validate 校验源码、README、测试文档），用于判定 SRS 与实现是否同源。比对过程使用 AI 辅助工具（ZCode）完成条款级自动核对，全部 49 项检查结论由分工评审员人工复核；每条问题按“位置—原文引用—依据—影响—修订建议”体例引证（定位引用写法参照作业3 讲评样例评审意见）。会前四份组员核查意见齐备（钟坤宇＝B3～B9、杨峥＝B10～B15、韦政治＝C／E 组、陈彬＝D／F 组，原文存于 组员核查意见/ 目录），22 项证据表述与 3 项判定（E1、B12、B15 改判部分符合）据此修订。</w:t>
       </w:r>
     </w:p>
     <w:p>
@@ -1621,7 +1621,7 @@
           <w:sz w:val="24"/>
           <w:szCs w:val="24"/>
         </w:rPr>
-        <w:t xml:space="preserve">评审组于 2026-10-21 20:00～20:45 召开钉钉线上评审会议（主持刘罡甫，记录陈彬，应到 5 人实到 5 人）。会议议程：材料与分工确认→检查表六组结论通报（符合 11、部分符合 12、不符合 26，其中 E1 经组员核查改判）→严重问题 P01～P08 逐条引证表决→一般／轻微问题分级确认→定性讨论与裁决→结论表决→后续行动分派。四则关键裁决：其一，借阅与签到条款按框架判定 SRS 错误、实现正确，定性为正式文档失真而非理解错误；其二，无出处量化指标定性为自设验收风险，处理方式为两级标注而非全部删除；其三，B6～B8 的判定对象为 SRS 文本而非实现（实现按框架恰为 F1／F2 失真证据）；其四，E1 可验证性由“符合”改判“部分符合”，统计同步更正。P01～P17 全票（5/5）确认成立，结论表决为部分批准。逐条表决记录、讨论要点与签到表见《评审会议记录_SQA2》。</w:t>
+        <w:t xml:space="preserve">评审组于 2026-10-21 20:00～20:45 召开钉钉线上评审会议（主持刘罡甫，记录陈彬，应到 5 人实到 5 人）。会议议程：材料与分工确认→检查表六组结论通报（符合 10、部分符合 14、不符合 25，其中 E1、B12、B15 经组员核查改判）→严重问题 P01～P08 逐条引证表决→一般／轻微问题分级确认→定性讨论与裁决→结论表决→后续行动分派。五则关键裁决：其一，借阅与签到条款按框架判定 SRS 错误、实现更贴近框架（P06 的实现审批路由仍放行系统管理员，与框架口径有出入，见该条），定性为正式文档失真而非理解错误；其二，无出处量化指标定性为自设验收风险，处理方式为两级标注而非全部删除；其三，B6～B8 的判定对象为 SRS 文本而非实现（实现按框架恰为 F1／F2 失真证据）；其四，E1 可验证性由“符合”改判“部分符合”；其五，B12、B15 依杨峥复核改判“部分符合”。P01～P17 全票（5/5）确认成立，结论表决为部分批准。逐条表决记录、讨论要点与签到表见《评审会议记录_SQA2》。</w:t>
       </w:r>
     </w:p>
     <w:p>
@@ -3240,24 +3240,24 @@
                 <w:sz w:val="20"/>
                 <w:szCs w:val="20"/>
               </w:rPr>
-              <w:t xml:space="preserve">依据：框架 §3.2.1.2.2 明文：“研究所图书不提供续借服务。”</w:t>
-            </w:r>
-          </w:p>
-          <w:p>
-            <w:pPr>
-              <w:spacing w:after="20" w:before="20" w:line="276"/>
-              <w:jc w:val="left"/>
-            </w:pPr>
-            <w:r>
-              <w:rPr>
-                <w:rFonts w:ascii="Times New Roman" w:eastAsia="SimSun"/>
-                <w:b w:val="false"/>
-                <w:bCs w:val="false"/>
-                <w:color w:val="000000"/>
-                <w:sz w:val="20"/>
-                <w:szCs w:val="20"/>
-              </w:rPr>
-              <w:t xml:space="preserve">影响：与框架禁止性条款直接冲突；实现无续借入口（需求对照表“不提供续借；归还5天后无人借阅方可再借同一图书”）。</w:t>
+              <w:t xml:space="preserve">依据：框架 §3.2.1.2.2 明文：“研究所图书不提供续借服务”；同条并规定“图书归还5天后仍没有人借阅，该教师、同学可以再次借阅同一图书”（5 个自然日冷却期，SRS 亦未定义）。</w:t>
+            </w:r>
+          </w:p>
+          <w:p>
+            <w:pPr>
+              <w:spacing w:after="20" w:before="20" w:line="276"/>
+              <w:jc w:val="left"/>
+            </w:pPr>
+            <w:r>
+              <w:rPr>
+                <w:rFonts w:ascii="Times New Roman" w:eastAsia="SimSun"/>
+                <w:b w:val="false"/>
+                <w:bCs w:val="false"/>
+                <w:color w:val="000000"/>
+                <w:sz w:val="20"/>
+                <w:szCs w:val="20"/>
+              </w:rPr>
+              <w:t xml:space="preserve">影响：与框架禁止性条款直接冲突；冷却期规则同样缺失（经组员核查并入本条，避免遗漏）；实现无续借入口（需求对照表“不提供续借；归还5天后无人借阅方可再借同一图书”）。</w:t>
             </w:r>
           </w:p>
         </w:tc>
@@ -3285,7 +3285,7 @@
                 <w:sz w:val="20"/>
                 <w:szCs w:val="20"/>
               </w:rPr>
-              <w:t xml:space="preserve">删除续借条款。</w:t>
+              <w:t xml:space="preserve">删除续借条款；补归还后 5 个自然日同书再借冷却规则。</w:t>
             </w:r>
           </w:p>
         </w:tc>
@@ -3626,24 +3626,24 @@
                 <w:sz w:val="20"/>
                 <w:szCs w:val="20"/>
               </w:rPr>
-              <w:t xml:space="preserve">位置：4.3.2.1 节（另见 4.2 节）</w:t>
-            </w:r>
-          </w:p>
-          <w:p>
-            <w:pPr>
-              <w:spacing w:after="20" w:before="20" w:line="276"/>
-              <w:jc w:val="left"/>
-            </w:pPr>
-            <w:r>
-              <w:rPr>
-                <w:rFonts w:ascii="Times New Roman" w:eastAsia="SimSun"/>
-                <w:b w:val="false"/>
-                <w:bCs w:val="false"/>
-                <w:color w:val="000000"/>
-                <w:sz w:val="20"/>
-                <w:szCs w:val="20"/>
-              </w:rPr>
-              <w:t xml:space="preserve">SRS 原文：“系统必须支持用户一键签到签出……可查看全所人员出勤率、迟到早退统计……并支持节假日配置功能，管理员可预设节假日及调休安排，系统自动跳过非工作日统计。”</w:t>
+              <w:t xml:space="preserve">位置：4.2、4.3.2.1 节（另见 3.2 节）</w:t>
+            </w:r>
+          </w:p>
+          <w:p>
+            <w:pPr>
+              <w:spacing w:after="20" w:before="20" w:line="276"/>
+              <w:jc w:val="left"/>
+            </w:pPr>
+            <w:r>
+              <w:rPr>
+                <w:rFonts w:ascii="Times New Roman" w:eastAsia="SimSun"/>
+                <w:b w:val="false"/>
+                <w:bCs w:val="false"/>
+                <w:color w:val="000000"/>
+                <w:sz w:val="20"/>
+                <w:szCs w:val="20"/>
+              </w:rPr>
+              <w:t xml:space="preserve">SRS 原文：激励／响应序列表签到行：“1.用户点击签到按钮；2.系统获取当前时间戳与用户ID……”；4.3.2.1：“系统必须支持用户一键签到签出，自动记录精确到秒的时间戳。”（“自动记录时间戳”不等于登录自动签到。）</w:t>
             </w:r>
           </w:p>
           <w:p>
@@ -3677,7 +3677,7 @@
                 <w:sz w:val="20"/>
                 <w:szCs w:val="20"/>
               </w:rPr>
-              <w:t xml:space="preserve">影响：签到机制由登录／登出自动改为手动点击，并自加节假日、出勤率、迟到早退等多项无上位依据功能；实现于登录／登出时自动签到签出（auth.go），与 SRS 相反。</w:t>
+              <w:t xml:space="preserve">影响：签到触发机制由登录／登出自动改为手动点击，与框架直接冲突；SRS 已写所长与教师两级统计视图，但教师未限定全职；出勤率、迟到早退、节假日与调休属新增口径。源码 DoLogin／Logout 调用 CheckIn／CheckOut 的自动签到路径仅作文档与实现不一致的辅证，不构成运行验证结论。</w:t>
             </w:r>
           </w:p>
         </w:tc>
@@ -3705,7 +3705,7 @@
                 <w:sz w:val="20"/>
                 <w:szCs w:val="20"/>
               </w:rPr>
-              <w:t xml:space="preserve">改回登录／登出自动机制与所长／全职教师两级统计；自加功能删除或标注为扩展建议。</w:t>
+              <w:t xml:space="preserve">恢复登录／登出自动触发与两级统计权限（教师限定全职）；节假日、调休、出勤率、迟到早退标注为待确认扩展。</w:t>
             </w:r>
           </w:p>
         </w:tc>
@@ -3783,7 +3783,7 @@
                 <w:sz w:val="20"/>
                 <w:szCs w:val="20"/>
               </w:rPr>
-              <w:t xml:space="preserve">SRS 原文：激励／响应序列表图书借阅行：“3.管理员审核通过；4.系统更新库存、生成借阅记录、设置归还提醒。”</w:t>
+              <w:t xml:space="preserve">SRS 原文：激励／响应序列表图书借阅行：“3.管理员审核通过”；§4.3.2.1 另有“所长账号需具备全局统计视图”——有所长提及，但全文未定义业务角色授权机制。</w:t>
             </w:r>
           </w:p>
           <w:p>
@@ -3817,7 +3817,7 @@
                 <w:sz w:val="20"/>
                 <w:szCs w:val="20"/>
               </w:rPr>
-              <w:t xml:space="preserve">影响：审核角色错误（图书管理教师≠系统管理员），且 SRS 全文未定义所长、图书管理教师业务角色及管理员指定机制；实现含所长与图书资料管理标志位，与 SRS 相反。</w:t>
+              <w:t xml:space="preserve">影响：审核主体混称与业务授权机制不完整：借阅流程将审核者统称“管理员”，未明确为负责资料保管的教师；所长、图书管理教师的指定、撤销与权限边界未定义。实现含 IsBookKeeper／IsDirector 标记与教师审核路径，但审批路由同时放行系统管理员（adminOrBookKeeper），与“负责资料保管的教师审核”的框架口径仍有出入——静态代码核对仅证明存在更贴近框架的实现路径，不构成运行或验收结论。</w:t>
             </w:r>
           </w:p>
         </w:tc>
@@ -3845,7 +3845,7 @@
                 <w:sz w:val="20"/>
                 <w:szCs w:val="20"/>
               </w:rPr>
-              <w:t xml:space="preserve">补充业务角色定义与指定机制；审核权限归图书管理教师。</w:t>
+              <w:t xml:space="preserve">补业务角色授权矩阵，由系统管理员指定相关教师身份；明确借阅审核、上限设置、违规确认的执行角色；系统管理员是否兼有业务审核权另行与甲方确认。</w:t>
             </w:r>
           </w:p>
         </w:tc>
@@ -4460,58 +4460,58 @@
                 <w:sz w:val="20"/>
                 <w:szCs w:val="20"/>
               </w:rPr>
-              <w:t xml:space="preserve">位置：2.4、2.6 节（未需求化）</w:t>
-            </w:r>
-          </w:p>
-          <w:p>
-            <w:pPr>
-              <w:spacing w:after="20" w:before="20" w:line="276"/>
-              <w:jc w:val="left"/>
-            </w:pPr>
-            <w:r>
-              <w:rPr>
-                <w:rFonts w:ascii="Times New Roman" w:eastAsia="SimSun"/>
-                <w:b w:val="false"/>
-                <w:bCs w:val="false"/>
-                <w:color w:val="000000"/>
-                <w:sz w:val="20"/>
-                <w:szCs w:val="20"/>
-              </w:rPr>
-              <w:t xml:space="preserve">SRS 原文：仅运行环境一句：“系统部署环境需满足研究所现有网站数据的导入需求”。</w:t>
-            </w:r>
-          </w:p>
-          <w:p>
-            <w:pPr>
-              <w:spacing w:after="20" w:before="20" w:line="276"/>
-              <w:jc w:val="left"/>
-            </w:pPr>
-            <w:r>
-              <w:rPr>
-                <w:rFonts w:ascii="Times New Roman" w:eastAsia="SimSun"/>
-                <w:b w:val="false"/>
-                <w:bCs w:val="false"/>
-                <w:color w:val="000000"/>
-                <w:sz w:val="20"/>
-                <w:szCs w:val="20"/>
-              </w:rPr>
-              <w:t xml:space="preserve">依据：框架 §3 开篇：“新开发的管理系统应支持对现有网站数据的导入功能。”</w:t>
-            </w:r>
-          </w:p>
-          <w:p>
-            <w:pPr>
-              <w:spacing w:after="20" w:before="20" w:line="276"/>
-              <w:jc w:val="left"/>
-            </w:pPr>
-            <w:r>
-              <w:rPr>
-                <w:rFonts w:ascii="Times New Roman" w:eastAsia="SimSun"/>
-                <w:b w:val="false"/>
-                <w:bCs w:val="false"/>
-                <w:color w:val="000000"/>
-                <w:sz w:val="20"/>
-                <w:szCs w:val="20"/>
-              </w:rPr>
-              <w:t xml:space="preserve">影响：导入对象、格式、校验均未定义，无法支撑验收；且未与老师 2026-10-12 下发基础数据（图书 B001 编号换算、借阅表无日期）衔接。</w:t>
+              <w:t xml:space="preserve">位置：2.4、2.6 节（整站迁移需求不完整）</w:t>
+            </w:r>
+          </w:p>
+          <w:p>
+            <w:pPr>
+              <w:spacing w:after="20" w:before="20" w:line="276"/>
+              <w:jc w:val="left"/>
+            </w:pPr>
+            <w:r>
+              <w:rPr>
+                <w:rFonts w:ascii="Times New Roman" w:eastAsia="SimSun"/>
+                <w:b w:val="false"/>
+                <w:bCs w:val="false"/>
+                <w:color w:val="000000"/>
+                <w:sz w:val="20"/>
+                <w:szCs w:val="20"/>
+              </w:rPr>
+              <w:t xml:space="preserve">SRS 原文：SRS 已在 §2.2／§2.5／§3.3／§4.3.3.1 定义 Excel/CSV 用户批量导入及部分校验与错误反馈；§2.4、§2.6 提及“研究所现有网站数据的导入需求”与师资、图书目录、历史研究成果等数据依赖。</w:t>
+            </w:r>
+          </w:p>
+          <w:p>
+            <w:pPr>
+              <w:spacing w:after="20" w:before="20" w:line="276"/>
+              <w:jc w:val="left"/>
+            </w:pPr>
+            <w:r>
+              <w:rPr>
+                <w:rFonts w:ascii="Times New Roman" w:eastAsia="SimSun"/>
+                <w:b w:val="false"/>
+                <w:bCs w:val="false"/>
+                <w:color w:val="000000"/>
+                <w:sz w:val="20"/>
+                <w:szCs w:val="20"/>
+              </w:rPr>
+              <w:t xml:space="preserve">依据：框架 §3 开篇：“新开发的管理系统应支持对现有网站数据的导入功能。”（现有网站数据不限于注册用户。）</w:t>
+            </w:r>
+          </w:p>
+          <w:p>
+            <w:pPr>
+              <w:spacing w:after="20" w:before="20" w:line="276"/>
+              <w:jc w:val="left"/>
+            </w:pPr>
+            <w:r>
+              <w:rPr>
+                <w:rFonts w:ascii="Times New Roman" w:eastAsia="SimSun"/>
+                <w:b w:val="false"/>
+                <w:bCs w:val="false"/>
+                <w:color w:val="000000"/>
+                <w:sz w:val="20"/>
+                <w:szCs w:val="20"/>
+              </w:rPr>
+              <w:t xml:space="preserve">影响：除用户外的迁移对象（图书目录、历史成果等）未分项落为功能需求：迁移范围、字段映射、关联关系、失败处理与迁移后验收条件不明确；源码 import.go 与设计说明可佐证用户导入，不能证明整站迁移完成。</w:t>
             </w:r>
           </w:p>
         </w:tc>
@@ -4539,7 +4539,7 @@
                 <w:sz w:val="20"/>
                 <w:szCs w:val="20"/>
               </w:rPr>
-              <w:t xml:space="preserve">定义导入功能需求（对象、格式、校验），并与下发数据衔接。</w:t>
+              <w:t xml:space="preserve">补迁移范围表（对象、字段映射、关联关系、失败处理、验收条件），已定义部分交叉引用、不重复要求全部重写；与老师下发基础数据（Y10）衔接。</w:t>
             </w:r>
           </w:p>
         </w:tc>
@@ -8513,6 +8513,123 @@
                 <w:szCs w:val="20"/>
               </w:rPr>
               <w:t xml:space="preserve">依据会前三份组员核查意见修订：E1 改判“部分符合”并同步统计（符合 11／部分符合 12／不符合 26）；P03 补实现侧“违规可撤销”与澄清口径冲突、P07 改“有全局规则无字段规则”并注明 C6 共同缺失、P09 限定人员检索范围、P11 补“非完全未实现”、P12 改逐条对照并修位置、P13 修位置与建议；2.3 节时间线统一；封面版本同步</w:t>
+            </w:r>
+          </w:p>
+        </w:tc>
+        <w:tc>
+          <w:tcPr>
+            <w:tcW w:type="pct" w:w="18%"/>
+            <w:tcMar>
+              <w:top w:type="dxa" w:w="50"/>
+              <w:left w:type="dxa" w:w="90"/>
+              <w:bottom w:type="dxa" w:w="50"/>
+              <w:right w:type="dxa" w:w="90"/>
+            </w:tcMar>
+          </w:tcPr>
+          <w:p>
+            <w:pPr>
+              <w:spacing w:after="20" w:before="20" w:line="276"/>
+              <w:jc w:val="left"/>
+            </w:pPr>
+            <w:r>
+              <w:rPr>
+                <w:rFonts w:ascii="Times New Roman" w:eastAsia="SimSun"/>
+                <w:b w:val="false"/>
+                <w:bCs w:val="false"/>
+                <w:color w:val="000000"/>
+                <w:sz w:val="20"/>
+                <w:szCs w:val="20"/>
+              </w:rPr>
+              <w:t xml:space="preserve">SQA2 评审组</w:t>
+            </w:r>
+          </w:p>
+        </w:tc>
+      </w:tr>
+      <w:tr>
+        <w:trPr>
+          <w:cantSplit/>
+        </w:trPr>
+        <w:tc>
+          <w:tcPr>
+            <w:tcW w:type="pct" w:w="14%"/>
+            <w:tcMar>
+              <w:top w:type="dxa" w:w="50"/>
+              <w:left w:type="dxa" w:w="90"/>
+              <w:bottom w:type="dxa" w:w="50"/>
+              <w:right w:type="dxa" w:w="90"/>
+            </w:tcMar>
+          </w:tcPr>
+          <w:p>
+            <w:pPr>
+              <w:spacing w:after="20" w:before="20" w:line="276"/>
+              <w:jc w:val="left"/>
+            </w:pPr>
+            <w:r>
+              <w:rPr>
+                <w:rFonts w:ascii="Times New Roman" w:eastAsia="SimSun"/>
+                <w:b w:val="false"/>
+                <w:bCs w:val="false"/>
+                <w:color w:val="000000"/>
+                <w:sz w:val="20"/>
+                <w:szCs w:val="20"/>
+              </w:rPr>
+              <w:t xml:space="preserve">2026-10-21</w:t>
+            </w:r>
+          </w:p>
+        </w:tc>
+        <w:tc>
+          <w:tcPr>
+            <w:tcW w:type="pct" w:w="10%"/>
+            <w:tcMar>
+              <w:top w:type="dxa" w:w="50"/>
+              <w:left w:type="dxa" w:w="90"/>
+              <w:bottom w:type="dxa" w:w="50"/>
+              <w:right w:type="dxa" w:w="90"/>
+            </w:tcMar>
+          </w:tcPr>
+          <w:p>
+            <w:pPr>
+              <w:spacing w:after="20" w:before="20" w:line="276"/>
+              <w:jc w:val="left"/>
+            </w:pPr>
+            <w:r>
+              <w:rPr>
+                <w:rFonts w:ascii="Times New Roman" w:eastAsia="SimSun"/>
+                <w:b w:val="false"/>
+                <w:bCs w:val="false"/>
+                <w:color w:val="000000"/>
+                <w:sz w:val="20"/>
+                <w:szCs w:val="20"/>
+              </w:rPr>
+              <w:t xml:space="preserve">V1.5</w:t>
+            </w:r>
+          </w:p>
+        </w:tc>
+        <w:tc>
+          <w:tcPr>
+            <w:tcW w:type="pct" w:w="58%"/>
+            <w:tcMar>
+              <w:top w:type="dxa" w:w="50"/>
+              <w:left w:type="dxa" w:w="90"/>
+              <w:bottom w:type="dxa" w:w="50"/>
+              <w:right w:type="dxa" w:w="90"/>
+            </w:tcMar>
+          </w:tcPr>
+          <w:p>
+            <w:pPr>
+              <w:spacing w:after="20" w:before="20" w:line="276"/>
+              <w:jc w:val="left"/>
+            </w:pPr>
+            <w:r>
+              <w:rPr>
+                <w:rFonts w:ascii="Times New Roman" w:eastAsia="SimSun"/>
+                <w:b w:val="false"/>
+                <w:bCs w:val="false"/>
+                <w:color w:val="000000"/>
+                <w:sz w:val="20"/>
+                <w:szCs w:val="20"/>
+              </w:rPr>
+              <w:t xml:space="preserve">依据杨峥会前复核意见修订：B12、B15 改判“部分符合”，统计更正为 10／14／25；P05 引语分段并限定源码为辅证、P06 收紧为“审核主体混称与业务授权机制不完整”（补审批路由放行系统管理员事实）、P10 收紧为“整站迁移需求不完整”、P02 并入 5 天冷却期规则；2.2 节统计与裁决数同步</w:t>
             </w:r>
           </w:p>
         </w:tc>

--- a/docs/作业5_需求评审_SQA1_20261020/需求评审报告_SQA2.docx
+++ b/docs/作业5_需求评审_SQA1_20261020/需求评审报告_SQA2.docx
@@ -895,6 +895,7 @@
               <w:bottom w:type="dxa" w:w="50"/>
               <w:right w:type="dxa" w:w="90"/>
             </w:tcMar>
+            <w:vAlign w:val="center"/>
           </w:tcPr>
           <w:p>
             <w:pPr>
@@ -924,6 +925,7 @@
               <w:bottom w:type="dxa" w:w="50"/>
               <w:right w:type="dxa" w:w="90"/>
             </w:tcMar>
+            <w:vAlign w:val="center"/>
           </w:tcPr>
           <w:p>
             <w:pPr>
@@ -957,11 +959,12 @@
               <w:bottom w:type="dxa" w:w="50"/>
               <w:right w:type="dxa" w:w="90"/>
             </w:tcMar>
-          </w:tcPr>
-          <w:p>
-            <w:pPr>
-              <w:spacing w:after="20" w:before="20" w:line="276"/>
-              <w:jc w:val="left"/>
+            <w:vAlign w:val="center"/>
+          </w:tcPr>
+          <w:p>
+            <w:pPr>
+              <w:spacing w:after="20" w:before="20" w:line="276"/>
+              <w:jc w:val="center"/>
             </w:pPr>
             <w:r>
               <w:rPr>
@@ -985,6 +988,7 @@
               <w:bottom w:type="dxa" w:w="50"/>
               <w:right w:type="dxa" w:w="90"/>
             </w:tcMar>
+            <w:vAlign w:val="center"/>
           </w:tcPr>
           <w:p>
             <w:pPr>
@@ -1018,11 +1022,12 @@
               <w:bottom w:type="dxa" w:w="50"/>
               <w:right w:type="dxa" w:w="90"/>
             </w:tcMar>
-          </w:tcPr>
-          <w:p>
-            <w:pPr>
-              <w:spacing w:after="20" w:before="20" w:line="276"/>
-              <w:jc w:val="left"/>
+            <w:vAlign w:val="center"/>
+          </w:tcPr>
+          <w:p>
+            <w:pPr>
+              <w:spacing w:after="20" w:before="20" w:line="276"/>
+              <w:jc w:val="center"/>
             </w:pPr>
             <w:r>
               <w:rPr>
@@ -1046,6 +1051,7 @@
               <w:bottom w:type="dxa" w:w="50"/>
               <w:right w:type="dxa" w:w="90"/>
             </w:tcMar>
+            <w:vAlign w:val="center"/>
           </w:tcPr>
           <w:p>
             <w:pPr>
@@ -1079,11 +1085,12 @@
               <w:bottom w:type="dxa" w:w="50"/>
               <w:right w:type="dxa" w:w="90"/>
             </w:tcMar>
-          </w:tcPr>
-          <w:p>
-            <w:pPr>
-              <w:spacing w:after="20" w:before="20" w:line="276"/>
-              <w:jc w:val="left"/>
+            <w:vAlign w:val="center"/>
+          </w:tcPr>
+          <w:p>
+            <w:pPr>
+              <w:spacing w:after="20" w:before="20" w:line="276"/>
+              <w:jc w:val="center"/>
             </w:pPr>
             <w:r>
               <w:rPr>
@@ -1107,6 +1114,7 @@
               <w:bottom w:type="dxa" w:w="50"/>
               <w:right w:type="dxa" w:w="90"/>
             </w:tcMar>
+            <w:vAlign w:val="center"/>
           </w:tcPr>
           <w:p>
             <w:pPr>
@@ -1140,11 +1148,12 @@
               <w:bottom w:type="dxa" w:w="50"/>
               <w:right w:type="dxa" w:w="90"/>
             </w:tcMar>
-          </w:tcPr>
-          <w:p>
-            <w:pPr>
-              <w:spacing w:after="20" w:before="20" w:line="276"/>
-              <w:jc w:val="left"/>
+            <w:vAlign w:val="center"/>
+          </w:tcPr>
+          <w:p>
+            <w:pPr>
+              <w:spacing w:after="20" w:before="20" w:line="276"/>
+              <w:jc w:val="center"/>
             </w:pPr>
             <w:r>
               <w:rPr>
@@ -1168,6 +1177,7 @@
               <w:bottom w:type="dxa" w:w="50"/>
               <w:right w:type="dxa" w:w="90"/>
             </w:tcMar>
+            <w:vAlign w:val="center"/>
           </w:tcPr>
           <w:p>
             <w:pPr>
@@ -1201,11 +1211,12 @@
               <w:bottom w:type="dxa" w:w="50"/>
               <w:right w:type="dxa" w:w="90"/>
             </w:tcMar>
-          </w:tcPr>
-          <w:p>
-            <w:pPr>
-              <w:spacing w:after="20" w:before="20" w:line="276"/>
-              <w:jc w:val="left"/>
+            <w:vAlign w:val="center"/>
+          </w:tcPr>
+          <w:p>
+            <w:pPr>
+              <w:spacing w:after="20" w:before="20" w:line="276"/>
+              <w:jc w:val="center"/>
             </w:pPr>
             <w:r>
               <w:rPr>
@@ -1229,6 +1240,7 @@
               <w:bottom w:type="dxa" w:w="50"/>
               <w:right w:type="dxa" w:w="90"/>
             </w:tcMar>
+            <w:vAlign w:val="center"/>
           </w:tcPr>
           <w:p>
             <w:pPr>
@@ -1262,11 +1274,12 @@
               <w:bottom w:type="dxa" w:w="50"/>
               <w:right w:type="dxa" w:w="90"/>
             </w:tcMar>
-          </w:tcPr>
-          <w:p>
-            <w:pPr>
-              <w:spacing w:after="20" w:before="20" w:line="276"/>
-              <w:jc w:val="left"/>
+            <w:vAlign w:val="center"/>
+          </w:tcPr>
+          <w:p>
+            <w:pPr>
+              <w:spacing w:after="20" w:before="20" w:line="276"/>
+              <w:jc w:val="center"/>
             </w:pPr>
             <w:r>
               <w:rPr>
@@ -1290,6 +1303,7 @@
               <w:bottom w:type="dxa" w:w="50"/>
               <w:right w:type="dxa" w:w="90"/>
             </w:tcMar>
+            <w:vAlign w:val="center"/>
           </w:tcPr>
           <w:p>
             <w:pPr>
@@ -1323,11 +1337,12 @@
               <w:bottom w:type="dxa" w:w="50"/>
               <w:right w:type="dxa" w:w="90"/>
             </w:tcMar>
-          </w:tcPr>
-          <w:p>
-            <w:pPr>
-              <w:spacing w:after="20" w:before="20" w:line="276"/>
-              <w:jc w:val="left"/>
+            <w:vAlign w:val="center"/>
+          </w:tcPr>
+          <w:p>
+            <w:pPr>
+              <w:spacing w:after="20" w:before="20" w:line="276"/>
+              <w:jc w:val="center"/>
             </w:pPr>
             <w:r>
               <w:rPr>
@@ -1351,6 +1366,7 @@
               <w:bottom w:type="dxa" w:w="50"/>
               <w:right w:type="dxa" w:w="90"/>
             </w:tcMar>
+            <w:vAlign w:val="center"/>
           </w:tcPr>
           <w:p>
             <w:pPr>
@@ -1384,11 +1400,12 @@
               <w:bottom w:type="dxa" w:w="50"/>
               <w:right w:type="dxa" w:w="90"/>
             </w:tcMar>
-          </w:tcPr>
-          <w:p>
-            <w:pPr>
-              <w:spacing w:after="20" w:before="20" w:line="276"/>
-              <w:jc w:val="left"/>
+            <w:vAlign w:val="center"/>
+          </w:tcPr>
+          <w:p>
+            <w:pPr>
+              <w:spacing w:after="20" w:before="20" w:line="276"/>
+              <w:jc w:val="center"/>
             </w:pPr>
             <w:r>
               <w:rPr>
@@ -1412,6 +1429,7 @@
               <w:bottom w:type="dxa" w:w="50"/>
               <w:right w:type="dxa" w:w="90"/>
             </w:tcMar>
+            <w:vAlign w:val="center"/>
           </w:tcPr>
           <w:p>
             <w:pPr>
@@ -1445,11 +1463,12 @@
               <w:bottom w:type="dxa" w:w="50"/>
               <w:right w:type="dxa" w:w="90"/>
             </w:tcMar>
-          </w:tcPr>
-          <w:p>
-            <w:pPr>
-              <w:spacing w:after="20" w:before="20" w:line="276"/>
-              <w:jc w:val="left"/>
+            <w:vAlign w:val="center"/>
+          </w:tcPr>
+          <w:p>
+            <w:pPr>
+              <w:spacing w:after="20" w:before="20" w:line="276"/>
+              <w:jc w:val="center"/>
             </w:pPr>
             <w:r>
               <w:rPr>
@@ -1473,6 +1492,7 @@
               <w:bottom w:type="dxa" w:w="50"/>
               <w:right w:type="dxa" w:w="90"/>
             </w:tcMar>
+            <w:vAlign w:val="center"/>
           </w:tcPr>
           <w:p>
             <w:pPr>
@@ -1733,6 +1753,7 @@
               <w:bottom w:type="dxa" w:w="50"/>
               <w:right w:type="dxa" w:w="90"/>
             </w:tcMar>
+            <w:vAlign w:val="center"/>
           </w:tcPr>
           <w:p>
             <w:pPr>
@@ -1754,7 +1775,7 @@
         </w:tc>
         <w:tc>
           <w:tcPr>
-            <w:tcW w:type="pct" w:w="12%"/>
+            <w:tcW w:type="pct" w:w="15%"/>
             <w:shd w:fill="529286" w:val="clear"/>
             <w:tcMar>
               <w:top w:type="dxa" w:w="50"/>
@@ -1762,6 +1783,7 @@
               <w:bottom w:type="dxa" w:w="50"/>
               <w:right w:type="dxa" w:w="90"/>
             </w:tcMar>
+            <w:vAlign w:val="center"/>
           </w:tcPr>
           <w:p>
             <w:pPr>
@@ -1783,7 +1805,7 @@
         </w:tc>
         <w:tc>
           <w:tcPr>
-            <w:tcW w:type="pct" w:w="12%"/>
+            <w:tcW w:type="pct" w:w="15%"/>
             <w:shd w:fill="529286" w:val="clear"/>
             <w:tcMar>
               <w:top w:type="dxa" w:w="50"/>
@@ -1791,6 +1813,7 @@
               <w:bottom w:type="dxa" w:w="50"/>
               <w:right w:type="dxa" w:w="90"/>
             </w:tcMar>
+            <w:vAlign w:val="center"/>
           </w:tcPr>
           <w:p>
             <w:pPr>
@@ -1812,7 +1835,7 @@
         </w:tc>
         <w:tc>
           <w:tcPr>
-            <w:tcW w:type="pct" w:w="12%"/>
+            <w:tcW w:type="pct" w:w="15%"/>
             <w:shd w:fill="529286" w:val="clear"/>
             <w:tcMar>
               <w:top w:type="dxa" w:w="50"/>
@@ -1820,6 +1843,7 @@
               <w:bottom w:type="dxa" w:w="50"/>
               <w:right w:type="dxa" w:w="90"/>
             </w:tcMar>
+            <w:vAlign w:val="center"/>
           </w:tcPr>
           <w:p>
             <w:pPr>
@@ -1841,7 +1865,7 @@
         </w:tc>
         <w:tc>
           <w:tcPr>
-            <w:tcW w:type="pct" w:w="24%"/>
+            <w:tcW w:type="pct" w:w="15%"/>
             <w:shd w:fill="529286" w:val="clear"/>
             <w:tcMar>
               <w:top w:type="dxa" w:w="50"/>
@@ -1849,6 +1873,7 @@
               <w:bottom w:type="dxa" w:w="50"/>
               <w:right w:type="dxa" w:w="90"/>
             </w:tcMar>
+            <w:vAlign w:val="center"/>
           </w:tcPr>
           <w:p>
             <w:pPr>
@@ -1882,11 +1907,12 @@
               <w:bottom w:type="dxa" w:w="50"/>
               <w:right w:type="dxa" w:w="90"/>
             </w:tcMar>
-          </w:tcPr>
-          <w:p>
-            <w:pPr>
-              <w:spacing w:after="20" w:before="20" w:line="276"/>
-              <w:jc w:val="left"/>
+            <w:vAlign w:val="center"/>
+          </w:tcPr>
+          <w:p>
+            <w:pPr>
+              <w:spacing w:after="20" w:before="20" w:line="276"/>
+              <w:jc w:val="center"/>
             </w:pPr>
             <w:r>
               <w:rPr>
@@ -1903,18 +1929,19 @@
         </w:tc>
         <w:tc>
           <w:tcPr>
-            <w:tcW w:type="pct" w:w="12%"/>
-            <w:tcMar>
-              <w:top w:type="dxa" w:w="50"/>
-              <w:left w:type="dxa" w:w="90"/>
-              <w:bottom w:type="dxa" w:w="50"/>
-              <w:right w:type="dxa" w:w="90"/>
-            </w:tcMar>
-          </w:tcPr>
-          <w:p>
-            <w:pPr>
-              <w:spacing w:after="20" w:before="20" w:line="276"/>
-              <w:jc w:val="left"/>
+            <w:tcW w:type="pct" w:w="15%"/>
+            <w:tcMar>
+              <w:top w:type="dxa" w:w="50"/>
+              <w:left w:type="dxa" w:w="90"/>
+              <w:bottom w:type="dxa" w:w="50"/>
+              <w:right w:type="dxa" w:w="90"/>
+            </w:tcMar>
+            <w:vAlign w:val="center"/>
+          </w:tcPr>
+          <w:p>
+            <w:pPr>
+              <w:spacing w:after="20" w:before="20" w:line="276"/>
+              <w:jc w:val="center"/>
             </w:pPr>
             <w:r>
               <w:rPr>
@@ -1931,18 +1958,19 @@
         </w:tc>
         <w:tc>
           <w:tcPr>
-            <w:tcW w:type="pct" w:w="12%"/>
-            <w:tcMar>
-              <w:top w:type="dxa" w:w="50"/>
-              <w:left w:type="dxa" w:w="90"/>
-              <w:bottom w:type="dxa" w:w="50"/>
-              <w:right w:type="dxa" w:w="90"/>
-            </w:tcMar>
-          </w:tcPr>
-          <w:p>
-            <w:pPr>
-              <w:spacing w:after="20" w:before="20" w:line="276"/>
-              <w:jc w:val="left"/>
+            <w:tcW w:type="pct" w:w="15%"/>
+            <w:tcMar>
+              <w:top w:type="dxa" w:w="50"/>
+              <w:left w:type="dxa" w:w="90"/>
+              <w:bottom w:type="dxa" w:w="50"/>
+              <w:right w:type="dxa" w:w="90"/>
+            </w:tcMar>
+            <w:vAlign w:val="center"/>
+          </w:tcPr>
+          <w:p>
+            <w:pPr>
+              <w:spacing w:after="20" w:before="20" w:line="276"/>
+              <w:jc w:val="center"/>
             </w:pPr>
             <w:r>
               <w:rPr>
@@ -1959,18 +1987,19 @@
         </w:tc>
         <w:tc>
           <w:tcPr>
-            <w:tcW w:type="pct" w:w="12%"/>
-            <w:tcMar>
-              <w:top w:type="dxa" w:w="50"/>
-              <w:left w:type="dxa" w:w="90"/>
-              <w:bottom w:type="dxa" w:w="50"/>
-              <w:right w:type="dxa" w:w="90"/>
-            </w:tcMar>
-          </w:tcPr>
-          <w:p>
-            <w:pPr>
-              <w:spacing w:after="20" w:before="20" w:line="276"/>
-              <w:jc w:val="left"/>
+            <w:tcW w:type="pct" w:w="15%"/>
+            <w:tcMar>
+              <w:top w:type="dxa" w:w="50"/>
+              <w:left w:type="dxa" w:w="90"/>
+              <w:bottom w:type="dxa" w:w="50"/>
+              <w:right w:type="dxa" w:w="90"/>
+            </w:tcMar>
+            <w:vAlign w:val="center"/>
+          </w:tcPr>
+          <w:p>
+            <w:pPr>
+              <w:spacing w:after="20" w:before="20" w:line="276"/>
+              <w:jc w:val="center"/>
             </w:pPr>
             <w:r>
               <w:rPr>
@@ -1987,18 +2016,19 @@
         </w:tc>
         <w:tc>
           <w:tcPr>
-            <w:tcW w:type="pct" w:w="24%"/>
-            <w:tcMar>
-              <w:top w:type="dxa" w:w="50"/>
-              <w:left w:type="dxa" w:w="90"/>
-              <w:bottom w:type="dxa" w:w="50"/>
-              <w:right w:type="dxa" w:w="90"/>
-            </w:tcMar>
-          </w:tcPr>
-          <w:p>
-            <w:pPr>
-              <w:spacing w:after="20" w:before="20" w:line="276"/>
-              <w:jc w:val="left"/>
+            <w:tcW w:type="pct" w:w="15%"/>
+            <w:tcMar>
+              <w:top w:type="dxa" w:w="50"/>
+              <w:left w:type="dxa" w:w="90"/>
+              <w:bottom w:type="dxa" w:w="50"/>
+              <w:right w:type="dxa" w:w="90"/>
+            </w:tcMar>
+            <w:vAlign w:val="center"/>
+          </w:tcPr>
+          <w:p>
+            <w:pPr>
+              <w:spacing w:after="20" w:before="20" w:line="276"/>
+              <w:jc w:val="center"/>
             </w:pPr>
             <w:r>
               <w:rPr>
@@ -2027,11 +2057,12 @@
               <w:bottom w:type="dxa" w:w="50"/>
               <w:right w:type="dxa" w:w="90"/>
             </w:tcMar>
-          </w:tcPr>
-          <w:p>
-            <w:pPr>
-              <w:spacing w:after="20" w:before="20" w:line="276"/>
-              <w:jc w:val="left"/>
+            <w:vAlign w:val="center"/>
+          </w:tcPr>
+          <w:p>
+            <w:pPr>
+              <w:spacing w:after="20" w:before="20" w:line="276"/>
+              <w:jc w:val="center"/>
             </w:pPr>
             <w:r>
               <w:rPr>
@@ -2048,18 +2079,19 @@
         </w:tc>
         <w:tc>
           <w:tcPr>
-            <w:tcW w:type="pct" w:w="12%"/>
-            <w:tcMar>
-              <w:top w:type="dxa" w:w="50"/>
-              <w:left w:type="dxa" w:w="90"/>
-              <w:bottom w:type="dxa" w:w="50"/>
-              <w:right w:type="dxa" w:w="90"/>
-            </w:tcMar>
-          </w:tcPr>
-          <w:p>
-            <w:pPr>
-              <w:spacing w:after="20" w:before="20" w:line="276"/>
-              <w:jc w:val="left"/>
+            <w:tcW w:type="pct" w:w="15%"/>
+            <w:tcMar>
+              <w:top w:type="dxa" w:w="50"/>
+              <w:left w:type="dxa" w:w="90"/>
+              <w:bottom w:type="dxa" w:w="50"/>
+              <w:right w:type="dxa" w:w="90"/>
+            </w:tcMar>
+            <w:vAlign w:val="center"/>
+          </w:tcPr>
+          <w:p>
+            <w:pPr>
+              <w:spacing w:after="20" w:before="20" w:line="276"/>
+              <w:jc w:val="center"/>
             </w:pPr>
             <w:r>
               <w:rPr>
@@ -2076,18 +2108,19 @@
         </w:tc>
         <w:tc>
           <w:tcPr>
-            <w:tcW w:type="pct" w:w="12%"/>
-            <w:tcMar>
-              <w:top w:type="dxa" w:w="50"/>
-              <w:left w:type="dxa" w:w="90"/>
-              <w:bottom w:type="dxa" w:w="50"/>
-              <w:right w:type="dxa" w:w="90"/>
-            </w:tcMar>
-          </w:tcPr>
-          <w:p>
-            <w:pPr>
-              <w:spacing w:after="20" w:before="20" w:line="276"/>
-              <w:jc w:val="left"/>
+            <w:tcW w:type="pct" w:w="15%"/>
+            <w:tcMar>
+              <w:top w:type="dxa" w:w="50"/>
+              <w:left w:type="dxa" w:w="90"/>
+              <w:bottom w:type="dxa" w:w="50"/>
+              <w:right w:type="dxa" w:w="90"/>
+            </w:tcMar>
+            <w:vAlign w:val="center"/>
+          </w:tcPr>
+          <w:p>
+            <w:pPr>
+              <w:spacing w:after="20" w:before="20" w:line="276"/>
+              <w:jc w:val="center"/>
             </w:pPr>
             <w:r>
               <w:rPr>
@@ -2104,18 +2137,19 @@
         </w:tc>
         <w:tc>
           <w:tcPr>
-            <w:tcW w:type="pct" w:w="12%"/>
-            <w:tcMar>
-              <w:top w:type="dxa" w:w="50"/>
-              <w:left w:type="dxa" w:w="90"/>
-              <w:bottom w:type="dxa" w:w="50"/>
-              <w:right w:type="dxa" w:w="90"/>
-            </w:tcMar>
-          </w:tcPr>
-          <w:p>
-            <w:pPr>
-              <w:spacing w:after="20" w:before="20" w:line="276"/>
-              <w:jc w:val="left"/>
+            <w:tcW w:type="pct" w:w="15%"/>
+            <w:tcMar>
+              <w:top w:type="dxa" w:w="50"/>
+              <w:left w:type="dxa" w:w="90"/>
+              <w:bottom w:type="dxa" w:w="50"/>
+              <w:right w:type="dxa" w:w="90"/>
+            </w:tcMar>
+            <w:vAlign w:val="center"/>
+          </w:tcPr>
+          <w:p>
+            <w:pPr>
+              <w:spacing w:after="20" w:before="20" w:line="276"/>
+              <w:jc w:val="center"/>
             </w:pPr>
             <w:r>
               <w:rPr>
@@ -2132,18 +2166,19 @@
         </w:tc>
         <w:tc>
           <w:tcPr>
-            <w:tcW w:type="pct" w:w="24%"/>
-            <w:tcMar>
-              <w:top w:type="dxa" w:w="50"/>
-              <w:left w:type="dxa" w:w="90"/>
-              <w:bottom w:type="dxa" w:w="50"/>
-              <w:right w:type="dxa" w:w="90"/>
-            </w:tcMar>
-          </w:tcPr>
-          <w:p>
-            <w:pPr>
-              <w:spacing w:after="20" w:before="20" w:line="276"/>
-              <w:jc w:val="left"/>
+            <w:tcW w:type="pct" w:w="15%"/>
+            <w:tcMar>
+              <w:top w:type="dxa" w:w="50"/>
+              <w:left w:type="dxa" w:w="90"/>
+              <w:bottom w:type="dxa" w:w="50"/>
+              <w:right w:type="dxa" w:w="90"/>
+            </w:tcMar>
+            <w:vAlign w:val="center"/>
+          </w:tcPr>
+          <w:p>
+            <w:pPr>
+              <w:spacing w:after="20" w:before="20" w:line="276"/>
+              <w:jc w:val="center"/>
             </w:pPr>
             <w:r>
               <w:rPr>
@@ -2172,11 +2207,12 @@
               <w:bottom w:type="dxa" w:w="50"/>
               <w:right w:type="dxa" w:w="90"/>
             </w:tcMar>
-          </w:tcPr>
-          <w:p>
-            <w:pPr>
-              <w:spacing w:after="20" w:before="20" w:line="276"/>
-              <w:jc w:val="left"/>
+            <w:vAlign w:val="center"/>
+          </w:tcPr>
+          <w:p>
+            <w:pPr>
+              <w:spacing w:after="20" w:before="20" w:line="276"/>
+              <w:jc w:val="center"/>
             </w:pPr>
             <w:r>
               <w:rPr>
@@ -2193,18 +2229,19 @@
         </w:tc>
         <w:tc>
           <w:tcPr>
-            <w:tcW w:type="pct" w:w="12%"/>
-            <w:tcMar>
-              <w:top w:type="dxa" w:w="50"/>
-              <w:left w:type="dxa" w:w="90"/>
-              <w:bottom w:type="dxa" w:w="50"/>
-              <w:right w:type="dxa" w:w="90"/>
-            </w:tcMar>
-          </w:tcPr>
-          <w:p>
-            <w:pPr>
-              <w:spacing w:after="20" w:before="20" w:line="276"/>
-              <w:jc w:val="left"/>
+            <w:tcW w:type="pct" w:w="15%"/>
+            <w:tcMar>
+              <w:top w:type="dxa" w:w="50"/>
+              <w:left w:type="dxa" w:w="90"/>
+              <w:bottom w:type="dxa" w:w="50"/>
+              <w:right w:type="dxa" w:w="90"/>
+            </w:tcMar>
+            <w:vAlign w:val="center"/>
+          </w:tcPr>
+          <w:p>
+            <w:pPr>
+              <w:spacing w:after="20" w:before="20" w:line="276"/>
+              <w:jc w:val="center"/>
             </w:pPr>
             <w:r>
               <w:rPr>
@@ -2221,18 +2258,19 @@
         </w:tc>
         <w:tc>
           <w:tcPr>
-            <w:tcW w:type="pct" w:w="12%"/>
-            <w:tcMar>
-              <w:top w:type="dxa" w:w="50"/>
-              <w:left w:type="dxa" w:w="90"/>
-              <w:bottom w:type="dxa" w:w="50"/>
-              <w:right w:type="dxa" w:w="90"/>
-            </w:tcMar>
-          </w:tcPr>
-          <w:p>
-            <w:pPr>
-              <w:spacing w:after="20" w:before="20" w:line="276"/>
-              <w:jc w:val="left"/>
+            <w:tcW w:type="pct" w:w="15%"/>
+            <w:tcMar>
+              <w:top w:type="dxa" w:w="50"/>
+              <w:left w:type="dxa" w:w="90"/>
+              <w:bottom w:type="dxa" w:w="50"/>
+              <w:right w:type="dxa" w:w="90"/>
+            </w:tcMar>
+            <w:vAlign w:val="center"/>
+          </w:tcPr>
+          <w:p>
+            <w:pPr>
+              <w:spacing w:after="20" w:before="20" w:line="276"/>
+              <w:jc w:val="center"/>
             </w:pPr>
             <w:r>
               <w:rPr>
@@ -2249,18 +2287,19 @@
         </w:tc>
         <w:tc>
           <w:tcPr>
-            <w:tcW w:type="pct" w:w="12%"/>
-            <w:tcMar>
-              <w:top w:type="dxa" w:w="50"/>
-              <w:left w:type="dxa" w:w="90"/>
-              <w:bottom w:type="dxa" w:w="50"/>
-              <w:right w:type="dxa" w:w="90"/>
-            </w:tcMar>
-          </w:tcPr>
-          <w:p>
-            <w:pPr>
-              <w:spacing w:after="20" w:before="20" w:line="276"/>
-              <w:jc w:val="left"/>
+            <w:tcW w:type="pct" w:w="15%"/>
+            <w:tcMar>
+              <w:top w:type="dxa" w:w="50"/>
+              <w:left w:type="dxa" w:w="90"/>
+              <w:bottom w:type="dxa" w:w="50"/>
+              <w:right w:type="dxa" w:w="90"/>
+            </w:tcMar>
+            <w:vAlign w:val="center"/>
+          </w:tcPr>
+          <w:p>
+            <w:pPr>
+              <w:spacing w:after="20" w:before="20" w:line="276"/>
+              <w:jc w:val="center"/>
             </w:pPr>
             <w:r>
               <w:rPr>
@@ -2277,18 +2316,19 @@
         </w:tc>
         <w:tc>
           <w:tcPr>
-            <w:tcW w:type="pct" w:w="24%"/>
-            <w:tcMar>
-              <w:top w:type="dxa" w:w="50"/>
-              <w:left w:type="dxa" w:w="90"/>
-              <w:bottom w:type="dxa" w:w="50"/>
-              <w:right w:type="dxa" w:w="90"/>
-            </w:tcMar>
-          </w:tcPr>
-          <w:p>
-            <w:pPr>
-              <w:spacing w:after="20" w:before="20" w:line="276"/>
-              <w:jc w:val="left"/>
+            <w:tcW w:type="pct" w:w="15%"/>
+            <w:tcMar>
+              <w:top w:type="dxa" w:w="50"/>
+              <w:left w:type="dxa" w:w="90"/>
+              <w:bottom w:type="dxa" w:w="50"/>
+              <w:right w:type="dxa" w:w="90"/>
+            </w:tcMar>
+            <w:vAlign w:val="center"/>
+          </w:tcPr>
+          <w:p>
+            <w:pPr>
+              <w:spacing w:after="20" w:before="20" w:line="276"/>
+              <w:jc w:val="center"/>
             </w:pPr>
             <w:r>
               <w:rPr>
@@ -2317,11 +2357,12 @@
               <w:bottom w:type="dxa" w:w="50"/>
               <w:right w:type="dxa" w:w="90"/>
             </w:tcMar>
-          </w:tcPr>
-          <w:p>
-            <w:pPr>
-              <w:spacing w:after="20" w:before="20" w:line="276"/>
-              <w:jc w:val="left"/>
+            <w:vAlign w:val="center"/>
+          </w:tcPr>
+          <w:p>
+            <w:pPr>
+              <w:spacing w:after="20" w:before="20" w:line="276"/>
+              <w:jc w:val="center"/>
             </w:pPr>
             <w:r>
               <w:rPr>
@@ -2338,18 +2379,19 @@
         </w:tc>
         <w:tc>
           <w:tcPr>
-            <w:tcW w:type="pct" w:w="12%"/>
-            <w:tcMar>
-              <w:top w:type="dxa" w:w="50"/>
-              <w:left w:type="dxa" w:w="90"/>
-              <w:bottom w:type="dxa" w:w="50"/>
-              <w:right w:type="dxa" w:w="90"/>
-            </w:tcMar>
-          </w:tcPr>
-          <w:p>
-            <w:pPr>
-              <w:spacing w:after="20" w:before="20" w:line="276"/>
-              <w:jc w:val="left"/>
+            <w:tcW w:type="pct" w:w="15%"/>
+            <w:tcMar>
+              <w:top w:type="dxa" w:w="50"/>
+              <w:left w:type="dxa" w:w="90"/>
+              <w:bottom w:type="dxa" w:w="50"/>
+              <w:right w:type="dxa" w:w="90"/>
+            </w:tcMar>
+            <w:vAlign w:val="center"/>
+          </w:tcPr>
+          <w:p>
+            <w:pPr>
+              <w:spacing w:after="20" w:before="20" w:line="276"/>
+              <w:jc w:val="center"/>
             </w:pPr>
             <w:r>
               <w:rPr>
@@ -2366,18 +2408,19 @@
         </w:tc>
         <w:tc>
           <w:tcPr>
-            <w:tcW w:type="pct" w:w="12%"/>
-            <w:tcMar>
-              <w:top w:type="dxa" w:w="50"/>
-              <w:left w:type="dxa" w:w="90"/>
-              <w:bottom w:type="dxa" w:w="50"/>
-              <w:right w:type="dxa" w:w="90"/>
-            </w:tcMar>
-          </w:tcPr>
-          <w:p>
-            <w:pPr>
-              <w:spacing w:after="20" w:before="20" w:line="276"/>
-              <w:jc w:val="left"/>
+            <w:tcW w:type="pct" w:w="15%"/>
+            <w:tcMar>
+              <w:top w:type="dxa" w:w="50"/>
+              <w:left w:type="dxa" w:w="90"/>
+              <w:bottom w:type="dxa" w:w="50"/>
+              <w:right w:type="dxa" w:w="90"/>
+            </w:tcMar>
+            <w:vAlign w:val="center"/>
+          </w:tcPr>
+          <w:p>
+            <w:pPr>
+              <w:spacing w:after="20" w:before="20" w:line="276"/>
+              <w:jc w:val="center"/>
             </w:pPr>
             <w:r>
               <w:rPr>
@@ -2394,18 +2437,19 @@
         </w:tc>
         <w:tc>
           <w:tcPr>
-            <w:tcW w:type="pct" w:w="12%"/>
-            <w:tcMar>
-              <w:top w:type="dxa" w:w="50"/>
-              <w:left w:type="dxa" w:w="90"/>
-              <w:bottom w:type="dxa" w:w="50"/>
-              <w:right w:type="dxa" w:w="90"/>
-            </w:tcMar>
-          </w:tcPr>
-          <w:p>
-            <w:pPr>
-              <w:spacing w:after="20" w:before="20" w:line="276"/>
-              <w:jc w:val="left"/>
+            <w:tcW w:type="pct" w:w="15%"/>
+            <w:tcMar>
+              <w:top w:type="dxa" w:w="50"/>
+              <w:left w:type="dxa" w:w="90"/>
+              <w:bottom w:type="dxa" w:w="50"/>
+              <w:right w:type="dxa" w:w="90"/>
+            </w:tcMar>
+            <w:vAlign w:val="center"/>
+          </w:tcPr>
+          <w:p>
+            <w:pPr>
+              <w:spacing w:after="20" w:before="20" w:line="276"/>
+              <w:jc w:val="center"/>
             </w:pPr>
             <w:r>
               <w:rPr>
@@ -2422,18 +2466,19 @@
         </w:tc>
         <w:tc>
           <w:tcPr>
-            <w:tcW w:type="pct" w:w="24%"/>
-            <w:tcMar>
-              <w:top w:type="dxa" w:w="50"/>
-              <w:left w:type="dxa" w:w="90"/>
-              <w:bottom w:type="dxa" w:w="50"/>
-              <w:right w:type="dxa" w:w="90"/>
-            </w:tcMar>
-          </w:tcPr>
-          <w:p>
-            <w:pPr>
-              <w:spacing w:after="20" w:before="20" w:line="276"/>
-              <w:jc w:val="left"/>
+            <w:tcW w:type="pct" w:w="15%"/>
+            <w:tcMar>
+              <w:top w:type="dxa" w:w="50"/>
+              <w:left w:type="dxa" w:w="90"/>
+              <w:bottom w:type="dxa" w:w="50"/>
+              <w:right w:type="dxa" w:w="90"/>
+            </w:tcMar>
+            <w:vAlign w:val="center"/>
+          </w:tcPr>
+          <w:p>
+            <w:pPr>
+              <w:spacing w:after="20" w:before="20" w:line="276"/>
+              <w:jc w:val="center"/>
             </w:pPr>
             <w:r>
               <w:rPr>
@@ -2462,11 +2507,12 @@
               <w:bottom w:type="dxa" w:w="50"/>
               <w:right w:type="dxa" w:w="90"/>
             </w:tcMar>
-          </w:tcPr>
-          <w:p>
-            <w:pPr>
-              <w:spacing w:after="20" w:before="20" w:line="276"/>
-              <w:jc w:val="left"/>
+            <w:vAlign w:val="center"/>
+          </w:tcPr>
+          <w:p>
+            <w:pPr>
+              <w:spacing w:after="20" w:before="20" w:line="276"/>
+              <w:jc w:val="center"/>
             </w:pPr>
             <w:r>
               <w:rPr>
@@ -2483,18 +2529,19 @@
         </w:tc>
         <w:tc>
           <w:tcPr>
-            <w:tcW w:type="pct" w:w="12%"/>
-            <w:tcMar>
-              <w:top w:type="dxa" w:w="50"/>
-              <w:left w:type="dxa" w:w="90"/>
-              <w:bottom w:type="dxa" w:w="50"/>
-              <w:right w:type="dxa" w:w="90"/>
-            </w:tcMar>
-          </w:tcPr>
-          <w:p>
-            <w:pPr>
-              <w:spacing w:after="20" w:before="20" w:line="276"/>
-              <w:jc w:val="left"/>
+            <w:tcW w:type="pct" w:w="15%"/>
+            <w:tcMar>
+              <w:top w:type="dxa" w:w="50"/>
+              <w:left w:type="dxa" w:w="90"/>
+              <w:bottom w:type="dxa" w:w="50"/>
+              <w:right w:type="dxa" w:w="90"/>
+            </w:tcMar>
+            <w:vAlign w:val="center"/>
+          </w:tcPr>
+          <w:p>
+            <w:pPr>
+              <w:spacing w:after="20" w:before="20" w:line="276"/>
+              <w:jc w:val="center"/>
             </w:pPr>
             <w:r>
               <w:rPr>
@@ -2511,18 +2558,19 @@
         </w:tc>
         <w:tc>
           <w:tcPr>
-            <w:tcW w:type="pct" w:w="12%"/>
-            <w:tcMar>
-              <w:top w:type="dxa" w:w="50"/>
-              <w:left w:type="dxa" w:w="90"/>
-              <w:bottom w:type="dxa" w:w="50"/>
-              <w:right w:type="dxa" w:w="90"/>
-            </w:tcMar>
-          </w:tcPr>
-          <w:p>
-            <w:pPr>
-              <w:spacing w:after="20" w:before="20" w:line="276"/>
-              <w:jc w:val="left"/>
+            <w:tcW w:type="pct" w:w="15%"/>
+            <w:tcMar>
+              <w:top w:type="dxa" w:w="50"/>
+              <w:left w:type="dxa" w:w="90"/>
+              <w:bottom w:type="dxa" w:w="50"/>
+              <w:right w:type="dxa" w:w="90"/>
+            </w:tcMar>
+            <w:vAlign w:val="center"/>
+          </w:tcPr>
+          <w:p>
+            <w:pPr>
+              <w:spacing w:after="20" w:before="20" w:line="276"/>
+              <w:jc w:val="center"/>
             </w:pPr>
             <w:r>
               <w:rPr>
@@ -2539,18 +2587,19 @@
         </w:tc>
         <w:tc>
           <w:tcPr>
-            <w:tcW w:type="pct" w:w="12%"/>
-            <w:tcMar>
-              <w:top w:type="dxa" w:w="50"/>
-              <w:left w:type="dxa" w:w="90"/>
-              <w:bottom w:type="dxa" w:w="50"/>
-              <w:right w:type="dxa" w:w="90"/>
-            </w:tcMar>
-          </w:tcPr>
-          <w:p>
-            <w:pPr>
-              <w:spacing w:after="20" w:before="20" w:line="276"/>
-              <w:jc w:val="left"/>
+            <w:tcW w:type="pct" w:w="15%"/>
+            <w:tcMar>
+              <w:top w:type="dxa" w:w="50"/>
+              <w:left w:type="dxa" w:w="90"/>
+              <w:bottom w:type="dxa" w:w="50"/>
+              <w:right w:type="dxa" w:w="90"/>
+            </w:tcMar>
+            <w:vAlign w:val="center"/>
+          </w:tcPr>
+          <w:p>
+            <w:pPr>
+              <w:spacing w:after="20" w:before="20" w:line="276"/>
+              <w:jc w:val="center"/>
             </w:pPr>
             <w:r>
               <w:rPr>
@@ -2567,18 +2616,19 @@
         </w:tc>
         <w:tc>
           <w:tcPr>
-            <w:tcW w:type="pct" w:w="24%"/>
-            <w:tcMar>
-              <w:top w:type="dxa" w:w="50"/>
-              <w:left w:type="dxa" w:w="90"/>
-              <w:bottom w:type="dxa" w:w="50"/>
-              <w:right w:type="dxa" w:w="90"/>
-            </w:tcMar>
-          </w:tcPr>
-          <w:p>
-            <w:pPr>
-              <w:spacing w:after="20" w:before="20" w:line="276"/>
-              <w:jc w:val="left"/>
+            <w:tcW w:type="pct" w:w="15%"/>
+            <w:tcMar>
+              <w:top w:type="dxa" w:w="50"/>
+              <w:left w:type="dxa" w:w="90"/>
+              <w:bottom w:type="dxa" w:w="50"/>
+              <w:right w:type="dxa" w:w="90"/>
+            </w:tcMar>
+            <w:vAlign w:val="center"/>
+          </w:tcPr>
+          <w:p>
+            <w:pPr>
+              <w:spacing w:after="20" w:before="20" w:line="276"/>
+              <w:jc w:val="center"/>
             </w:pPr>
             <w:r>
               <w:rPr>
@@ -2607,11 +2657,12 @@
               <w:bottom w:type="dxa" w:w="50"/>
               <w:right w:type="dxa" w:w="90"/>
             </w:tcMar>
-          </w:tcPr>
-          <w:p>
-            <w:pPr>
-              <w:spacing w:after="20" w:before="20" w:line="276"/>
-              <w:jc w:val="left"/>
+            <w:vAlign w:val="center"/>
+          </w:tcPr>
+          <w:p>
+            <w:pPr>
+              <w:spacing w:after="20" w:before="20" w:line="276"/>
+              <w:jc w:val="center"/>
             </w:pPr>
             <w:r>
               <w:rPr>
@@ -2628,18 +2679,19 @@
         </w:tc>
         <w:tc>
           <w:tcPr>
-            <w:tcW w:type="pct" w:w="12%"/>
-            <w:tcMar>
-              <w:top w:type="dxa" w:w="50"/>
-              <w:left w:type="dxa" w:w="90"/>
-              <w:bottom w:type="dxa" w:w="50"/>
-              <w:right w:type="dxa" w:w="90"/>
-            </w:tcMar>
-          </w:tcPr>
-          <w:p>
-            <w:pPr>
-              <w:spacing w:after="20" w:before="20" w:line="276"/>
-              <w:jc w:val="left"/>
+            <w:tcW w:type="pct" w:w="15%"/>
+            <w:tcMar>
+              <w:top w:type="dxa" w:w="50"/>
+              <w:left w:type="dxa" w:w="90"/>
+              <w:bottom w:type="dxa" w:w="50"/>
+              <w:right w:type="dxa" w:w="90"/>
+            </w:tcMar>
+            <w:vAlign w:val="center"/>
+          </w:tcPr>
+          <w:p>
+            <w:pPr>
+              <w:spacing w:after="20" w:before="20" w:line="276"/>
+              <w:jc w:val="center"/>
             </w:pPr>
             <w:r>
               <w:rPr>
@@ -2656,18 +2708,19 @@
         </w:tc>
         <w:tc>
           <w:tcPr>
-            <w:tcW w:type="pct" w:w="12%"/>
-            <w:tcMar>
-              <w:top w:type="dxa" w:w="50"/>
-              <w:left w:type="dxa" w:w="90"/>
-              <w:bottom w:type="dxa" w:w="50"/>
-              <w:right w:type="dxa" w:w="90"/>
-            </w:tcMar>
-          </w:tcPr>
-          <w:p>
-            <w:pPr>
-              <w:spacing w:after="20" w:before="20" w:line="276"/>
-              <w:jc w:val="left"/>
+            <w:tcW w:type="pct" w:w="15%"/>
+            <w:tcMar>
+              <w:top w:type="dxa" w:w="50"/>
+              <w:left w:type="dxa" w:w="90"/>
+              <w:bottom w:type="dxa" w:w="50"/>
+              <w:right w:type="dxa" w:w="90"/>
+            </w:tcMar>
+            <w:vAlign w:val="center"/>
+          </w:tcPr>
+          <w:p>
+            <w:pPr>
+              <w:spacing w:after="20" w:before="20" w:line="276"/>
+              <w:jc w:val="center"/>
             </w:pPr>
             <w:r>
               <w:rPr>
@@ -2684,18 +2737,19 @@
         </w:tc>
         <w:tc>
           <w:tcPr>
-            <w:tcW w:type="pct" w:w="12%"/>
-            <w:tcMar>
-              <w:top w:type="dxa" w:w="50"/>
-              <w:left w:type="dxa" w:w="90"/>
-              <w:bottom w:type="dxa" w:w="50"/>
-              <w:right w:type="dxa" w:w="90"/>
-            </w:tcMar>
-          </w:tcPr>
-          <w:p>
-            <w:pPr>
-              <w:spacing w:after="20" w:before="20" w:line="276"/>
-              <w:jc w:val="left"/>
+            <w:tcW w:type="pct" w:w="15%"/>
+            <w:tcMar>
+              <w:top w:type="dxa" w:w="50"/>
+              <w:left w:type="dxa" w:w="90"/>
+              <w:bottom w:type="dxa" w:w="50"/>
+              <w:right w:type="dxa" w:w="90"/>
+            </w:tcMar>
+            <w:vAlign w:val="center"/>
+          </w:tcPr>
+          <w:p>
+            <w:pPr>
+              <w:spacing w:after="20" w:before="20" w:line="276"/>
+              <w:jc w:val="center"/>
             </w:pPr>
             <w:r>
               <w:rPr>
@@ -2712,18 +2766,19 @@
         </w:tc>
         <w:tc>
           <w:tcPr>
-            <w:tcW w:type="pct" w:w="24%"/>
-            <w:tcMar>
-              <w:top w:type="dxa" w:w="50"/>
-              <w:left w:type="dxa" w:w="90"/>
-              <w:bottom w:type="dxa" w:w="50"/>
-              <w:right w:type="dxa" w:w="90"/>
-            </w:tcMar>
-          </w:tcPr>
-          <w:p>
-            <w:pPr>
-              <w:spacing w:after="20" w:before="20" w:line="276"/>
-              <w:jc w:val="left"/>
+            <w:tcW w:type="pct" w:w="15%"/>
+            <w:tcMar>
+              <w:top w:type="dxa" w:w="50"/>
+              <w:left w:type="dxa" w:w="90"/>
+              <w:bottom w:type="dxa" w:w="50"/>
+              <w:right w:type="dxa" w:w="90"/>
+            </w:tcMar>
+            <w:vAlign w:val="center"/>
+          </w:tcPr>
+          <w:p>
+            <w:pPr>
+              <w:spacing w:after="20" w:before="20" w:line="276"/>
+              <w:jc w:val="center"/>
             </w:pPr>
             <w:r>
               <w:rPr>
@@ -2932,6 +2987,7 @@
               <w:bottom w:type="dxa" w:w="50"/>
               <w:right w:type="dxa" w:w="90"/>
             </w:tcMar>
+            <w:vAlign w:val="center"/>
           </w:tcPr>
           <w:p>
             <w:pPr>
@@ -2961,6 +3017,7 @@
               <w:bottom w:type="dxa" w:w="50"/>
               <w:right w:type="dxa" w:w="90"/>
             </w:tcMar>
+            <w:vAlign w:val="center"/>
           </w:tcPr>
           <w:p>
             <w:pPr>
@@ -2990,6 +3047,7 @@
               <w:bottom w:type="dxa" w:w="50"/>
               <w:right w:type="dxa" w:w="90"/>
             </w:tcMar>
+            <w:vAlign w:val="center"/>
           </w:tcPr>
           <w:p>
             <w:pPr>
@@ -3023,6 +3081,7 @@
               <w:bottom w:type="dxa" w:w="50"/>
               <w:right w:type="dxa" w:w="90"/>
             </w:tcMar>
+            <w:vAlign w:val="center"/>
           </w:tcPr>
           <w:p>
             <w:pPr>
@@ -3035,27 +3094,16 @@
                 <w:b/>
                 <w:bCs/>
                 <w:color w:val="000000"/>
-                <w:sz w:val="20"/>
-                <w:szCs w:val="20"/>
-              </w:rPr>
-              <w:t xml:space="preserve">P01　严重</w:t>
-            </w:r>
-          </w:p>
-        </w:tc>
-        <w:tc>
-          <w:tcPr>
-            <w:tcW w:type="pct" w:w="56%"/>
-            <w:tcMar>
-              <w:top w:type="dxa" w:w="50"/>
-              <w:left w:type="dxa" w:w="90"/>
-              <w:bottom w:type="dxa" w:w="50"/>
-              <w:right w:type="dxa" w:w="90"/>
-            </w:tcMar>
-          </w:tcPr>
-          <w:p>
-            <w:pPr>
-              <w:spacing w:after="20" w:before="20" w:line="276"/>
-              <w:jc w:val="left"/>
+                <w:sz w:val="22"/>
+                <w:szCs w:val="22"/>
+              </w:rPr>
+              <w:t xml:space="preserve">P01</w:t>
+            </w:r>
+          </w:p>
+          <w:p>
+            <w:pPr>
+              <w:spacing w:after="20" w:before="20" w:line="276"/>
+              <w:jc w:val="center"/>
             </w:pPr>
             <w:r>
               <w:rPr>
@@ -3066,6 +3114,35 @@
                 <w:sz w:val="20"/>
                 <w:szCs w:val="20"/>
               </w:rPr>
+              <w:t xml:space="preserve">严重</w:t>
+            </w:r>
+          </w:p>
+        </w:tc>
+        <w:tc>
+          <w:tcPr>
+            <w:tcW w:type="pct" w:w="56%"/>
+            <w:tcMar>
+              <w:top w:type="dxa" w:w="50"/>
+              <w:left w:type="dxa" w:w="90"/>
+              <w:bottom w:type="dxa" w:w="50"/>
+              <w:right w:type="dxa" w:w="90"/>
+            </w:tcMar>
+            <w:vAlign w:val="center"/>
+          </w:tcPr>
+          <w:p>
+            <w:pPr>
+              <w:spacing w:after="20" w:before="20" w:line="276"/>
+              <w:jc w:val="left"/>
+            </w:pPr>
+            <w:r>
+              <w:rPr>
+                <w:rFonts w:ascii="Times New Roman" w:eastAsia="SimSun"/>
+                <w:b/>
+                <w:bCs/>
+                <w:color w:val="000000"/>
+                <w:sz w:val="20"/>
+                <w:szCs w:val="20"/>
+              </w:rPr>
               <w:t xml:space="preserve">位置：5.5 节（另见 4.3.2.2 节）</w:t>
             </w:r>
           </w:p>
@@ -3130,6 +3207,7 @@
               <w:bottom w:type="dxa" w:w="50"/>
               <w:right w:type="dxa" w:w="90"/>
             </w:tcMar>
+            <w:vAlign w:val="center"/>
           </w:tcPr>
           <w:p>
             <w:pPr>
@@ -3163,6 +3241,7 @@
               <w:bottom w:type="dxa" w:w="50"/>
               <w:right w:type="dxa" w:w="90"/>
             </w:tcMar>
+            <w:vAlign w:val="center"/>
           </w:tcPr>
           <w:p>
             <w:pPr>
@@ -3175,27 +3254,16 @@
                 <w:b/>
                 <w:bCs/>
                 <w:color w:val="000000"/>
-                <w:sz w:val="20"/>
-                <w:szCs w:val="20"/>
-              </w:rPr>
-              <w:t xml:space="preserve">P02　严重</w:t>
-            </w:r>
-          </w:p>
-        </w:tc>
-        <w:tc>
-          <w:tcPr>
-            <w:tcW w:type="pct" w:w="56%"/>
-            <w:tcMar>
-              <w:top w:type="dxa" w:w="50"/>
-              <w:left w:type="dxa" w:w="90"/>
-              <w:bottom w:type="dxa" w:w="50"/>
-              <w:right w:type="dxa" w:w="90"/>
-            </w:tcMar>
-          </w:tcPr>
-          <w:p>
-            <w:pPr>
-              <w:spacing w:after="20" w:before="20" w:line="276"/>
-              <w:jc w:val="left"/>
+                <w:sz w:val="22"/>
+                <w:szCs w:val="22"/>
+              </w:rPr>
+              <w:t xml:space="preserve">P02</w:t>
+            </w:r>
+          </w:p>
+          <w:p>
+            <w:pPr>
+              <w:spacing w:after="20" w:before="20" w:line="276"/>
+              <w:jc w:val="center"/>
             </w:pPr>
             <w:r>
               <w:rPr>
@@ -3206,6 +3274,35 @@
                 <w:sz w:val="20"/>
                 <w:szCs w:val="20"/>
               </w:rPr>
+              <w:t xml:space="preserve">严重</w:t>
+            </w:r>
+          </w:p>
+        </w:tc>
+        <w:tc>
+          <w:tcPr>
+            <w:tcW w:type="pct" w:w="56%"/>
+            <w:tcMar>
+              <w:top w:type="dxa" w:w="50"/>
+              <w:left w:type="dxa" w:w="90"/>
+              <w:bottom w:type="dxa" w:w="50"/>
+              <w:right w:type="dxa" w:w="90"/>
+            </w:tcMar>
+            <w:vAlign w:val="center"/>
+          </w:tcPr>
+          <w:p>
+            <w:pPr>
+              <w:spacing w:after="20" w:before="20" w:line="276"/>
+              <w:jc w:val="left"/>
+            </w:pPr>
+            <w:r>
+              <w:rPr>
+                <w:rFonts w:ascii="Times New Roman" w:eastAsia="SimSun"/>
+                <w:b/>
+                <w:bCs/>
+                <w:color w:val="000000"/>
+                <w:sz w:val="20"/>
+                <w:szCs w:val="20"/>
+              </w:rPr>
               <w:t xml:space="preserve">位置：5.5 节</w:t>
             </w:r>
           </w:p>
@@ -3270,6 +3367,7 @@
               <w:bottom w:type="dxa" w:w="50"/>
               <w:right w:type="dxa" w:w="90"/>
             </w:tcMar>
+            <w:vAlign w:val="center"/>
           </w:tcPr>
           <w:p>
             <w:pPr>
@@ -3303,6 +3401,7 @@
               <w:bottom w:type="dxa" w:w="50"/>
               <w:right w:type="dxa" w:w="90"/>
             </w:tcMar>
+            <w:vAlign w:val="center"/>
           </w:tcPr>
           <w:p>
             <w:pPr>
@@ -3315,27 +3414,16 @@
                 <w:b/>
                 <w:bCs/>
                 <w:color w:val="000000"/>
-                <w:sz w:val="20"/>
-                <w:szCs w:val="20"/>
-              </w:rPr>
-              <w:t xml:space="preserve">P03　严重</w:t>
-            </w:r>
-          </w:p>
-        </w:tc>
-        <w:tc>
-          <w:tcPr>
-            <w:tcW w:type="pct" w:w="56%"/>
-            <w:tcMar>
-              <w:top w:type="dxa" w:w="50"/>
-              <w:left w:type="dxa" w:w="90"/>
-              <w:bottom w:type="dxa" w:w="50"/>
-              <w:right w:type="dxa" w:w="90"/>
-            </w:tcMar>
-          </w:tcPr>
-          <w:p>
-            <w:pPr>
-              <w:spacing w:after="20" w:before="20" w:line="276"/>
-              <w:jc w:val="left"/>
+                <w:sz w:val="22"/>
+                <w:szCs w:val="22"/>
+              </w:rPr>
+              <w:t xml:space="preserve">P03</w:t>
+            </w:r>
+          </w:p>
+          <w:p>
+            <w:pPr>
+              <w:spacing w:after="20" w:before="20" w:line="276"/>
+              <w:jc w:val="center"/>
             </w:pPr>
             <w:r>
               <w:rPr>
@@ -3346,6 +3434,35 @@
                 <w:sz w:val="20"/>
                 <w:szCs w:val="20"/>
               </w:rPr>
+              <w:t xml:space="preserve">严重</w:t>
+            </w:r>
+          </w:p>
+        </w:tc>
+        <w:tc>
+          <w:tcPr>
+            <w:tcW w:type="pct" w:w="56%"/>
+            <w:tcMar>
+              <w:top w:type="dxa" w:w="50"/>
+              <w:left w:type="dxa" w:w="90"/>
+              <w:bottom w:type="dxa" w:w="50"/>
+              <w:right w:type="dxa" w:w="90"/>
+            </w:tcMar>
+            <w:vAlign w:val="center"/>
+          </w:tcPr>
+          <w:p>
+            <w:pPr>
+              <w:spacing w:after="20" w:before="20" w:line="276"/>
+              <w:jc w:val="left"/>
+            </w:pPr>
+            <w:r>
+              <w:rPr>
+                <w:rFonts w:ascii="Times New Roman" w:eastAsia="SimSun"/>
+                <w:b/>
+                <w:bCs/>
+                <w:color w:val="000000"/>
+                <w:sz w:val="20"/>
+                <w:szCs w:val="20"/>
+              </w:rPr>
               <w:t xml:space="preserve">位置：4.3.2.2、5.5 节</w:t>
             </w:r>
           </w:p>
@@ -3410,6 +3527,7 @@
               <w:bottom w:type="dxa" w:w="50"/>
               <w:right w:type="dxa" w:w="90"/>
             </w:tcMar>
+            <w:vAlign w:val="center"/>
           </w:tcPr>
           <w:p>
             <w:pPr>
@@ -3443,6 +3561,7 @@
               <w:bottom w:type="dxa" w:w="50"/>
               <w:right w:type="dxa" w:w="90"/>
             </w:tcMar>
+            <w:vAlign w:val="center"/>
           </w:tcPr>
           <w:p>
             <w:pPr>
@@ -3455,27 +3574,16 @@
                 <w:b/>
                 <w:bCs/>
                 <w:color w:val="000000"/>
-                <w:sz w:val="20"/>
-                <w:szCs w:val="20"/>
-              </w:rPr>
-              <w:t xml:space="preserve">P04　严重</w:t>
-            </w:r>
-          </w:p>
-        </w:tc>
-        <w:tc>
-          <w:tcPr>
-            <w:tcW w:type="pct" w:w="56%"/>
-            <w:tcMar>
-              <w:top w:type="dxa" w:w="50"/>
-              <w:left w:type="dxa" w:w="90"/>
-              <w:bottom w:type="dxa" w:w="50"/>
-              <w:right w:type="dxa" w:w="90"/>
-            </w:tcMar>
-          </w:tcPr>
-          <w:p>
-            <w:pPr>
-              <w:spacing w:after="20" w:before="20" w:line="276"/>
-              <w:jc w:val="left"/>
+                <w:sz w:val="22"/>
+                <w:szCs w:val="22"/>
+              </w:rPr>
+              <w:t xml:space="preserve">P04</w:t>
+            </w:r>
+          </w:p>
+          <w:p>
+            <w:pPr>
+              <w:spacing w:after="20" w:before="20" w:line="276"/>
+              <w:jc w:val="center"/>
             </w:pPr>
             <w:r>
               <w:rPr>
@@ -3486,6 +3594,35 @@
                 <w:sz w:val="20"/>
                 <w:szCs w:val="20"/>
               </w:rPr>
+              <w:t xml:space="preserve">严重</w:t>
+            </w:r>
+          </w:p>
+        </w:tc>
+        <w:tc>
+          <w:tcPr>
+            <w:tcW w:type="pct" w:w="56%"/>
+            <w:tcMar>
+              <w:top w:type="dxa" w:w="50"/>
+              <w:left w:type="dxa" w:w="90"/>
+              <w:bottom w:type="dxa" w:w="50"/>
+              <w:right w:type="dxa" w:w="90"/>
+            </w:tcMar>
+            <w:vAlign w:val="center"/>
+          </w:tcPr>
+          <w:p>
+            <w:pPr>
+              <w:spacing w:after="20" w:before="20" w:line="276"/>
+              <w:jc w:val="left"/>
+            </w:pPr>
+            <w:r>
+              <w:rPr>
+                <w:rFonts w:ascii="Times New Roman" w:eastAsia="SimSun"/>
+                <w:b/>
+                <w:bCs/>
+                <w:color w:val="000000"/>
+                <w:sz w:val="20"/>
+                <w:szCs w:val="20"/>
+              </w:rPr>
               <w:t xml:space="preserve">位置：4.3.2.2 节（另见 2.4 节）</w:t>
             </w:r>
           </w:p>
@@ -3550,6 +3687,7 @@
               <w:bottom w:type="dxa" w:w="50"/>
               <w:right w:type="dxa" w:w="90"/>
             </w:tcMar>
+            <w:vAlign w:val="center"/>
           </w:tcPr>
           <w:p>
             <w:pPr>
@@ -3583,6 +3721,7 @@
               <w:bottom w:type="dxa" w:w="50"/>
               <w:right w:type="dxa" w:w="90"/>
             </w:tcMar>
+            <w:vAlign w:val="center"/>
           </w:tcPr>
           <w:p>
             <w:pPr>
@@ -3595,27 +3734,16 @@
                 <w:b/>
                 <w:bCs/>
                 <w:color w:val="000000"/>
-                <w:sz w:val="20"/>
-                <w:szCs w:val="20"/>
-              </w:rPr>
-              <w:t xml:space="preserve">P05　严重</w:t>
-            </w:r>
-          </w:p>
-        </w:tc>
-        <w:tc>
-          <w:tcPr>
-            <w:tcW w:type="pct" w:w="56%"/>
-            <w:tcMar>
-              <w:top w:type="dxa" w:w="50"/>
-              <w:left w:type="dxa" w:w="90"/>
-              <w:bottom w:type="dxa" w:w="50"/>
-              <w:right w:type="dxa" w:w="90"/>
-            </w:tcMar>
-          </w:tcPr>
-          <w:p>
-            <w:pPr>
-              <w:spacing w:after="20" w:before="20" w:line="276"/>
-              <w:jc w:val="left"/>
+                <w:sz w:val="22"/>
+                <w:szCs w:val="22"/>
+              </w:rPr>
+              <w:t xml:space="preserve">P05</w:t>
+            </w:r>
+          </w:p>
+          <w:p>
+            <w:pPr>
+              <w:spacing w:after="20" w:before="20" w:line="276"/>
+              <w:jc w:val="center"/>
             </w:pPr>
             <w:r>
               <w:rPr>
@@ -3626,6 +3754,35 @@
                 <w:sz w:val="20"/>
                 <w:szCs w:val="20"/>
               </w:rPr>
+              <w:t xml:space="preserve">严重</w:t>
+            </w:r>
+          </w:p>
+        </w:tc>
+        <w:tc>
+          <w:tcPr>
+            <w:tcW w:type="pct" w:w="56%"/>
+            <w:tcMar>
+              <w:top w:type="dxa" w:w="50"/>
+              <w:left w:type="dxa" w:w="90"/>
+              <w:bottom w:type="dxa" w:w="50"/>
+              <w:right w:type="dxa" w:w="90"/>
+            </w:tcMar>
+            <w:vAlign w:val="center"/>
+          </w:tcPr>
+          <w:p>
+            <w:pPr>
+              <w:spacing w:after="20" w:before="20" w:line="276"/>
+              <w:jc w:val="left"/>
+            </w:pPr>
+            <w:r>
+              <w:rPr>
+                <w:rFonts w:ascii="Times New Roman" w:eastAsia="SimSun"/>
+                <w:b/>
+                <w:bCs/>
+                <w:color w:val="000000"/>
+                <w:sz w:val="20"/>
+                <w:szCs w:val="20"/>
+              </w:rPr>
               <w:t xml:space="preserve">位置：4.2、4.3.2.1 节（另见 3.2 节）</w:t>
             </w:r>
           </w:p>
@@ -3690,6 +3847,7 @@
               <w:bottom w:type="dxa" w:w="50"/>
               <w:right w:type="dxa" w:w="90"/>
             </w:tcMar>
+            <w:vAlign w:val="center"/>
           </w:tcPr>
           <w:p>
             <w:pPr>
@@ -3723,6 +3881,7 @@
               <w:bottom w:type="dxa" w:w="50"/>
               <w:right w:type="dxa" w:w="90"/>
             </w:tcMar>
+            <w:vAlign w:val="center"/>
           </w:tcPr>
           <w:p>
             <w:pPr>
@@ -3735,27 +3894,16 @@
                 <w:b/>
                 <w:bCs/>
                 <w:color w:val="000000"/>
-                <w:sz w:val="20"/>
-                <w:szCs w:val="20"/>
-              </w:rPr>
-              <w:t xml:space="preserve">P06　严重</w:t>
-            </w:r>
-          </w:p>
-        </w:tc>
-        <w:tc>
-          <w:tcPr>
-            <w:tcW w:type="pct" w:w="56%"/>
-            <w:tcMar>
-              <w:top w:type="dxa" w:w="50"/>
-              <w:left w:type="dxa" w:w="90"/>
-              <w:bottom w:type="dxa" w:w="50"/>
-              <w:right w:type="dxa" w:w="90"/>
-            </w:tcMar>
-          </w:tcPr>
-          <w:p>
-            <w:pPr>
-              <w:spacing w:after="20" w:before="20" w:line="276"/>
-              <w:jc w:val="left"/>
+                <w:sz w:val="22"/>
+                <w:szCs w:val="22"/>
+              </w:rPr>
+              <w:t xml:space="preserve">P06</w:t>
+            </w:r>
+          </w:p>
+          <w:p>
+            <w:pPr>
+              <w:spacing w:after="20" w:before="20" w:line="276"/>
+              <w:jc w:val="center"/>
             </w:pPr>
             <w:r>
               <w:rPr>
@@ -3766,6 +3914,35 @@
                 <w:sz w:val="20"/>
                 <w:szCs w:val="20"/>
               </w:rPr>
+              <w:t xml:space="preserve">严重</w:t>
+            </w:r>
+          </w:p>
+        </w:tc>
+        <w:tc>
+          <w:tcPr>
+            <w:tcW w:type="pct" w:w="56%"/>
+            <w:tcMar>
+              <w:top w:type="dxa" w:w="50"/>
+              <w:left w:type="dxa" w:w="90"/>
+              <w:bottom w:type="dxa" w:w="50"/>
+              <w:right w:type="dxa" w:w="90"/>
+            </w:tcMar>
+            <w:vAlign w:val="center"/>
+          </w:tcPr>
+          <w:p>
+            <w:pPr>
+              <w:spacing w:after="20" w:before="20" w:line="276"/>
+              <w:jc w:val="left"/>
+            </w:pPr>
+            <w:r>
+              <w:rPr>
+                <w:rFonts w:ascii="Times New Roman" w:eastAsia="SimSun"/>
+                <w:b/>
+                <w:bCs/>
+                <w:color w:val="000000"/>
+                <w:sz w:val="20"/>
+                <w:szCs w:val="20"/>
+              </w:rPr>
               <w:t xml:space="preserve">位置：4.2 节（贯穿全文）</w:t>
             </w:r>
           </w:p>
@@ -3830,6 +4007,7 @@
               <w:bottom w:type="dxa" w:w="50"/>
               <w:right w:type="dxa" w:w="90"/>
             </w:tcMar>
+            <w:vAlign w:val="center"/>
           </w:tcPr>
           <w:p>
             <w:pPr>
@@ -3863,6 +4041,7 @@
               <w:bottom w:type="dxa" w:w="50"/>
               <w:right w:type="dxa" w:w="90"/>
             </w:tcMar>
+            <w:vAlign w:val="center"/>
           </w:tcPr>
           <w:p>
             <w:pPr>
@@ -3875,27 +4054,16 @@
                 <w:b/>
                 <w:bCs/>
                 <w:color w:val="000000"/>
-                <w:sz w:val="20"/>
-                <w:szCs w:val="20"/>
-              </w:rPr>
-              <w:t xml:space="preserve">P07　严重</w:t>
-            </w:r>
-          </w:p>
-        </w:tc>
-        <w:tc>
-          <w:tcPr>
-            <w:tcW w:type="pct" w:w="56%"/>
-            <w:tcMar>
-              <w:top w:type="dxa" w:w="50"/>
-              <w:left w:type="dxa" w:w="90"/>
-              <w:bottom w:type="dxa" w:w="50"/>
-              <w:right w:type="dxa" w:w="90"/>
-            </w:tcMar>
-          </w:tcPr>
-          <w:p>
-            <w:pPr>
-              <w:spacing w:after="20" w:before="20" w:line="276"/>
-              <w:jc w:val="left"/>
+                <w:sz w:val="22"/>
+                <w:szCs w:val="22"/>
+              </w:rPr>
+              <w:t xml:space="preserve">P07</w:t>
+            </w:r>
+          </w:p>
+          <w:p>
+            <w:pPr>
+              <w:spacing w:after="20" w:before="20" w:line="276"/>
+              <w:jc w:val="center"/>
             </w:pPr>
             <w:r>
               <w:rPr>
@@ -3906,6 +4074,35 @@
                 <w:sz w:val="20"/>
                 <w:szCs w:val="20"/>
               </w:rPr>
+              <w:t xml:space="preserve">严重</w:t>
+            </w:r>
+          </w:p>
+        </w:tc>
+        <w:tc>
+          <w:tcPr>
+            <w:tcW w:type="pct" w:w="56%"/>
+            <w:tcMar>
+              <w:top w:type="dxa" w:w="50"/>
+              <w:left w:type="dxa" w:w="90"/>
+              <w:bottom w:type="dxa" w:w="50"/>
+              <w:right w:type="dxa" w:w="90"/>
+            </w:tcMar>
+            <w:vAlign w:val="center"/>
+          </w:tcPr>
+          <w:p>
+            <w:pPr>
+              <w:spacing w:after="20" w:before="20" w:line="276"/>
+              <w:jc w:val="left"/>
+            </w:pPr>
+            <w:r>
+              <w:rPr>
+                <w:rFonts w:ascii="Times New Roman" w:eastAsia="SimSun"/>
+                <w:b/>
+                <w:bCs/>
+                <w:color w:val="000000"/>
+                <w:sz w:val="20"/>
+                <w:szCs w:val="20"/>
+              </w:rPr>
               <w:t xml:space="preserve">位置：4.3、5.5 节（字段级规则缺失）</w:t>
             </w:r>
           </w:p>
@@ -3970,6 +4167,7 @@
               <w:bottom w:type="dxa" w:w="50"/>
               <w:right w:type="dxa" w:w="90"/>
             </w:tcMar>
+            <w:vAlign w:val="center"/>
           </w:tcPr>
           <w:p>
             <w:pPr>
@@ -4003,6 +4201,7 @@
               <w:bottom w:type="dxa" w:w="50"/>
               <w:right w:type="dxa" w:w="90"/>
             </w:tcMar>
+            <w:vAlign w:val="center"/>
           </w:tcPr>
           <w:p>
             <w:pPr>
@@ -4015,27 +4214,16 @@
                 <w:b/>
                 <w:bCs/>
                 <w:color w:val="000000"/>
-                <w:sz w:val="20"/>
-                <w:szCs w:val="20"/>
-              </w:rPr>
-              <w:t xml:space="preserve">P08　严重</w:t>
-            </w:r>
-          </w:p>
-        </w:tc>
-        <w:tc>
-          <w:tcPr>
-            <w:tcW w:type="pct" w:w="56%"/>
-            <w:tcMar>
-              <w:top w:type="dxa" w:w="50"/>
-              <w:left w:type="dxa" w:w="90"/>
-              <w:bottom w:type="dxa" w:w="50"/>
-              <w:right w:type="dxa" w:w="90"/>
-            </w:tcMar>
-          </w:tcPr>
-          <w:p>
-            <w:pPr>
-              <w:spacing w:after="20" w:before="20" w:line="276"/>
-              <w:jc w:val="left"/>
+                <w:sz w:val="22"/>
+                <w:szCs w:val="22"/>
+              </w:rPr>
+              <w:t xml:space="preserve">P08</w:t>
+            </w:r>
+          </w:p>
+          <w:p>
+            <w:pPr>
+              <w:spacing w:after="20" w:before="20" w:line="276"/>
+              <w:jc w:val="center"/>
             </w:pPr>
             <w:r>
               <w:rPr>
@@ -4046,6 +4234,35 @@
                 <w:sz w:val="20"/>
                 <w:szCs w:val="20"/>
               </w:rPr>
+              <w:t xml:space="preserve">严重</w:t>
+            </w:r>
+          </w:p>
+        </w:tc>
+        <w:tc>
+          <w:tcPr>
+            <w:tcW w:type="pct" w:w="56%"/>
+            <w:tcMar>
+              <w:top w:type="dxa" w:w="50"/>
+              <w:left w:type="dxa" w:w="90"/>
+              <w:bottom w:type="dxa" w:w="50"/>
+              <w:right w:type="dxa" w:w="90"/>
+            </w:tcMar>
+            <w:vAlign w:val="center"/>
+          </w:tcPr>
+          <w:p>
+            <w:pPr>
+              <w:spacing w:after="20" w:before="20" w:line="276"/>
+              <w:jc w:val="left"/>
+            </w:pPr>
+            <w:r>
+              <w:rPr>
+                <w:rFonts w:ascii="Times New Roman" w:eastAsia="SimSun"/>
+                <w:b/>
+                <w:bCs/>
+                <w:color w:val="000000"/>
+                <w:sz w:val="20"/>
+                <w:szCs w:val="20"/>
+              </w:rPr>
               <w:t xml:space="preserve">位置：全文（一致性）</w:t>
             </w:r>
           </w:p>
@@ -4110,6 +4327,7 @@
               <w:bottom w:type="dxa" w:w="50"/>
               <w:right w:type="dxa" w:w="90"/>
             </w:tcMar>
+            <w:vAlign w:val="center"/>
           </w:tcPr>
           <w:p>
             <w:pPr>
@@ -4186,6 +4404,7 @@
               <w:bottom w:type="dxa" w:w="50"/>
               <w:right w:type="dxa" w:w="90"/>
             </w:tcMar>
+            <w:vAlign w:val="center"/>
           </w:tcPr>
           <w:p>
             <w:pPr>
@@ -4215,6 +4434,7 @@
               <w:bottom w:type="dxa" w:w="50"/>
               <w:right w:type="dxa" w:w="90"/>
             </w:tcMar>
+            <w:vAlign w:val="center"/>
           </w:tcPr>
           <w:p>
             <w:pPr>
@@ -4244,6 +4464,7 @@
               <w:bottom w:type="dxa" w:w="50"/>
               <w:right w:type="dxa" w:w="90"/>
             </w:tcMar>
+            <w:vAlign w:val="center"/>
           </w:tcPr>
           <w:p>
             <w:pPr>
@@ -4277,6 +4498,7 @@
               <w:bottom w:type="dxa" w:w="50"/>
               <w:right w:type="dxa" w:w="90"/>
             </w:tcMar>
+            <w:vAlign w:val="center"/>
           </w:tcPr>
           <w:p>
             <w:pPr>
@@ -4289,27 +4511,16 @@
                 <w:b/>
                 <w:bCs/>
                 <w:color w:val="000000"/>
-                <w:sz w:val="20"/>
-                <w:szCs w:val="20"/>
-              </w:rPr>
-              <w:t xml:space="preserve">P09　一般</w:t>
-            </w:r>
-          </w:p>
-        </w:tc>
-        <w:tc>
-          <w:tcPr>
-            <w:tcW w:type="pct" w:w="56%"/>
-            <w:tcMar>
-              <w:top w:type="dxa" w:w="50"/>
-              <w:left w:type="dxa" w:w="90"/>
-              <w:bottom w:type="dxa" w:w="50"/>
-              <w:right w:type="dxa" w:w="90"/>
-            </w:tcMar>
-          </w:tcPr>
-          <w:p>
-            <w:pPr>
-              <w:spacing w:after="20" w:before="20" w:line="276"/>
-              <w:jc w:val="left"/>
+                <w:sz w:val="22"/>
+                <w:szCs w:val="22"/>
+              </w:rPr>
+              <w:t xml:space="preserve">P09</w:t>
+            </w:r>
+          </w:p>
+          <w:p>
+            <w:pPr>
+              <w:spacing w:after="20" w:before="20" w:line="276"/>
+              <w:jc w:val="center"/>
             </w:pPr>
             <w:r>
               <w:rPr>
@@ -4320,6 +4531,35 @@
                 <w:sz w:val="20"/>
                 <w:szCs w:val="20"/>
               </w:rPr>
+              <w:t xml:space="preserve">一般</w:t>
+            </w:r>
+          </w:p>
+        </w:tc>
+        <w:tc>
+          <w:tcPr>
+            <w:tcW w:type="pct" w:w="56%"/>
+            <w:tcMar>
+              <w:top w:type="dxa" w:w="50"/>
+              <w:left w:type="dxa" w:w="90"/>
+              <w:bottom w:type="dxa" w:w="50"/>
+              <w:right w:type="dxa" w:w="90"/>
+            </w:tcMar>
+            <w:vAlign w:val="center"/>
+          </w:tcPr>
+          <w:p>
+            <w:pPr>
+              <w:spacing w:after="20" w:before="20" w:line="276"/>
+              <w:jc w:val="left"/>
+            </w:pPr>
+            <w:r>
+              <w:rPr>
+                <w:rFonts w:ascii="Times New Roman" w:eastAsia="SimSun"/>
+                <w:b/>
+                <w:bCs/>
+                <w:color w:val="000000"/>
+                <w:sz w:val="20"/>
+                <w:szCs w:val="20"/>
+              </w:rPr>
               <w:t xml:space="preserve">位置：4.3.1 节（人员检索与可见性边界缺失）</w:t>
             </w:r>
           </w:p>
@@ -4384,6 +4624,7 @@
               <w:bottom w:type="dxa" w:w="50"/>
               <w:right w:type="dxa" w:w="90"/>
             </w:tcMar>
+            <w:vAlign w:val="center"/>
           </w:tcPr>
           <w:p>
             <w:pPr>
@@ -4417,6 +4658,7 @@
               <w:bottom w:type="dxa" w:w="50"/>
               <w:right w:type="dxa" w:w="90"/>
             </w:tcMar>
+            <w:vAlign w:val="center"/>
           </w:tcPr>
           <w:p>
             <w:pPr>
@@ -4429,27 +4671,16 @@
                 <w:b/>
                 <w:bCs/>
                 <w:color w:val="000000"/>
-                <w:sz w:val="20"/>
-                <w:szCs w:val="20"/>
-              </w:rPr>
-              <w:t xml:space="preserve">P10　一般</w:t>
-            </w:r>
-          </w:p>
-        </w:tc>
-        <w:tc>
-          <w:tcPr>
-            <w:tcW w:type="pct" w:w="56%"/>
-            <w:tcMar>
-              <w:top w:type="dxa" w:w="50"/>
-              <w:left w:type="dxa" w:w="90"/>
-              <w:bottom w:type="dxa" w:w="50"/>
-              <w:right w:type="dxa" w:w="90"/>
-            </w:tcMar>
-          </w:tcPr>
-          <w:p>
-            <w:pPr>
-              <w:spacing w:after="20" w:before="20" w:line="276"/>
-              <w:jc w:val="left"/>
+                <w:sz w:val="22"/>
+                <w:szCs w:val="22"/>
+              </w:rPr>
+              <w:t xml:space="preserve">P10</w:t>
+            </w:r>
+          </w:p>
+          <w:p>
+            <w:pPr>
+              <w:spacing w:after="20" w:before="20" w:line="276"/>
+              <w:jc w:val="center"/>
             </w:pPr>
             <w:r>
               <w:rPr>
@@ -4460,6 +4691,35 @@
                 <w:sz w:val="20"/>
                 <w:szCs w:val="20"/>
               </w:rPr>
+              <w:t xml:space="preserve">一般</w:t>
+            </w:r>
+          </w:p>
+        </w:tc>
+        <w:tc>
+          <w:tcPr>
+            <w:tcW w:type="pct" w:w="56%"/>
+            <w:tcMar>
+              <w:top w:type="dxa" w:w="50"/>
+              <w:left w:type="dxa" w:w="90"/>
+              <w:bottom w:type="dxa" w:w="50"/>
+              <w:right w:type="dxa" w:w="90"/>
+            </w:tcMar>
+            <w:vAlign w:val="center"/>
+          </w:tcPr>
+          <w:p>
+            <w:pPr>
+              <w:spacing w:after="20" w:before="20" w:line="276"/>
+              <w:jc w:val="left"/>
+            </w:pPr>
+            <w:r>
+              <w:rPr>
+                <w:rFonts w:ascii="Times New Roman" w:eastAsia="SimSun"/>
+                <w:b/>
+                <w:bCs/>
+                <w:color w:val="000000"/>
+                <w:sz w:val="20"/>
+                <w:szCs w:val="20"/>
+              </w:rPr>
               <w:t xml:space="preserve">位置：2.4、2.6 节（整站迁移需求不完整）</w:t>
             </w:r>
           </w:p>
@@ -4524,6 +4784,7 @@
               <w:bottom w:type="dxa" w:w="50"/>
               <w:right w:type="dxa" w:w="90"/>
             </w:tcMar>
+            <w:vAlign w:val="center"/>
           </w:tcPr>
           <w:p>
             <w:pPr>
@@ -4557,6 +4818,7 @@
               <w:bottom w:type="dxa" w:w="50"/>
               <w:right w:type="dxa" w:w="90"/>
             </w:tcMar>
+            <w:vAlign w:val="center"/>
           </w:tcPr>
           <w:p>
             <w:pPr>
@@ -4569,27 +4831,16 @@
                 <w:b/>
                 <w:bCs/>
                 <w:color w:val="000000"/>
-                <w:sz w:val="20"/>
-                <w:szCs w:val="20"/>
-              </w:rPr>
-              <w:t xml:space="preserve">P11　一般</w:t>
-            </w:r>
-          </w:p>
-        </w:tc>
-        <w:tc>
-          <w:tcPr>
-            <w:tcW w:type="pct" w:w="56%"/>
-            <w:tcMar>
-              <w:top w:type="dxa" w:w="50"/>
-              <w:left w:type="dxa" w:w="90"/>
-              <w:bottom w:type="dxa" w:w="50"/>
-              <w:right w:type="dxa" w:w="90"/>
-            </w:tcMar>
-          </w:tcPr>
-          <w:p>
-            <w:pPr>
-              <w:spacing w:after="20" w:before="20" w:line="276"/>
-              <w:jc w:val="left"/>
+                <w:sz w:val="22"/>
+                <w:szCs w:val="22"/>
+              </w:rPr>
+              <w:t xml:space="preserve">P11</w:t>
+            </w:r>
+          </w:p>
+          <w:p>
+            <w:pPr>
+              <w:spacing w:after="20" w:before="20" w:line="276"/>
+              <w:jc w:val="center"/>
             </w:pPr>
             <w:r>
               <w:rPr>
@@ -4600,6 +4851,35 @@
                 <w:sz w:val="20"/>
                 <w:szCs w:val="20"/>
               </w:rPr>
+              <w:t xml:space="preserve">一般</w:t>
+            </w:r>
+          </w:p>
+        </w:tc>
+        <w:tc>
+          <w:tcPr>
+            <w:tcW w:type="pct" w:w="56%"/>
+            <w:tcMar>
+              <w:top w:type="dxa" w:w="50"/>
+              <w:left w:type="dxa" w:w="90"/>
+              <w:bottom w:type="dxa" w:w="50"/>
+              <w:right w:type="dxa" w:w="90"/>
+            </w:tcMar>
+            <w:vAlign w:val="center"/>
+          </w:tcPr>
+          <w:p>
+            <w:pPr>
+              <w:spacing w:after="20" w:before="20" w:line="276"/>
+              <w:jc w:val="left"/>
+            </w:pPr>
+            <w:r>
+              <w:rPr>
+                <w:rFonts w:ascii="Times New Roman" w:eastAsia="SimSun"/>
+                <w:b/>
+                <w:bCs/>
+                <w:color w:val="000000"/>
+                <w:sz w:val="20"/>
+                <w:szCs w:val="20"/>
+              </w:rPr>
               <w:t xml:space="preserve">位置：4.3.1.2／4／5／6 节</w:t>
             </w:r>
           </w:p>
@@ -4664,6 +4944,7 @@
               <w:bottom w:type="dxa" w:w="50"/>
               <w:right w:type="dxa" w:w="90"/>
             </w:tcMar>
+            <w:vAlign w:val="center"/>
           </w:tcPr>
           <w:p>
             <w:pPr>
@@ -4697,6 +4978,7 @@
               <w:bottom w:type="dxa" w:w="50"/>
               <w:right w:type="dxa" w:w="90"/>
             </w:tcMar>
+            <w:vAlign w:val="center"/>
           </w:tcPr>
           <w:p>
             <w:pPr>
@@ -4709,27 +4991,16 @@
                 <w:b/>
                 <w:bCs/>
                 <w:color w:val="000000"/>
-                <w:sz w:val="20"/>
-                <w:szCs w:val="20"/>
-              </w:rPr>
-              <w:t xml:space="preserve">P12　一般</w:t>
-            </w:r>
-          </w:p>
-        </w:tc>
-        <w:tc>
-          <w:tcPr>
-            <w:tcW w:type="pct" w:w="56%"/>
-            <w:tcMar>
-              <w:top w:type="dxa" w:w="50"/>
-              <w:left w:type="dxa" w:w="90"/>
-              <w:bottom w:type="dxa" w:w="50"/>
-              <w:right w:type="dxa" w:w="90"/>
-            </w:tcMar>
-          </w:tcPr>
-          <w:p>
-            <w:pPr>
-              <w:spacing w:after="20" w:before="20" w:line="276"/>
-              <w:jc w:val="left"/>
+                <w:sz w:val="22"/>
+                <w:szCs w:val="22"/>
+              </w:rPr>
+              <w:t xml:space="preserve">P12</w:t>
+            </w:r>
+          </w:p>
+          <w:p>
+            <w:pPr>
+              <w:spacing w:after="20" w:before="20" w:line="276"/>
+              <w:jc w:val="center"/>
             </w:pPr>
             <w:r>
               <w:rPr>
@@ -4740,6 +5011,35 @@
                 <w:sz w:val="20"/>
                 <w:szCs w:val="20"/>
               </w:rPr>
+              <w:t xml:space="preserve">一般</w:t>
+            </w:r>
+          </w:p>
+        </w:tc>
+        <w:tc>
+          <w:tcPr>
+            <w:tcW w:type="pct" w:w="56%"/>
+            <w:tcMar>
+              <w:top w:type="dxa" w:w="50"/>
+              <w:left w:type="dxa" w:w="90"/>
+              <w:bottom w:type="dxa" w:w="50"/>
+              <w:right w:type="dxa" w:w="90"/>
+            </w:tcMar>
+            <w:vAlign w:val="center"/>
+          </w:tcPr>
+          <w:p>
+            <w:pPr>
+              <w:spacing w:after="20" w:before="20" w:line="276"/>
+              <w:jc w:val="left"/>
+            </w:pPr>
+            <w:r>
+              <w:rPr>
+                <w:rFonts w:ascii="Times New Roman" w:eastAsia="SimSun"/>
+                <w:b/>
+                <w:bCs/>
+                <w:color w:val="000000"/>
+                <w:sz w:val="20"/>
+                <w:szCs w:val="20"/>
+              </w:rPr>
               <w:t xml:space="preserve">位置：5.1、5.2、5.4.4、5.5.1 节（另见 1.1 节）</w:t>
             </w:r>
           </w:p>
@@ -4804,6 +5104,7 @@
               <w:bottom w:type="dxa" w:w="50"/>
               <w:right w:type="dxa" w:w="90"/>
             </w:tcMar>
+            <w:vAlign w:val="center"/>
           </w:tcPr>
           <w:p>
             <w:pPr>
@@ -4837,6 +5138,7 @@
               <w:bottom w:type="dxa" w:w="50"/>
               <w:right w:type="dxa" w:w="90"/>
             </w:tcMar>
+            <w:vAlign w:val="center"/>
           </w:tcPr>
           <w:p>
             <w:pPr>
@@ -4849,27 +5151,16 @@
                 <w:b/>
                 <w:bCs/>
                 <w:color w:val="000000"/>
-                <w:sz w:val="20"/>
-                <w:szCs w:val="20"/>
-              </w:rPr>
-              <w:t xml:space="preserve">P13　一般</w:t>
-            </w:r>
-          </w:p>
-        </w:tc>
-        <w:tc>
-          <w:tcPr>
-            <w:tcW w:type="pct" w:w="56%"/>
-            <w:tcMar>
-              <w:top w:type="dxa" w:w="50"/>
-              <w:left w:type="dxa" w:w="90"/>
-              <w:bottom w:type="dxa" w:w="50"/>
-              <w:right w:type="dxa" w:w="90"/>
-            </w:tcMar>
-          </w:tcPr>
-          <w:p>
-            <w:pPr>
-              <w:spacing w:after="20" w:before="20" w:line="276"/>
-              <w:jc w:val="left"/>
+                <w:sz w:val="22"/>
+                <w:szCs w:val="22"/>
+              </w:rPr>
+              <w:t xml:space="preserve">P13</w:t>
+            </w:r>
+          </w:p>
+          <w:p>
+            <w:pPr>
+              <w:spacing w:after="20" w:before="20" w:line="276"/>
+              <w:jc w:val="center"/>
             </w:pPr>
             <w:r>
               <w:rPr>
@@ -4880,6 +5171,35 @@
                 <w:sz w:val="20"/>
                 <w:szCs w:val="20"/>
               </w:rPr>
+              <w:t xml:space="preserve">一般</w:t>
+            </w:r>
+          </w:p>
+        </w:tc>
+        <w:tc>
+          <w:tcPr>
+            <w:tcW w:type="pct" w:w="56%"/>
+            <w:tcMar>
+              <w:top w:type="dxa" w:w="50"/>
+              <w:left w:type="dxa" w:w="90"/>
+              <w:bottom w:type="dxa" w:w="50"/>
+              <w:right w:type="dxa" w:w="90"/>
+            </w:tcMar>
+            <w:vAlign w:val="center"/>
+          </w:tcPr>
+          <w:p>
+            <w:pPr>
+              <w:spacing w:after="20" w:before="20" w:line="276"/>
+              <w:jc w:val="left"/>
+            </w:pPr>
+            <w:r>
+              <w:rPr>
+                <w:rFonts w:ascii="Times New Roman" w:eastAsia="SimSun"/>
+                <w:b/>
+                <w:bCs/>
+                <w:color w:val="000000"/>
+                <w:sz w:val="20"/>
+                <w:szCs w:val="20"/>
+              </w:rPr>
               <w:t xml:space="preserve">位置：4.3.2.2 节（编号规则未定义）</w:t>
             </w:r>
           </w:p>
@@ -4944,6 +5264,7 @@
               <w:bottom w:type="dxa" w:w="50"/>
               <w:right w:type="dxa" w:w="90"/>
             </w:tcMar>
+            <w:vAlign w:val="center"/>
           </w:tcPr>
           <w:p>
             <w:pPr>
@@ -4977,6 +5298,7 @@
               <w:bottom w:type="dxa" w:w="50"/>
               <w:right w:type="dxa" w:w="90"/>
             </w:tcMar>
+            <w:vAlign w:val="center"/>
           </w:tcPr>
           <w:p>
             <w:pPr>
@@ -4989,27 +5311,16 @@
                 <w:b/>
                 <w:bCs/>
                 <w:color w:val="000000"/>
-                <w:sz w:val="20"/>
-                <w:szCs w:val="20"/>
-              </w:rPr>
-              <w:t xml:space="preserve">P14　一般</w:t>
-            </w:r>
-          </w:p>
-        </w:tc>
-        <w:tc>
-          <w:tcPr>
-            <w:tcW w:type="pct" w:w="56%"/>
-            <w:tcMar>
-              <w:top w:type="dxa" w:w="50"/>
-              <w:left w:type="dxa" w:w="90"/>
-              <w:bottom w:type="dxa" w:w="50"/>
-              <w:right w:type="dxa" w:w="90"/>
-            </w:tcMar>
-          </w:tcPr>
-          <w:p>
-            <w:pPr>
-              <w:spacing w:after="20" w:before="20" w:line="276"/>
-              <w:jc w:val="left"/>
+                <w:sz w:val="22"/>
+                <w:szCs w:val="22"/>
+              </w:rPr>
+              <w:t xml:space="preserve">P14</w:t>
+            </w:r>
+          </w:p>
+          <w:p>
+            <w:pPr>
+              <w:spacing w:after="20" w:before="20" w:line="276"/>
+              <w:jc w:val="center"/>
             </w:pPr>
             <w:r>
               <w:rPr>
@@ -5020,6 +5331,35 @@
                 <w:sz w:val="20"/>
                 <w:szCs w:val="20"/>
               </w:rPr>
+              <w:t xml:space="preserve">一般</w:t>
+            </w:r>
+          </w:p>
+        </w:tc>
+        <w:tc>
+          <w:tcPr>
+            <w:tcW w:type="pct" w:w="56%"/>
+            <w:tcMar>
+              <w:top w:type="dxa" w:w="50"/>
+              <w:left w:type="dxa" w:w="90"/>
+              <w:bottom w:type="dxa" w:w="50"/>
+              <w:right w:type="dxa" w:w="90"/>
+            </w:tcMar>
+            <w:vAlign w:val="center"/>
+          </w:tcPr>
+          <w:p>
+            <w:pPr>
+              <w:spacing w:after="20" w:before="20" w:line="276"/>
+              <w:jc w:val="left"/>
+            </w:pPr>
+            <w:r>
+              <w:rPr>
+                <w:rFonts w:ascii="Times New Roman" w:eastAsia="SimSun"/>
+                <w:b/>
+                <w:bCs/>
+                <w:color w:val="000000"/>
+                <w:sz w:val="20"/>
+                <w:szCs w:val="20"/>
+              </w:rPr>
               <w:t xml:space="preserve">位置：全文（结构）</w:t>
             </w:r>
           </w:p>
@@ -5084,6 +5424,7 @@
               <w:bottom w:type="dxa" w:w="50"/>
               <w:right w:type="dxa" w:w="90"/>
             </w:tcMar>
+            <w:vAlign w:val="center"/>
           </w:tcPr>
           <w:p>
             <w:pPr>
@@ -5160,6 +5501,7 @@
               <w:bottom w:type="dxa" w:w="50"/>
               <w:right w:type="dxa" w:w="90"/>
             </w:tcMar>
+            <w:vAlign w:val="center"/>
           </w:tcPr>
           <w:p>
             <w:pPr>
@@ -5189,6 +5531,7 @@
               <w:bottom w:type="dxa" w:w="50"/>
               <w:right w:type="dxa" w:w="90"/>
             </w:tcMar>
+            <w:vAlign w:val="center"/>
           </w:tcPr>
           <w:p>
             <w:pPr>
@@ -5218,6 +5561,7 @@
               <w:bottom w:type="dxa" w:w="50"/>
               <w:right w:type="dxa" w:w="90"/>
             </w:tcMar>
+            <w:vAlign w:val="center"/>
           </w:tcPr>
           <w:p>
             <w:pPr>
@@ -5251,6 +5595,7 @@
               <w:bottom w:type="dxa" w:w="50"/>
               <w:right w:type="dxa" w:w="90"/>
             </w:tcMar>
+            <w:vAlign w:val="center"/>
           </w:tcPr>
           <w:p>
             <w:pPr>
@@ -5263,27 +5608,16 @@
                 <w:b/>
                 <w:bCs/>
                 <w:color w:val="000000"/>
-                <w:sz w:val="20"/>
-                <w:szCs w:val="20"/>
-              </w:rPr>
-              <w:t xml:space="preserve">P15　轻微</w:t>
-            </w:r>
-          </w:p>
-        </w:tc>
-        <w:tc>
-          <w:tcPr>
-            <w:tcW w:type="pct" w:w="56%"/>
-            <w:tcMar>
-              <w:top w:type="dxa" w:w="50"/>
-              <w:left w:type="dxa" w:w="90"/>
-              <w:bottom w:type="dxa" w:w="50"/>
-              <w:right w:type="dxa" w:w="90"/>
-            </w:tcMar>
-          </w:tcPr>
-          <w:p>
-            <w:pPr>
-              <w:spacing w:after="20" w:before="20" w:line="276"/>
-              <w:jc w:val="left"/>
+                <w:sz w:val="22"/>
+                <w:szCs w:val="22"/>
+              </w:rPr>
+              <w:t xml:space="preserve">P15</w:t>
+            </w:r>
+          </w:p>
+          <w:p>
+            <w:pPr>
+              <w:spacing w:after="20" w:before="20" w:line="276"/>
+              <w:jc w:val="center"/>
             </w:pPr>
             <w:r>
               <w:rPr>
@@ -5294,6 +5628,35 @@
                 <w:sz w:val="20"/>
                 <w:szCs w:val="20"/>
               </w:rPr>
+              <w:t xml:space="preserve">轻微</w:t>
+            </w:r>
+          </w:p>
+        </w:tc>
+        <w:tc>
+          <w:tcPr>
+            <w:tcW w:type="pct" w:w="56%"/>
+            <w:tcMar>
+              <w:top w:type="dxa" w:w="50"/>
+              <w:left w:type="dxa" w:w="90"/>
+              <w:bottom w:type="dxa" w:w="50"/>
+              <w:right w:type="dxa" w:w="90"/>
+            </w:tcMar>
+            <w:vAlign w:val="center"/>
+          </w:tcPr>
+          <w:p>
+            <w:pPr>
+              <w:spacing w:after="20" w:before="20" w:line="276"/>
+              <w:jc w:val="left"/>
+            </w:pPr>
+            <w:r>
+              <w:rPr>
+                <w:rFonts w:ascii="Times New Roman" w:eastAsia="SimSun"/>
+                <w:b/>
+                <w:bCs/>
+                <w:color w:val="000000"/>
+                <w:sz w:val="20"/>
+                <w:szCs w:val="20"/>
+              </w:rPr>
               <w:t xml:space="preserve">位置：3.1 节等（缺失）</w:t>
             </w:r>
           </w:p>
@@ -5358,6 +5721,7 @@
               <w:bottom w:type="dxa" w:w="50"/>
               <w:right w:type="dxa" w:w="90"/>
             </w:tcMar>
+            <w:vAlign w:val="center"/>
           </w:tcPr>
           <w:p>
             <w:pPr>
@@ -5391,6 +5755,7 @@
               <w:bottom w:type="dxa" w:w="50"/>
               <w:right w:type="dxa" w:w="90"/>
             </w:tcMar>
+            <w:vAlign w:val="center"/>
           </w:tcPr>
           <w:p>
             <w:pPr>
@@ -5403,27 +5768,16 @@
                 <w:b/>
                 <w:bCs/>
                 <w:color w:val="000000"/>
-                <w:sz w:val="20"/>
-                <w:szCs w:val="20"/>
-              </w:rPr>
-              <w:t xml:space="preserve">P16　轻微</w:t>
-            </w:r>
-          </w:p>
-        </w:tc>
-        <w:tc>
-          <w:tcPr>
-            <w:tcW w:type="pct" w:w="56%"/>
-            <w:tcMar>
-              <w:top w:type="dxa" w:w="50"/>
-              <w:left w:type="dxa" w:w="90"/>
-              <w:bottom w:type="dxa" w:w="50"/>
-              <w:right w:type="dxa" w:w="90"/>
-            </w:tcMar>
-          </w:tcPr>
-          <w:p>
-            <w:pPr>
-              <w:spacing w:after="20" w:before="20" w:line="276"/>
-              <w:jc w:val="left"/>
+                <w:sz w:val="22"/>
+                <w:szCs w:val="22"/>
+              </w:rPr>
+              <w:t xml:space="preserve">P16</w:t>
+            </w:r>
+          </w:p>
+          <w:p>
+            <w:pPr>
+              <w:spacing w:after="20" w:before="20" w:line="276"/>
+              <w:jc w:val="center"/>
             </w:pPr>
             <w:r>
               <w:rPr>
@@ -5434,6 +5788,35 @@
                 <w:sz w:val="20"/>
                 <w:szCs w:val="20"/>
               </w:rPr>
+              <w:t xml:space="preserve">轻微</w:t>
+            </w:r>
+          </w:p>
+        </w:tc>
+        <w:tc>
+          <w:tcPr>
+            <w:tcW w:type="pct" w:w="56%"/>
+            <w:tcMar>
+              <w:top w:type="dxa" w:w="50"/>
+              <w:left w:type="dxa" w:w="90"/>
+              <w:bottom w:type="dxa" w:w="50"/>
+              <w:right w:type="dxa" w:w="90"/>
+            </w:tcMar>
+            <w:vAlign w:val="center"/>
+          </w:tcPr>
+          <w:p>
+            <w:pPr>
+              <w:spacing w:after="20" w:before="20" w:line="276"/>
+              <w:jc w:val="left"/>
+            </w:pPr>
+            <w:r>
+              <w:rPr>
+                <w:rFonts w:ascii="Times New Roman" w:eastAsia="SimSun"/>
+                <w:b/>
+                <w:bCs/>
+                <w:color w:val="000000"/>
+                <w:sz w:val="20"/>
+                <w:szCs w:val="20"/>
+              </w:rPr>
               <w:t xml:space="preserve">位置：4.1 节</w:t>
             </w:r>
           </w:p>
@@ -5498,6 +5881,7 @@
               <w:bottom w:type="dxa" w:w="50"/>
               <w:right w:type="dxa" w:w="90"/>
             </w:tcMar>
+            <w:vAlign w:val="center"/>
           </w:tcPr>
           <w:p>
             <w:pPr>
@@ -5531,6 +5915,7 @@
               <w:bottom w:type="dxa" w:w="50"/>
               <w:right w:type="dxa" w:w="90"/>
             </w:tcMar>
+            <w:vAlign w:val="center"/>
           </w:tcPr>
           <w:p>
             <w:pPr>
@@ -5543,27 +5928,16 @@
                 <w:b/>
                 <w:bCs/>
                 <w:color w:val="000000"/>
-                <w:sz w:val="20"/>
-                <w:szCs w:val="20"/>
-              </w:rPr>
-              <w:t xml:space="preserve">P17　轻微</w:t>
-            </w:r>
-          </w:p>
-        </w:tc>
-        <w:tc>
-          <w:tcPr>
-            <w:tcW w:type="pct" w:w="56%"/>
-            <w:tcMar>
-              <w:top w:type="dxa" w:w="50"/>
-              <w:left w:type="dxa" w:w="90"/>
-              <w:bottom w:type="dxa" w:w="50"/>
-              <w:right w:type="dxa" w:w="90"/>
-            </w:tcMar>
-          </w:tcPr>
-          <w:p>
-            <w:pPr>
-              <w:spacing w:after="20" w:before="20" w:line="276"/>
-              <w:jc w:val="left"/>
+                <w:sz w:val="22"/>
+                <w:szCs w:val="22"/>
+              </w:rPr>
+              <w:t xml:space="preserve">P17</w:t>
+            </w:r>
+          </w:p>
+          <w:p>
+            <w:pPr>
+              <w:spacing w:after="20" w:before="20" w:line="276"/>
+              <w:jc w:val="center"/>
             </w:pPr>
             <w:r>
               <w:rPr>
@@ -5574,6 +5948,35 @@
                 <w:sz w:val="20"/>
                 <w:szCs w:val="20"/>
               </w:rPr>
+              <w:t xml:space="preserve">轻微</w:t>
+            </w:r>
+          </w:p>
+        </w:tc>
+        <w:tc>
+          <w:tcPr>
+            <w:tcW w:type="pct" w:w="56%"/>
+            <w:tcMar>
+              <w:top w:type="dxa" w:w="50"/>
+              <w:left w:type="dxa" w:w="90"/>
+              <w:bottom w:type="dxa" w:w="50"/>
+              <w:right w:type="dxa" w:w="90"/>
+            </w:tcMar>
+            <w:vAlign w:val="center"/>
+          </w:tcPr>
+          <w:p>
+            <w:pPr>
+              <w:spacing w:after="20" w:before="20" w:line="276"/>
+              <w:jc w:val="left"/>
+            </w:pPr>
+            <w:r>
+              <w:rPr>
+                <w:rFonts w:ascii="Times New Roman" w:eastAsia="SimSun"/>
+                <w:b/>
+                <w:bCs/>
+                <w:color w:val="000000"/>
+                <w:sz w:val="20"/>
+                <w:szCs w:val="20"/>
+              </w:rPr>
               <w:t xml:space="preserve">位置：封面／标题</w:t>
             </w:r>
           </w:p>
@@ -5638,6 +6041,7 @@
               <w:bottom w:type="dxa" w:w="50"/>
               <w:right w:type="dxa" w:w="90"/>
             </w:tcMar>
+            <w:vAlign w:val="center"/>
           </w:tcPr>
           <w:p>
             <w:pPr>
@@ -6016,6 +6420,7 @@
               <w:bottom w:type="dxa" w:w="50"/>
               <w:right w:type="dxa" w:w="90"/>
             </w:tcMar>
+            <w:vAlign w:val="center"/>
           </w:tcPr>
           <w:p>
             <w:pPr>
@@ -6045,6 +6450,7 @@
               <w:bottom w:type="dxa" w:w="50"/>
               <w:right w:type="dxa" w:w="90"/>
             </w:tcMar>
+            <w:vAlign w:val="center"/>
           </w:tcPr>
           <w:p>
             <w:pPr>
@@ -6074,6 +6480,7 @@
               <w:bottom w:type="dxa" w:w="50"/>
               <w:right w:type="dxa" w:w="90"/>
             </w:tcMar>
+            <w:vAlign w:val="center"/>
           </w:tcPr>
           <w:p>
             <w:pPr>
@@ -6103,6 +6510,7 @@
               <w:bottom w:type="dxa" w:w="50"/>
               <w:right w:type="dxa" w:w="90"/>
             </w:tcMar>
+            <w:vAlign w:val="center"/>
           </w:tcPr>
           <w:p>
             <w:pPr>
@@ -6132,6 +6540,7 @@
               <w:bottom w:type="dxa" w:w="50"/>
               <w:right w:type="dxa" w:w="90"/>
             </w:tcMar>
+            <w:vAlign w:val="center"/>
           </w:tcPr>
           <w:p>
             <w:pPr>
@@ -6161,6 +6570,7 @@
               <w:bottom w:type="dxa" w:w="50"/>
               <w:right w:type="dxa" w:w="90"/>
             </w:tcMar>
+            <w:vAlign w:val="center"/>
           </w:tcPr>
           <w:p>
             <w:pPr>
@@ -6194,11 +6604,12 @@
               <w:bottom w:type="dxa" w:w="50"/>
               <w:right w:type="dxa" w:w="90"/>
             </w:tcMar>
-          </w:tcPr>
-          <w:p>
-            <w:pPr>
-              <w:spacing w:after="20" w:before="20" w:line="276"/>
-              <w:jc w:val="left"/>
+            <w:vAlign w:val="center"/>
+          </w:tcPr>
+          <w:p>
+            <w:pPr>
+              <w:spacing w:after="20" w:before="20" w:line="276"/>
+              <w:jc w:val="center"/>
             </w:pPr>
             <w:r>
               <w:rPr>
@@ -6222,6 +6633,7 @@
               <w:bottom w:type="dxa" w:w="50"/>
               <w:right w:type="dxa" w:w="90"/>
             </w:tcMar>
+            <w:vAlign w:val="center"/>
           </w:tcPr>
           <w:p>
             <w:pPr>
@@ -6250,11 +6662,12 @@
               <w:bottom w:type="dxa" w:w="50"/>
               <w:right w:type="dxa" w:w="90"/>
             </w:tcMar>
-          </w:tcPr>
-          <w:p>
-            <w:pPr>
-              <w:spacing w:after="20" w:before="20" w:line="276"/>
-              <w:jc w:val="left"/>
+            <w:vAlign w:val="center"/>
+          </w:tcPr>
+          <w:p>
+            <w:pPr>
+              <w:spacing w:after="20" w:before="20" w:line="276"/>
+              <w:jc w:val="center"/>
             </w:pPr>
             <w:r>
               <w:rPr>
@@ -6278,11 +6691,12 @@
               <w:bottom w:type="dxa" w:w="50"/>
               <w:right w:type="dxa" w:w="90"/>
             </w:tcMar>
-          </w:tcPr>
-          <w:p>
-            <w:pPr>
-              <w:spacing w:after="20" w:before="20" w:line="276"/>
-              <w:jc w:val="left"/>
+            <w:vAlign w:val="center"/>
+          </w:tcPr>
+          <w:p>
+            <w:pPr>
+              <w:spacing w:after="20" w:before="20" w:line="276"/>
+              <w:jc w:val="center"/>
             </w:pPr>
             <w:r>
               <w:rPr>
@@ -6306,11 +6720,12 @@
               <w:bottom w:type="dxa" w:w="50"/>
               <w:right w:type="dxa" w:w="90"/>
             </w:tcMar>
-          </w:tcPr>
-          <w:p>
-            <w:pPr>
-              <w:spacing w:after="20" w:before="20" w:line="276"/>
-              <w:jc w:val="left"/>
+            <w:vAlign w:val="center"/>
+          </w:tcPr>
+          <w:p>
+            <w:pPr>
+              <w:spacing w:after="20" w:before="20" w:line="276"/>
+              <w:jc w:val="center"/>
             </w:pPr>
             <w:r>
               <w:rPr>
@@ -6334,6 +6749,7 @@
               <w:bottom w:type="dxa" w:w="50"/>
               <w:right w:type="dxa" w:w="90"/>
             </w:tcMar>
+            <w:vAlign w:val="center"/>
           </w:tcPr>
           <w:p>
             <w:pPr>
@@ -6367,11 +6783,12 @@
               <w:bottom w:type="dxa" w:w="50"/>
               <w:right w:type="dxa" w:w="90"/>
             </w:tcMar>
-          </w:tcPr>
-          <w:p>
-            <w:pPr>
-              <w:spacing w:after="20" w:before="20" w:line="276"/>
-              <w:jc w:val="left"/>
+            <w:vAlign w:val="center"/>
+          </w:tcPr>
+          <w:p>
+            <w:pPr>
+              <w:spacing w:after="20" w:before="20" w:line="276"/>
+              <w:jc w:val="center"/>
             </w:pPr>
             <w:r>
               <w:rPr>
@@ -6395,6 +6812,7 @@
               <w:bottom w:type="dxa" w:w="50"/>
               <w:right w:type="dxa" w:w="90"/>
             </w:tcMar>
+            <w:vAlign w:val="center"/>
           </w:tcPr>
           <w:p>
             <w:pPr>
@@ -6423,11 +6841,12 @@
               <w:bottom w:type="dxa" w:w="50"/>
               <w:right w:type="dxa" w:w="90"/>
             </w:tcMar>
-          </w:tcPr>
-          <w:p>
-            <w:pPr>
-              <w:spacing w:after="20" w:before="20" w:line="276"/>
-              <w:jc w:val="left"/>
+            <w:vAlign w:val="center"/>
+          </w:tcPr>
+          <w:p>
+            <w:pPr>
+              <w:spacing w:after="20" w:before="20" w:line="276"/>
+              <w:jc w:val="center"/>
             </w:pPr>
             <w:r>
               <w:rPr>
@@ -6451,11 +6870,12 @@
               <w:bottom w:type="dxa" w:w="50"/>
               <w:right w:type="dxa" w:w="90"/>
             </w:tcMar>
-          </w:tcPr>
-          <w:p>
-            <w:pPr>
-              <w:spacing w:after="20" w:before="20" w:line="276"/>
-              <w:jc w:val="left"/>
+            <w:vAlign w:val="center"/>
+          </w:tcPr>
+          <w:p>
+            <w:pPr>
+              <w:spacing w:after="20" w:before="20" w:line="276"/>
+              <w:jc w:val="center"/>
             </w:pPr>
             <w:r>
               <w:rPr>
@@ -6479,11 +6899,12 @@
               <w:bottom w:type="dxa" w:w="50"/>
               <w:right w:type="dxa" w:w="90"/>
             </w:tcMar>
-          </w:tcPr>
-          <w:p>
-            <w:pPr>
-              <w:spacing w:after="20" w:before="20" w:line="276"/>
-              <w:jc w:val="left"/>
+            <w:vAlign w:val="center"/>
+          </w:tcPr>
+          <w:p>
+            <w:pPr>
+              <w:spacing w:after="20" w:before="20" w:line="276"/>
+              <w:jc w:val="center"/>
             </w:pPr>
             <w:r>
               <w:rPr>
@@ -6507,6 +6928,7 @@
               <w:bottom w:type="dxa" w:w="50"/>
               <w:right w:type="dxa" w:w="90"/>
             </w:tcMar>
+            <w:vAlign w:val="center"/>
           </w:tcPr>
           <w:p>
             <w:pPr>
@@ -6540,11 +6962,12 @@
               <w:bottom w:type="dxa" w:w="50"/>
               <w:right w:type="dxa" w:w="90"/>
             </w:tcMar>
-          </w:tcPr>
-          <w:p>
-            <w:pPr>
-              <w:spacing w:after="20" w:before="20" w:line="276"/>
-              <w:jc w:val="left"/>
+            <w:vAlign w:val="center"/>
+          </w:tcPr>
+          <w:p>
+            <w:pPr>
+              <w:spacing w:after="20" w:before="20" w:line="276"/>
+              <w:jc w:val="center"/>
             </w:pPr>
             <w:r>
               <w:rPr>
@@ -6568,6 +6991,7 @@
               <w:bottom w:type="dxa" w:w="50"/>
               <w:right w:type="dxa" w:w="90"/>
             </w:tcMar>
+            <w:vAlign w:val="center"/>
           </w:tcPr>
           <w:p>
             <w:pPr>
@@ -6596,11 +7020,12 @@
               <w:bottom w:type="dxa" w:w="50"/>
               <w:right w:type="dxa" w:w="90"/>
             </w:tcMar>
-          </w:tcPr>
-          <w:p>
-            <w:pPr>
-              <w:spacing w:after="20" w:before="20" w:line="276"/>
-              <w:jc w:val="left"/>
+            <w:vAlign w:val="center"/>
+          </w:tcPr>
+          <w:p>
+            <w:pPr>
+              <w:spacing w:after="20" w:before="20" w:line="276"/>
+              <w:jc w:val="center"/>
             </w:pPr>
             <w:r>
               <w:rPr>
@@ -6624,11 +7049,12 @@
               <w:bottom w:type="dxa" w:w="50"/>
               <w:right w:type="dxa" w:w="90"/>
             </w:tcMar>
-          </w:tcPr>
-          <w:p>
-            <w:pPr>
-              <w:spacing w:after="20" w:before="20" w:line="276"/>
-              <w:jc w:val="left"/>
+            <w:vAlign w:val="center"/>
+          </w:tcPr>
+          <w:p>
+            <w:pPr>
+              <w:spacing w:after="20" w:before="20" w:line="276"/>
+              <w:jc w:val="center"/>
             </w:pPr>
             <w:r>
               <w:rPr>
@@ -6652,11 +7078,12 @@
               <w:bottom w:type="dxa" w:w="50"/>
               <w:right w:type="dxa" w:w="90"/>
             </w:tcMar>
-          </w:tcPr>
-          <w:p>
-            <w:pPr>
-              <w:spacing w:after="20" w:before="20" w:line="276"/>
-              <w:jc w:val="left"/>
+            <w:vAlign w:val="center"/>
+          </w:tcPr>
+          <w:p>
+            <w:pPr>
+              <w:spacing w:after="20" w:before="20" w:line="276"/>
+              <w:jc w:val="center"/>
             </w:pPr>
             <w:r>
               <w:rPr>
@@ -6680,6 +7107,7 @@
               <w:bottom w:type="dxa" w:w="50"/>
               <w:right w:type="dxa" w:w="90"/>
             </w:tcMar>
+            <w:vAlign w:val="center"/>
           </w:tcPr>
           <w:p>
             <w:pPr>
@@ -6713,11 +7141,12 @@
               <w:bottom w:type="dxa" w:w="50"/>
               <w:right w:type="dxa" w:w="90"/>
             </w:tcMar>
-          </w:tcPr>
-          <w:p>
-            <w:pPr>
-              <w:spacing w:after="20" w:before="20" w:line="276"/>
-              <w:jc w:val="left"/>
+            <w:vAlign w:val="center"/>
+          </w:tcPr>
+          <w:p>
+            <w:pPr>
+              <w:spacing w:after="20" w:before="20" w:line="276"/>
+              <w:jc w:val="center"/>
             </w:pPr>
             <w:r>
               <w:rPr>
@@ -6741,6 +7170,7 @@
               <w:bottom w:type="dxa" w:w="50"/>
               <w:right w:type="dxa" w:w="90"/>
             </w:tcMar>
+            <w:vAlign w:val="center"/>
           </w:tcPr>
           <w:p>
             <w:pPr>
@@ -6769,11 +7199,12 @@
               <w:bottom w:type="dxa" w:w="50"/>
               <w:right w:type="dxa" w:w="90"/>
             </w:tcMar>
-          </w:tcPr>
-          <w:p>
-            <w:pPr>
-              <w:spacing w:after="20" w:before="20" w:line="276"/>
-              <w:jc w:val="left"/>
+            <w:vAlign w:val="center"/>
+          </w:tcPr>
+          <w:p>
+            <w:pPr>
+              <w:spacing w:after="20" w:before="20" w:line="276"/>
+              <w:jc w:val="center"/>
             </w:pPr>
             <w:r>
               <w:rPr>
@@ -6797,11 +7228,12 @@
               <w:bottom w:type="dxa" w:w="50"/>
               <w:right w:type="dxa" w:w="90"/>
             </w:tcMar>
-          </w:tcPr>
-          <w:p>
-            <w:pPr>
-              <w:spacing w:after="20" w:before="20" w:line="276"/>
-              <w:jc w:val="left"/>
+            <w:vAlign w:val="center"/>
+          </w:tcPr>
+          <w:p>
+            <w:pPr>
+              <w:spacing w:after="20" w:before="20" w:line="276"/>
+              <w:jc w:val="center"/>
             </w:pPr>
             <w:r>
               <w:rPr>
@@ -6825,11 +7257,12 @@
               <w:bottom w:type="dxa" w:w="50"/>
               <w:right w:type="dxa" w:w="90"/>
             </w:tcMar>
-          </w:tcPr>
-          <w:p>
-            <w:pPr>
-              <w:spacing w:after="20" w:before="20" w:line="276"/>
-              <w:jc w:val="left"/>
+            <w:vAlign w:val="center"/>
+          </w:tcPr>
+          <w:p>
+            <w:pPr>
+              <w:spacing w:after="20" w:before="20" w:line="276"/>
+              <w:jc w:val="center"/>
             </w:pPr>
             <w:r>
               <w:rPr>
@@ -6853,6 +7286,7 @@
               <w:bottom w:type="dxa" w:w="50"/>
               <w:right w:type="dxa" w:w="90"/>
             </w:tcMar>
+            <w:vAlign w:val="center"/>
           </w:tcPr>
           <w:p>
             <w:pPr>
@@ -6886,11 +7320,12 @@
               <w:bottom w:type="dxa" w:w="50"/>
               <w:right w:type="dxa" w:w="90"/>
             </w:tcMar>
-          </w:tcPr>
-          <w:p>
-            <w:pPr>
-              <w:spacing w:after="20" w:before="20" w:line="276"/>
-              <w:jc w:val="left"/>
+            <w:vAlign w:val="center"/>
+          </w:tcPr>
+          <w:p>
+            <w:pPr>
+              <w:spacing w:after="20" w:before="20" w:line="276"/>
+              <w:jc w:val="center"/>
             </w:pPr>
             <w:r>
               <w:rPr>
@@ -6914,6 +7349,7 @@
               <w:bottom w:type="dxa" w:w="50"/>
               <w:right w:type="dxa" w:w="90"/>
             </w:tcMar>
+            <w:vAlign w:val="center"/>
           </w:tcPr>
           <w:p>
             <w:pPr>
@@ -6942,11 +7378,12 @@
               <w:bottom w:type="dxa" w:w="50"/>
               <w:right w:type="dxa" w:w="90"/>
             </w:tcMar>
-          </w:tcPr>
-          <w:p>
-            <w:pPr>
-              <w:spacing w:after="20" w:before="20" w:line="276"/>
-              <w:jc w:val="left"/>
+            <w:vAlign w:val="center"/>
+          </w:tcPr>
+          <w:p>
+            <w:pPr>
+              <w:spacing w:after="20" w:before="20" w:line="276"/>
+              <w:jc w:val="center"/>
             </w:pPr>
             <w:r>
               <w:rPr>
@@ -6970,11 +7407,12 @@
               <w:bottom w:type="dxa" w:w="50"/>
               <w:right w:type="dxa" w:w="90"/>
             </w:tcMar>
-          </w:tcPr>
-          <w:p>
-            <w:pPr>
-              <w:spacing w:after="20" w:before="20" w:line="276"/>
-              <w:jc w:val="left"/>
+            <w:vAlign w:val="center"/>
+          </w:tcPr>
+          <w:p>
+            <w:pPr>
+              <w:spacing w:after="20" w:before="20" w:line="276"/>
+              <w:jc w:val="center"/>
             </w:pPr>
             <w:r>
               <w:rPr>
@@ -6998,11 +7436,12 @@
               <w:bottom w:type="dxa" w:w="50"/>
               <w:right w:type="dxa" w:w="90"/>
             </w:tcMar>
-          </w:tcPr>
-          <w:p>
-            <w:pPr>
-              <w:spacing w:after="20" w:before="20" w:line="276"/>
-              <w:jc w:val="left"/>
+            <w:vAlign w:val="center"/>
+          </w:tcPr>
+          <w:p>
+            <w:pPr>
+              <w:spacing w:after="20" w:before="20" w:line="276"/>
+              <w:jc w:val="center"/>
             </w:pPr>
             <w:r>
               <w:rPr>
@@ -7026,6 +7465,7 @@
               <w:bottom w:type="dxa" w:w="50"/>
               <w:right w:type="dxa" w:w="90"/>
             </w:tcMar>
+            <w:vAlign w:val="center"/>
           </w:tcPr>
           <w:p>
             <w:pPr>
@@ -7278,6 +7718,7 @@
               <w:bottom w:type="dxa" w:w="50"/>
               <w:right w:type="dxa" w:w="90"/>
             </w:tcMar>
+            <w:vAlign w:val="center"/>
           </w:tcPr>
           <w:p>
             <w:pPr>
@@ -7307,6 +7748,7 @@
               <w:bottom w:type="dxa" w:w="50"/>
               <w:right w:type="dxa" w:w="90"/>
             </w:tcMar>
+            <w:vAlign w:val="center"/>
           </w:tcPr>
           <w:p>
             <w:pPr>
@@ -7336,6 +7778,7 @@
               <w:bottom w:type="dxa" w:w="50"/>
               <w:right w:type="dxa" w:w="90"/>
             </w:tcMar>
+            <w:vAlign w:val="center"/>
           </w:tcPr>
           <w:p>
             <w:pPr>
@@ -7369,11 +7812,12 @@
               <w:bottom w:type="dxa" w:w="50"/>
               <w:right w:type="dxa" w:w="90"/>
             </w:tcMar>
-          </w:tcPr>
-          <w:p>
-            <w:pPr>
-              <w:spacing w:after="20" w:before="20" w:line="276"/>
-              <w:jc w:val="left"/>
+            <w:vAlign w:val="center"/>
+          </w:tcPr>
+          <w:p>
+            <w:pPr>
+              <w:spacing w:after="20" w:before="20" w:line="276"/>
+              <w:jc w:val="center"/>
             </w:pPr>
             <w:r>
               <w:rPr>
@@ -7397,11 +7841,12 @@
               <w:bottom w:type="dxa" w:w="50"/>
               <w:right w:type="dxa" w:w="90"/>
             </w:tcMar>
-          </w:tcPr>
-          <w:p>
-            <w:pPr>
-              <w:spacing w:after="20" w:before="20" w:line="276"/>
-              <w:jc w:val="left"/>
+            <w:vAlign w:val="center"/>
+          </w:tcPr>
+          <w:p>
+            <w:pPr>
+              <w:spacing w:after="20" w:before="20" w:line="276"/>
+              <w:jc w:val="center"/>
             </w:pPr>
             <w:r>
               <w:rPr>
@@ -7425,6 +7870,7 @@
               <w:bottom w:type="dxa" w:w="50"/>
               <w:right w:type="dxa" w:w="90"/>
             </w:tcMar>
+            <w:vAlign w:val="center"/>
           </w:tcPr>
           <w:p>
             <w:pPr>
@@ -7458,11 +7904,12 @@
               <w:bottom w:type="dxa" w:w="50"/>
               <w:right w:type="dxa" w:w="90"/>
             </w:tcMar>
-          </w:tcPr>
-          <w:p>
-            <w:pPr>
-              <w:spacing w:after="20" w:before="20" w:line="276"/>
-              <w:jc w:val="left"/>
+            <w:vAlign w:val="center"/>
+          </w:tcPr>
+          <w:p>
+            <w:pPr>
+              <w:spacing w:after="20" w:before="20" w:line="276"/>
+              <w:jc w:val="center"/>
             </w:pPr>
             <w:r>
               <w:rPr>
@@ -7486,11 +7933,12 @@
               <w:bottom w:type="dxa" w:w="50"/>
               <w:right w:type="dxa" w:w="90"/>
             </w:tcMar>
-          </w:tcPr>
-          <w:p>
-            <w:pPr>
-              <w:spacing w:after="20" w:before="20" w:line="276"/>
-              <w:jc w:val="left"/>
+            <w:vAlign w:val="center"/>
+          </w:tcPr>
+          <w:p>
+            <w:pPr>
+              <w:spacing w:after="20" w:before="20" w:line="276"/>
+              <w:jc w:val="center"/>
             </w:pPr>
             <w:r>
               <w:rPr>
@@ -7514,6 +7962,7 @@
               <w:bottom w:type="dxa" w:w="50"/>
               <w:right w:type="dxa" w:w="90"/>
             </w:tcMar>
+            <w:vAlign w:val="center"/>
           </w:tcPr>
           <w:p>
             <w:pPr>
@@ -7547,11 +7996,12 @@
               <w:bottom w:type="dxa" w:w="50"/>
               <w:right w:type="dxa" w:w="90"/>
             </w:tcMar>
-          </w:tcPr>
-          <w:p>
-            <w:pPr>
-              <w:spacing w:after="20" w:before="20" w:line="276"/>
-              <w:jc w:val="left"/>
+            <w:vAlign w:val="center"/>
+          </w:tcPr>
+          <w:p>
+            <w:pPr>
+              <w:spacing w:after="20" w:before="20" w:line="276"/>
+              <w:jc w:val="center"/>
             </w:pPr>
             <w:r>
               <w:rPr>
@@ -7575,11 +8025,12 @@
               <w:bottom w:type="dxa" w:w="50"/>
               <w:right w:type="dxa" w:w="90"/>
             </w:tcMar>
-          </w:tcPr>
-          <w:p>
-            <w:pPr>
-              <w:spacing w:after="20" w:before="20" w:line="276"/>
-              <w:jc w:val="left"/>
+            <w:vAlign w:val="center"/>
+          </w:tcPr>
+          <w:p>
+            <w:pPr>
+              <w:spacing w:after="20" w:before="20" w:line="276"/>
+              <w:jc w:val="center"/>
             </w:pPr>
             <w:r>
               <w:rPr>
@@ -7603,6 +8054,7 @@
               <w:bottom w:type="dxa" w:w="50"/>
               <w:right w:type="dxa" w:w="90"/>
             </w:tcMar>
+            <w:vAlign w:val="center"/>
           </w:tcPr>
           <w:p>
             <w:pPr>
@@ -7636,11 +8088,12 @@
               <w:bottom w:type="dxa" w:w="50"/>
               <w:right w:type="dxa" w:w="90"/>
             </w:tcMar>
-          </w:tcPr>
-          <w:p>
-            <w:pPr>
-              <w:spacing w:after="20" w:before="20" w:line="276"/>
-              <w:jc w:val="left"/>
+            <w:vAlign w:val="center"/>
+          </w:tcPr>
+          <w:p>
+            <w:pPr>
+              <w:spacing w:after="20" w:before="20" w:line="276"/>
+              <w:jc w:val="center"/>
             </w:pPr>
             <w:r>
               <w:rPr>
@@ -7664,11 +8117,12 @@
               <w:bottom w:type="dxa" w:w="50"/>
               <w:right w:type="dxa" w:w="90"/>
             </w:tcMar>
-          </w:tcPr>
-          <w:p>
-            <w:pPr>
-              <w:spacing w:after="20" w:before="20" w:line="276"/>
-              <w:jc w:val="left"/>
+            <w:vAlign w:val="center"/>
+          </w:tcPr>
+          <w:p>
+            <w:pPr>
+              <w:spacing w:after="20" w:before="20" w:line="276"/>
+              <w:jc w:val="center"/>
             </w:pPr>
             <w:r>
               <w:rPr>
@@ -7692,6 +8146,7 @@
               <w:bottom w:type="dxa" w:w="50"/>
               <w:right w:type="dxa" w:w="90"/>
             </w:tcMar>
+            <w:vAlign w:val="center"/>
           </w:tcPr>
           <w:p>
             <w:pPr>
@@ -7725,11 +8180,12 @@
               <w:bottom w:type="dxa" w:w="50"/>
               <w:right w:type="dxa" w:w="90"/>
             </w:tcMar>
-          </w:tcPr>
-          <w:p>
-            <w:pPr>
-              <w:spacing w:after="20" w:before="20" w:line="276"/>
-              <w:jc w:val="left"/>
+            <w:vAlign w:val="center"/>
+          </w:tcPr>
+          <w:p>
+            <w:pPr>
+              <w:spacing w:after="20" w:before="20" w:line="276"/>
+              <w:jc w:val="center"/>
             </w:pPr>
             <w:r>
               <w:rPr>
@@ -7753,11 +8209,12 @@
               <w:bottom w:type="dxa" w:w="50"/>
               <w:right w:type="dxa" w:w="90"/>
             </w:tcMar>
-          </w:tcPr>
-          <w:p>
-            <w:pPr>
-              <w:spacing w:after="20" w:before="20" w:line="276"/>
-              <w:jc w:val="left"/>
+            <w:vAlign w:val="center"/>
+          </w:tcPr>
+          <w:p>
+            <w:pPr>
+              <w:spacing w:after="20" w:before="20" w:line="276"/>
+              <w:jc w:val="center"/>
             </w:pPr>
             <w:r>
               <w:rPr>
@@ -7781,6 +8238,7 @@
               <w:bottom w:type="dxa" w:w="50"/>
               <w:right w:type="dxa" w:w="90"/>
             </w:tcMar>
+            <w:vAlign w:val="center"/>
           </w:tcPr>
           <w:p>
             <w:pPr>
@@ -7853,6 +8311,7 @@
               <w:bottom w:type="dxa" w:w="50"/>
               <w:right w:type="dxa" w:w="90"/>
             </w:tcMar>
+            <w:vAlign w:val="center"/>
           </w:tcPr>
           <w:p>
             <w:pPr>
@@ -7882,6 +8341,7 @@
               <w:bottom w:type="dxa" w:w="50"/>
               <w:right w:type="dxa" w:w="90"/>
             </w:tcMar>
+            <w:vAlign w:val="center"/>
           </w:tcPr>
           <w:p>
             <w:pPr>
@@ -7911,6 +8371,7 @@
               <w:bottom w:type="dxa" w:w="50"/>
               <w:right w:type="dxa" w:w="90"/>
             </w:tcMar>
+            <w:vAlign w:val="center"/>
           </w:tcPr>
           <w:p>
             <w:pPr>
@@ -7940,6 +8401,7 @@
               <w:bottom w:type="dxa" w:w="50"/>
               <w:right w:type="dxa" w:w="90"/>
             </w:tcMar>
+            <w:vAlign w:val="center"/>
           </w:tcPr>
           <w:p>
             <w:pPr>
@@ -7973,11 +8435,12 @@
               <w:bottom w:type="dxa" w:w="50"/>
               <w:right w:type="dxa" w:w="90"/>
             </w:tcMar>
-          </w:tcPr>
-          <w:p>
-            <w:pPr>
-              <w:spacing w:after="20" w:before="20" w:line="276"/>
-              <w:jc w:val="left"/>
+            <w:vAlign w:val="center"/>
+          </w:tcPr>
+          <w:p>
+            <w:pPr>
+              <w:spacing w:after="20" w:before="20" w:line="276"/>
+              <w:jc w:val="center"/>
             </w:pPr>
             <w:r>
               <w:rPr>
@@ -8001,11 +8464,12 @@
               <w:bottom w:type="dxa" w:w="50"/>
               <w:right w:type="dxa" w:w="90"/>
             </w:tcMar>
-          </w:tcPr>
-          <w:p>
-            <w:pPr>
-              <w:spacing w:after="20" w:before="20" w:line="276"/>
-              <w:jc w:val="left"/>
+            <w:vAlign w:val="center"/>
+          </w:tcPr>
+          <w:p>
+            <w:pPr>
+              <w:spacing w:after="20" w:before="20" w:line="276"/>
+              <w:jc w:val="center"/>
             </w:pPr>
             <w:r>
               <w:rPr>
@@ -8029,6 +8493,7 @@
               <w:bottom w:type="dxa" w:w="50"/>
               <w:right w:type="dxa" w:w="90"/>
             </w:tcMar>
+            <w:vAlign w:val="center"/>
           </w:tcPr>
           <w:p>
             <w:pPr>
@@ -8057,11 +8522,12 @@
               <w:bottom w:type="dxa" w:w="50"/>
               <w:right w:type="dxa" w:w="90"/>
             </w:tcMar>
-          </w:tcPr>
-          <w:p>
-            <w:pPr>
-              <w:spacing w:after="20" w:before="20" w:line="276"/>
-              <w:jc w:val="left"/>
+            <w:vAlign w:val="center"/>
+          </w:tcPr>
+          <w:p>
+            <w:pPr>
+              <w:spacing w:after="20" w:before="20" w:line="276"/>
+              <w:jc w:val="center"/>
             </w:pPr>
             <w:r>
               <w:rPr>
@@ -8090,11 +8556,12 @@
               <w:bottom w:type="dxa" w:w="50"/>
               <w:right w:type="dxa" w:w="90"/>
             </w:tcMar>
-          </w:tcPr>
-          <w:p>
-            <w:pPr>
-              <w:spacing w:after="20" w:before="20" w:line="276"/>
-              <w:jc w:val="left"/>
+            <w:vAlign w:val="center"/>
+          </w:tcPr>
+          <w:p>
+            <w:pPr>
+              <w:spacing w:after="20" w:before="20" w:line="276"/>
+              <w:jc w:val="center"/>
             </w:pPr>
             <w:r>
               <w:rPr>
@@ -8118,11 +8585,12 @@
               <w:bottom w:type="dxa" w:w="50"/>
               <w:right w:type="dxa" w:w="90"/>
             </w:tcMar>
-          </w:tcPr>
-          <w:p>
-            <w:pPr>
-              <w:spacing w:after="20" w:before="20" w:line="276"/>
-              <w:jc w:val="left"/>
+            <w:vAlign w:val="center"/>
+          </w:tcPr>
+          <w:p>
+            <w:pPr>
+              <w:spacing w:after="20" w:before="20" w:line="276"/>
+              <w:jc w:val="center"/>
             </w:pPr>
             <w:r>
               <w:rPr>
@@ -8146,6 +8614,7 @@
               <w:bottom w:type="dxa" w:w="50"/>
               <w:right w:type="dxa" w:w="90"/>
             </w:tcMar>
+            <w:vAlign w:val="center"/>
           </w:tcPr>
           <w:p>
             <w:pPr>
@@ -8174,11 +8643,12 @@
               <w:bottom w:type="dxa" w:w="50"/>
               <w:right w:type="dxa" w:w="90"/>
             </w:tcMar>
-          </w:tcPr>
-          <w:p>
-            <w:pPr>
-              <w:spacing w:after="20" w:before="20" w:line="276"/>
-              <w:jc w:val="left"/>
+            <w:vAlign w:val="center"/>
+          </w:tcPr>
+          <w:p>
+            <w:pPr>
+              <w:spacing w:after="20" w:before="20" w:line="276"/>
+              <w:jc w:val="center"/>
             </w:pPr>
             <w:r>
               <w:rPr>
@@ -8207,11 +8677,12 @@
               <w:bottom w:type="dxa" w:w="50"/>
               <w:right w:type="dxa" w:w="90"/>
             </w:tcMar>
-          </w:tcPr>
-          <w:p>
-            <w:pPr>
-              <w:spacing w:after="20" w:before="20" w:line="276"/>
-              <w:jc w:val="left"/>
+            <w:vAlign w:val="center"/>
+          </w:tcPr>
+          <w:p>
+            <w:pPr>
+              <w:spacing w:after="20" w:before="20" w:line="276"/>
+              <w:jc w:val="center"/>
             </w:pPr>
             <w:r>
               <w:rPr>
@@ -8235,11 +8706,12 @@
               <w:bottom w:type="dxa" w:w="50"/>
               <w:right w:type="dxa" w:w="90"/>
             </w:tcMar>
-          </w:tcPr>
-          <w:p>
-            <w:pPr>
-              <w:spacing w:after="20" w:before="20" w:line="276"/>
-              <w:jc w:val="left"/>
+            <w:vAlign w:val="center"/>
+          </w:tcPr>
+          <w:p>
+            <w:pPr>
+              <w:spacing w:after="20" w:before="20" w:line="276"/>
+              <w:jc w:val="center"/>
             </w:pPr>
             <w:r>
               <w:rPr>
@@ -8263,6 +8735,7 @@
               <w:bottom w:type="dxa" w:w="50"/>
               <w:right w:type="dxa" w:w="90"/>
             </w:tcMar>
+            <w:vAlign w:val="center"/>
           </w:tcPr>
           <w:p>
             <w:pPr>
@@ -8291,11 +8764,12 @@
               <w:bottom w:type="dxa" w:w="50"/>
               <w:right w:type="dxa" w:w="90"/>
             </w:tcMar>
-          </w:tcPr>
-          <w:p>
-            <w:pPr>
-              <w:spacing w:after="20" w:before="20" w:line="276"/>
-              <w:jc w:val="left"/>
+            <w:vAlign w:val="center"/>
+          </w:tcPr>
+          <w:p>
+            <w:pPr>
+              <w:spacing w:after="20" w:before="20" w:line="276"/>
+              <w:jc w:val="center"/>
             </w:pPr>
             <w:r>
               <w:rPr>
@@ -8324,11 +8798,12 @@
               <w:bottom w:type="dxa" w:w="50"/>
               <w:right w:type="dxa" w:w="90"/>
             </w:tcMar>
-          </w:tcPr>
-          <w:p>
-            <w:pPr>
-              <w:spacing w:after="20" w:before="20" w:line="276"/>
-              <w:jc w:val="left"/>
+            <w:vAlign w:val="center"/>
+          </w:tcPr>
+          <w:p>
+            <w:pPr>
+              <w:spacing w:after="20" w:before="20" w:line="276"/>
+              <w:jc w:val="center"/>
             </w:pPr>
             <w:r>
               <w:rPr>
@@ -8352,11 +8827,12 @@
               <w:bottom w:type="dxa" w:w="50"/>
               <w:right w:type="dxa" w:w="90"/>
             </w:tcMar>
-          </w:tcPr>
-          <w:p>
-            <w:pPr>
-              <w:spacing w:after="20" w:before="20" w:line="276"/>
-              <w:jc w:val="left"/>
+            <w:vAlign w:val="center"/>
+          </w:tcPr>
+          <w:p>
+            <w:pPr>
+              <w:spacing w:after="20" w:before="20" w:line="276"/>
+              <w:jc w:val="center"/>
             </w:pPr>
             <w:r>
               <w:rPr>
@@ -8380,6 +8856,7 @@
               <w:bottom w:type="dxa" w:w="50"/>
               <w:right w:type="dxa" w:w="90"/>
             </w:tcMar>
+            <w:vAlign w:val="center"/>
           </w:tcPr>
           <w:p>
             <w:pPr>
@@ -8408,11 +8885,12 @@
               <w:bottom w:type="dxa" w:w="50"/>
               <w:right w:type="dxa" w:w="90"/>
             </w:tcMar>
-          </w:tcPr>
-          <w:p>
-            <w:pPr>
-              <w:spacing w:after="20" w:before="20" w:line="276"/>
-              <w:jc w:val="left"/>
+            <w:vAlign w:val="center"/>
+          </w:tcPr>
+          <w:p>
+            <w:pPr>
+              <w:spacing w:after="20" w:before="20" w:line="276"/>
+              <w:jc w:val="center"/>
             </w:pPr>
             <w:r>
               <w:rPr>
@@ -8441,11 +8919,12 @@
               <w:bottom w:type="dxa" w:w="50"/>
               <w:right w:type="dxa" w:w="90"/>
             </w:tcMar>
-          </w:tcPr>
-          <w:p>
-            <w:pPr>
-              <w:spacing w:after="20" w:before="20" w:line="276"/>
-              <w:jc w:val="left"/>
+            <w:vAlign w:val="center"/>
+          </w:tcPr>
+          <w:p>
+            <w:pPr>
+              <w:spacing w:after="20" w:before="20" w:line="276"/>
+              <w:jc w:val="center"/>
             </w:pPr>
             <w:r>
               <w:rPr>
@@ -8469,11 +8948,12 @@
               <w:bottom w:type="dxa" w:w="50"/>
               <w:right w:type="dxa" w:w="90"/>
             </w:tcMar>
-          </w:tcPr>
-          <w:p>
-            <w:pPr>
-              <w:spacing w:after="20" w:before="20" w:line="276"/>
-              <w:jc w:val="left"/>
+            <w:vAlign w:val="center"/>
+          </w:tcPr>
+          <w:p>
+            <w:pPr>
+              <w:spacing w:after="20" w:before="20" w:line="276"/>
+              <w:jc w:val="center"/>
             </w:pPr>
             <w:r>
               <w:rPr>
@@ -8497,6 +8977,7 @@
               <w:bottom w:type="dxa" w:w="50"/>
               <w:right w:type="dxa" w:w="90"/>
             </w:tcMar>
+            <w:vAlign w:val="center"/>
           </w:tcPr>
           <w:p>
             <w:pPr>
@@ -8525,11 +9006,12 @@
               <w:bottom w:type="dxa" w:w="50"/>
               <w:right w:type="dxa" w:w="90"/>
             </w:tcMar>
-          </w:tcPr>
-          <w:p>
-            <w:pPr>
-              <w:spacing w:after="20" w:before="20" w:line="276"/>
-              <w:jc w:val="left"/>
+            <w:vAlign w:val="center"/>
+          </w:tcPr>
+          <w:p>
+            <w:pPr>
+              <w:spacing w:after="20" w:before="20" w:line="276"/>
+              <w:jc w:val="center"/>
             </w:pPr>
             <w:r>
               <w:rPr>
@@ -8558,11 +9040,12 @@
               <w:bottom w:type="dxa" w:w="50"/>
               <w:right w:type="dxa" w:w="90"/>
             </w:tcMar>
-          </w:tcPr>
-          <w:p>
-            <w:pPr>
-              <w:spacing w:after="20" w:before="20" w:line="276"/>
-              <w:jc w:val="left"/>
+            <w:vAlign w:val="center"/>
+          </w:tcPr>
+          <w:p>
+            <w:pPr>
+              <w:spacing w:after="20" w:before="20" w:line="276"/>
+              <w:jc w:val="center"/>
             </w:pPr>
             <w:r>
               <w:rPr>
@@ -8586,11 +9069,12 @@
               <w:bottom w:type="dxa" w:w="50"/>
               <w:right w:type="dxa" w:w="90"/>
             </w:tcMar>
-          </w:tcPr>
-          <w:p>
-            <w:pPr>
-              <w:spacing w:after="20" w:before="20" w:line="276"/>
-              <w:jc w:val="left"/>
+            <w:vAlign w:val="center"/>
+          </w:tcPr>
+          <w:p>
+            <w:pPr>
+              <w:spacing w:after="20" w:before="20" w:line="276"/>
+              <w:jc w:val="center"/>
             </w:pPr>
             <w:r>
               <w:rPr>
@@ -8614,6 +9098,7 @@
               <w:bottom w:type="dxa" w:w="50"/>
               <w:right w:type="dxa" w:w="90"/>
             </w:tcMar>
+            <w:vAlign w:val="center"/>
           </w:tcPr>
           <w:p>
             <w:pPr>
@@ -8642,11 +9127,12 @@
               <w:bottom w:type="dxa" w:w="50"/>
               <w:right w:type="dxa" w:w="90"/>
             </w:tcMar>
-          </w:tcPr>
-          <w:p>
-            <w:pPr>
-              <w:spacing w:after="20" w:before="20" w:line="276"/>
-              <w:jc w:val="left"/>
+            <w:vAlign w:val="center"/>
+          </w:tcPr>
+          <w:p>
+            <w:pPr>
+              <w:spacing w:after="20" w:before="20" w:line="276"/>
+              <w:jc w:val="center"/>
             </w:pPr>
             <w:r>
               <w:rPr>

--- a/docs/作业5_需求评审_SQA1_20261020/需求评审报告_SQA2.docx
+++ b/docs/作业5_需求评审_SQA1_20261020/需求评审报告_SQA2.docx
@@ -1586,7 +1586,7 @@
           <w:sz w:val="24"/>
           <w:szCs w:val="24"/>
         </w:rPr>
-        <w:t xml:space="preserve">核查方法：以需求框架 V3.3.1 与澄清口径为基准，对 SRS 全文逐条比对；同时采集实现侧证据（docs／需求对照表.md、internal／validate 校验源码、README、测试文档），用于判定 SRS 与实现是否同源。比对过程使用 AI 辅助工具（ZCode）完成条款级自动核对，全部 49 项检查结论由分工评审员人工复核；每条问题按“位置—原文引用—依据—影响—修订建议”体例引证（定位引用写法参照作业3 讲评样例评审意见）。会前四份组员核查意见齐备（钟坤宇＝B3～B9、杨峥＝B10～B15、韦政治＝C／E 组、陈彬＝D／F 组，原文存于 组员核查意见/ 目录），22 项证据表述与 3 项判定（E1、B12、B15 改判部分符合）据此修订。</w:t>
+        <w:t xml:space="preserve">核查方法：以需求框架 V3.3.1 与澄清口径为基准，对 SRS 全文逐条比对；同时采集实现侧证据（docs／需求对照表.md、internal／validate 校验源码、README、测试文档），用于判定 SRS 与实现是否同源。比对过程使用 AI 辅助工具（ZCode）完成条款级自动核对，49 项检查结论全部经人工复核——评审组长负责 A 组（文档结构）与 D 组（业务规则口径）复核并承担统稿落改，四名评审员按分工分域核查（钟坤宇＝B3～B9、杨峥＝B10～B15、韦政治＝C／E 组、陈彬＝D／F 组，意见原文存于 组员核查意见/ 目录）；每条问题按“位置—原文引用—依据—影响—修订建议”体例引证（定位引用写法参照作业3 讲评样例评审意见）。依据四份核查意见共修订 22 项证据表述与 3 项判定（E1、B12、B15 改判部分符合）。</w:t>
       </w:r>
     </w:p>
     <w:p>

--- a/docs/作业5_需求评审_SQA1_20261020/需求评审报告_SQA2.docx
+++ b/docs/作业5_需求评审_SQA1_20261020/需求评审报告_SQA2.docx
@@ -176,7 +176,7 @@
                 <w:sz w:val="24"/>
                 <w:szCs w:val="24"/>
               </w:rPr>
-              <w:t xml:space="preserve">版本 V1.5 · 2026 年 10 月 21 日</w:t>
+              <w:t xml:space="preserve">版本 V1.6 · 2026 年 10 月 21 日</w:t>
             </w:r>
           </w:p>
           <w:p>
@@ -1678,7 +1678,7 @@
           <w:sz w:val="24"/>
           <w:szCs w:val="24"/>
         </w:rPr>
-        <w:t xml:space="preserve">2026-10-21 评审会议后汇总组员核查意见修订定稿本报告并经组内确认；2026-10-23 12:00 前将评审材料四件套打包为作业5_SQA2.zip 提交延河课堂。评审材料同步反馈 SQA1（经课堂或讨论区渠道），供其修订 SRS 时参考。</w:t>
+        <w:t xml:space="preserve">2026-10-21 评审会议后由评审组长汇总组员核查意见、修订定稿本报告并经组内确认；2026-10-23 12:00 前将评审材料四件套打包为作业5_SQA2.zip 提交延河课堂。评审材料同步反馈 SQA1（经课堂或讨论区渠道），供其修订 SRS 时参考。</w:t>
       </w:r>
     </w:p>
     <w:p>
@@ -8509,7 +8509,7 @@
                 <w:sz w:val="20"/>
                 <w:szCs w:val="20"/>
               </w:rPr>
-              <w:t xml:space="preserve">会前核查完成，形成问题清单初稿（AI 辅助比对、评审员复核）</w:t>
+              <w:t xml:space="preserve">会前核查完成，形成问题清单初稿（评审组长主持，AI 辅助比对；四名评审员分域复核）</w:t>
             </w:r>
           </w:p>
         </w:tc>
@@ -9144,6 +9144,127 @@
                 <w:szCs w:val="20"/>
               </w:rPr>
               <w:t xml:space="preserve">SQA2 评审组</w:t>
+            </w:r>
+          </w:p>
+        </w:tc>
+      </w:tr>
+      <w:tr>
+        <w:trPr>
+          <w:cantSplit/>
+        </w:trPr>
+        <w:tc>
+          <w:tcPr>
+            <w:tcW w:type="pct" w:w="14%"/>
+            <w:tcMar>
+              <w:top w:type="dxa" w:w="50"/>
+              <w:left w:type="dxa" w:w="90"/>
+              <w:bottom w:type="dxa" w:w="50"/>
+              <w:right w:type="dxa" w:w="90"/>
+            </w:tcMar>
+            <w:vAlign w:val="center"/>
+          </w:tcPr>
+          <w:p>
+            <w:pPr>
+              <w:spacing w:after="20" w:before="20" w:line="276"/>
+              <w:jc w:val="center"/>
+            </w:pPr>
+            <w:r>
+              <w:rPr>
+                <w:rFonts w:ascii="Times New Roman" w:eastAsia="SimSun"/>
+                <w:b w:val="false"/>
+                <w:bCs w:val="false"/>
+                <w:color w:val="000000"/>
+                <w:sz w:val="20"/>
+                <w:szCs w:val="20"/>
+              </w:rPr>
+              <w:t xml:space="preserve">2026-10-21</w:t>
+            </w:r>
+          </w:p>
+        </w:tc>
+        <w:tc>
+          <w:tcPr>
+            <w:tcW w:type="pct" w:w="10%"/>
+            <w:tcMar>
+              <w:top w:type="dxa" w:w="50"/>
+              <w:left w:type="dxa" w:w="90"/>
+              <w:bottom w:type="dxa" w:w="50"/>
+              <w:right w:type="dxa" w:w="90"/>
+            </w:tcMar>
+            <w:vAlign w:val="center"/>
+          </w:tcPr>
+          <w:p>
+            <w:pPr>
+              <w:spacing w:after="20" w:before="20" w:line="276"/>
+              <w:jc w:val="center"/>
+            </w:pPr>
+            <w:r>
+              <w:rPr>
+                <w:rFonts w:ascii="Times New Roman" w:eastAsia="SimSun"/>
+                <w:b w:val="false"/>
+                <w:bCs w:val="false"/>
+                <w:color w:val="000000"/>
+                <w:sz w:val="20"/>
+                <w:szCs w:val="20"/>
+              </w:rPr>
+              <w:t xml:space="preserve">V1.6</w:t>
+            </w:r>
+          </w:p>
+        </w:tc>
+        <w:tc>
+          <w:tcPr>
+            <w:tcW w:type="pct" w:w="58%"/>
+            <w:tcMar>
+              <w:top w:type="dxa" w:w="50"/>
+              <w:left w:type="dxa" w:w="90"/>
+              <w:bottom w:type="dxa" w:w="50"/>
+              <w:right w:type="dxa" w:w="90"/>
+            </w:tcMar>
+            <w:vAlign w:val="center"/>
+          </w:tcPr>
+          <w:p>
+            <w:pPr>
+              <w:spacing w:after="20" w:before="20" w:line="276"/>
+              <w:jc w:val="left"/>
+            </w:pPr>
+            <w:r>
+              <w:rPr>
+                <w:rFonts w:ascii="Times New Roman" w:eastAsia="SimSun"/>
+                <w:b w:val="false"/>
+                <w:bCs w:val="false"/>
+                <w:color w:val="000000"/>
+                <w:sz w:val="20"/>
+                <w:szCs w:val="20"/>
+              </w:rPr>
+              <w:t xml:space="preserve">2.3 节定稿主语补“评审组长”＋V1.0 历史行补组长主持归属；封面版本同步</w:t>
+            </w:r>
+          </w:p>
+        </w:tc>
+        <w:tc>
+          <w:tcPr>
+            <w:tcW w:type="pct" w:w="18%"/>
+            <w:tcMar>
+              <w:top w:type="dxa" w:w="50"/>
+              <w:left w:type="dxa" w:w="90"/>
+              <w:bottom w:type="dxa" w:w="50"/>
+              <w:right w:type="dxa" w:w="90"/>
+            </w:tcMar>
+            <w:vAlign w:val="center"/>
+          </w:tcPr>
+          <w:p>
+            <w:pPr>
+              <w:spacing w:after="20" w:before="20" w:line="276"/>
+              <w:jc w:val="center"/>
+            </w:pPr>
+            <w:r>
+              <w:rPr>
+                <w:rFonts w:ascii="Times New Roman" w:eastAsia="SimSun"/>
+                <w:b w:val="false"/>
+                <w:bCs w:val="false"/>
+                <w:color w:val="000000"/>
+                <w:sz w:val="20"/>
+                <w:szCs w:val="20"/>
+              </w:rPr>
+              <w:t xml:space="preserve">刘罡甫</w:t>
             </w:r>
           </w:p>
         </w:tc>

--- a/docs/作业5_需求评审_SQA1_20261020/需求评审报告_SQA2.docx
+++ b/docs/作业5_需求评审_SQA1_20261020/需求评审报告_SQA2.docx
@@ -176,7 +176,7 @@
                 <w:sz w:val="24"/>
                 <w:szCs w:val="24"/>
               </w:rPr>
-              <w:t xml:space="preserve">版本 V1.6 · 2026 年 10 月 21 日</w:t>
+              <w:t xml:space="preserve">版本 V1.7 · 2026 年 10 月 22 日</w:t>
             </w:r>
           </w:p>
           <w:p>
@@ -677,7 +677,7 @@
               <w:fldChar w:fldCharType="separate"/>
             </w:r>
             <w:r>
-              <w:t>7</w:t>
+              <w:t>6</w:t>
             </w:r>
             <w:r>
               <w:fldChar w:fldCharType="end"/>
@@ -799,22 +799,6 @@
         </w:p>
       </w:sdtContent>
     </w:sdt>
-    <w:p>
-      <w:pPr>
-        <w:spacing w:before="200"/>
-      </w:pPr>
-      <w:r>
-        <w:rPr>
-          <w:rFonts w:ascii="Times New Roman" w:eastAsia="SimSun"/>
-          <w:i/>
-          <w:iCs/>
-          <w:color w:val="888888"/>
-          <w:sz w:val="18"/>
-          <w:szCs w:val="18"/>
-        </w:rPr>
-        <w:t xml:space="preserve">注：本目录由域代码生成。文档编辑后请右键目录并选择“更新域”以刷新页码。</w:t>
-      </w:r>
-    </w:p>
     <w:p>
       <w:pPr>
         <w:sectPr>
@@ -829,6 +813,7 @@
     <w:p>
       <w:pPr>
         <w:pStyle w:val="Heading1"/>
+        <w:keepNext/>
         <w:spacing w:after="160" w:before="360" w:line="312"/>
         <w:jc w:val="center"/>
       </w:pPr>
@@ -1445,7 +1430,7 @@
                 <w:sz w:val="21"/>
                 <w:szCs w:val="21"/>
               </w:rPr>
-              <w:t xml:space="preserve">业务需求框架 V3.3.1；两轮澄清口径（2026-09-29、2026-10-09、2026-10-11）；GB/T 8567-2006 7.11（核验为现行最新版）；GB/T 9385-2008（SRS 专用国标，八项特性基准）；GB/T 45802-2025（最新需求工程国标，前瞻参考）；IEEE 830-1998；课件 Oct 13／Oct 20（编号 Y1～Y9，见评审计划表 1-1）</w:t>
+              <w:t xml:space="preserve">业务需求框架 V3.3.1；两轮澄清口径（2026-09-29、2026-10-09、2026-10-11）；GB/T 8567-2006 7.11（核验为现行最新版）；GB/T 9385-2008（SRS 专用国标，八项特性基准）；GB/T 45802-2025（最新需求工程国标，前瞻参考）；IEEE 830-1998；课件 Oct 13／Oct 20；老师 2026-10-12 下发基础数据（编号 Y1～Y10，见评审计划表 1-1）</w:t>
             </w:r>
           </w:p>
         </w:tc>
@@ -1517,6 +1502,7 @@
     <w:p>
       <w:pPr>
         <w:pStyle w:val="Heading1"/>
+        <w:keepNext/>
         <w:spacing w:after="160" w:before="360" w:line="312"/>
         <w:jc w:val="center"/>
       </w:pPr>
@@ -1537,6 +1523,7 @@
     <w:p>
       <w:pPr>
         <w:pStyle w:val="Heading2"/>
+        <w:keepNext/>
         <w:spacing w:after="120" w:before="240" w:line="312"/>
       </w:pPr>
       <w:bookmarkStart w:id="100002" w:name="_Toc100002"/>
@@ -1586,7 +1573,7 @@
           <w:sz w:val="24"/>
           <w:szCs w:val="24"/>
         </w:rPr>
-        <w:t xml:space="preserve">核查方法：以需求框架 V3.3.1 与澄清口径为基准，对 SRS 全文逐条比对；同时采集实现侧证据（docs／需求对照表.md、internal／validate 校验源码、README、测试文档），用于判定 SRS 与实现是否同源。比对过程使用 AI 辅助工具（ZCode）完成条款级自动核对，49 项检查结论全部经人工复核——评审组长负责 A 组（文档结构）与 D 组（业务规则口径）复核并承担统稿落改，四名评审员按分工分域核查（钟坤宇＝B3～B9、杨峥＝B10～B15、韦政治＝C／E 组、陈彬＝D／F 组，意见原文存于 组员核查意见/ 目录）；每条问题按“位置—原文引用—依据—影响—修订建议”体例引证（定位引用写法参照作业3 讲评样例评审意见）。依据四份核查意见共修订 22 项证据表述与 3 项判定（E1、B12、B15 改判部分符合）。</w:t>
+        <w:t xml:space="preserve">核查方法：以需求框架 V3.3.1 与澄清口径为基准，对 SRS 全文逐条比对；同时采集实现侧证据（docs／需求对照表.md、internal 校验与业务源码、README、测试文档），用于判定 SRS 与实现是否同源。比对过程使用 AI 辅助工具（ZCode、ChatGPT Codex 等，分工见 AI 使用登记）完成条款级自动核对，49 项检查结论全部经人工复核——评审组长负责 A 组（文档结构）与 D 组（业务规则口径）复核并承担统稿落改，四名评审员按分工分域核查（钟坤宇＝B3～B9、杨峥＝B10～B15、韦政治＝C／E 组、陈彬＝D／F 组，意见原文存于 组员核查意见/ 目录）；每条问题按“位置—原文引用—依据—影响—修订建议”体例引证（定位引用写法参照作业3 讲评样例评审意见）。依据四份会前核查意见与 10-22 终版复核清单（杨峥），两轮共修订 23 项证据表述，E1、B12、B15、B3、D4 五项判定经复核调整（统计逐组重算仍为 10／14／25）。</w:t>
       </w:r>
     </w:p>
     <w:p>
@@ -1610,6 +1597,7 @@
     <w:p>
       <w:pPr>
         <w:pStyle w:val="Heading2"/>
+        <w:keepNext/>
         <w:spacing w:after="120" w:before="240" w:line="312"/>
       </w:pPr>
       <w:bookmarkStart w:id="100003" w:name="_Toc100003"/>
@@ -1641,12 +1629,13 @@
           <w:sz w:val="24"/>
           <w:szCs w:val="24"/>
         </w:rPr>
-        <w:t xml:space="preserve">评审组于 2026-10-21 20:00～20:45 召开钉钉线上评审会议（主持刘罡甫，记录陈彬，应到 5 人实到 5 人）。会议议程：材料与分工确认→检查表六组结论通报（符合 10、部分符合 14、不符合 25，其中 E1、B12、B15 经组员核查改判）→严重问题 P01～P08 逐条引证表决→一般／轻微问题分级确认→定性讨论与裁决→结论表决→后续行动分派。五则关键裁决：其一，借阅与签到条款按框架判定 SRS 错误、实现更贴近框架（P06 的实现审批路由仍放行系统管理员，与框架口径有出入，见该条），定性为正式文档失真而非理解错误；其二，无出处量化指标定性为自设验收风险，处理方式为两级标注而非全部删除；其三，B6～B8 的判定对象为 SRS 文本而非实现（实现按框架恰为 F1／F2 失真证据）；其四，E1 可验证性由“符合”改判“部分符合”；其五，B12、B15 依杨峥复核改判“部分符合”。P01～P17 全票（5/5）确认成立，结论表决为部分批准。逐条表决记录、讨论要点与签到表见《评审会议记录_SQA2》。</w:t>
+        <w:t xml:space="preserve">评审组于 2026-10-21 20:00～20:45 召开钉钉线上评审会议（主持刘罡甫，记录陈彬，应到 5 人实到 5 人）。会议议程：材料与分工确认→检查表六组结论通报（符合 10、部分符合 14、不符合 25，其中 E1、B12、B15 经组员核查改判，B3、D4 经 10-22 终版复核调整，逐组重算后总数不变）→严重问题 P01～P08 逐条引证表决→一般／轻微问题分级确认→定性讨论与裁决→结论表决→后续行动分派。五则关键裁决：其一，借阅与签到条款按框架判定 SRS 错误、实现更贴近框架（但实现侧仍有违规自动记次与撤销路径、管理员放行、导师资格缺口，见 P03／P06／C6），定性为正式文档失真而非理解错误；其二，无出处量化指标定性为自设验收风险，处理方式为两级标注而非全部删除；其三，B6～B8 的判定对象为 SRS 文本而非实现（实现按框架恰为 F1／F2 失真证据）；其四，E1 可验证性由“符合”改判“部分符合”；其五，B12、B15 依杨峥复核改判“部分符合”。P01～P17 全票（5/5）确认成立，结论表决为部分批准。逐条表决记录、讨论要点与签到表见《评审会议记录_SQA2》。</w:t>
       </w:r>
     </w:p>
     <w:p>
       <w:pPr>
         <w:pStyle w:val="Heading2"/>
+        <w:keepNext/>
         <w:spacing w:after="120" w:before="240" w:line="312"/>
       </w:pPr>
       <w:bookmarkStart w:id="100004" w:name="_Toc100004"/>
@@ -1684,6 +1673,7 @@
     <w:p>
       <w:pPr>
         <w:pStyle w:val="Heading1"/>
+        <w:keepNext/>
         <w:spacing w:after="160" w:before="360" w:line="312"/>
         <w:jc w:val="center"/>
       </w:pPr>
@@ -2798,6 +2788,7 @@
     <w:p>
       <w:pPr>
         <w:pStyle w:val="Heading2"/>
+        <w:keepNext/>
         <w:spacing w:after="120" w:before="240" w:line="312"/>
       </w:pPr>
       <w:bookmarkStart w:id="100006" w:name="_Toc100006"/>
@@ -2896,12 +2887,13 @@
           <w:sz w:val="24"/>
           <w:szCs w:val="24"/>
         </w:rPr>
-        <w:t xml:space="preserve">（5）实现与内部文档证明团队对需求框架的理解准确：登录自动签到、上限 2 本可配置、不续借、归还 5 天冷却、违规确认制、照片在线检测等均按框架与澄清口径实现——这同时说明 SRS 的偏离属文本维护问题而非理解问题，修订成本可控。</w:t>
+        <w:t xml:space="preserve">（5）实现与内部文档多处比 SRS 更贴近框架（登录自动签到、上限 2 本可配置、不续借、归还 5 天冷却、照片在线检测等），说明 SRS 偏离主要属文本未随需求深化同步维护而非理解错误；但实现并非全部正确——违规逾期自动记次并有撤销路径、审批路由放行系统管理员、导师资格校验缺失（见 P03／P06／C6），修订应以框架与澄清口径为准逐条核对，不能整体复制实现口径。</w:t>
       </w:r>
     </w:p>
     <w:p>
       <w:pPr>
         <w:pStyle w:val="Heading1"/>
+        <w:keepNext/>
         <w:spacing w:after="160" w:before="360" w:line="312"/>
         <w:jc w:val="center"/>
       </w:pPr>
@@ -3514,7 +3506,7 @@
                 <w:sz w:val="20"/>
                 <w:szCs w:val="20"/>
               </w:rPr>
-              <w:t xml:space="preserve">影响：信用分自动扣分制丢失“确认—记录—不可清除—超 3 次永久停借”四个关键语义；实现为违规次数与待确认队列，但设计含“管理员核实后可撤销一次违规”机制（设计说明书“诚信管理”节），与澄清口径“记录不清除”亦不一致，应一并修订。</w:t>
+              <w:t xml:space="preserve">影响：信用分自动扣分制丢失“确认—记录—不可清除—超 3 次永久停借”四个关键语义；实现采用违规记次，但逾期刷新（SyncBorrowStates）直接累计违规、未经确认环节，另有撤销违规并恢复借阅资格的路径（RevokeViolation）——与“先确认后记次”及记录保留口径均需统一（撤销计数与物理删除记录非同一概念，按实际影响描述）。</w:t>
             </w:r>
           </w:p>
         </w:tc>
@@ -3543,7 +3535,7 @@
                 <w:sz w:val="20"/>
                 <w:szCs w:val="20"/>
               </w:rPr>
-              <w:t xml:space="preserve">按框架改为确认制记次＋记录不可清除＋超 3 次停借（撤销机制如需保留，标注为扩展并经甲方确认）；信用分与损坏记录如需保留，标注为扩展并经甲方确认。</w:t>
+              <w:t xml:space="preserve">按框架改为确认制记次＋记录不可清除＋超 3 次停借；实现的自动记次与撤销路径一并对齐口径（如需保留撤销，标注为扩展并经甲方确认）；信用分与损坏记录如需保留，标注为扩展并经甲方确认。</w:t>
             </w:r>
           </w:p>
         </w:tc>
@@ -4297,7 +4289,7 @@
                 <w:sz w:val="20"/>
                 <w:szCs w:val="20"/>
               </w:rPr>
-              <w:t xml:space="preserve">依据：GB/T 8567-2006 7.11 第 3 章：“给每个需求指定项目唯一标识符……并以一种可以定义客观测试的方式来陈述需求”（需求即验收条件）；GB/T 9385-2008 4.4.5（一致性）；Oct 13 课件：评审是阶段放行闸门，基准必须唯一。</w:t>
+              <w:t xml:space="preserve">依据：GB/T 8567-2006 7.11 第 3 章：“给每个需求指定项目唯一标识符……并以一种可以定义客观测试的方式来陈述需求”（需求即验收条件）；GB/T 9385-2008 4.4.9（可追踪性——需求至实现与测试的正向追踪断裂）；Oct 13 课件：评审是阶段放行闸门，基准必须唯一。</w:t>
             </w:r>
           </w:p>
           <w:p>
@@ -4577,7 +4569,7 @@
                 <w:sz w:val="20"/>
                 <w:szCs w:val="20"/>
               </w:rPr>
-              <w:t xml:space="preserve">SRS 原文：（人员信息检索与字段可见性无对应条款——SRS 仅成果、招生栏目含检索表述（4.3.1.5／4.3.1.6），“敏感”3 处均为加密与后台修改语境。）</w:t>
+              <w:t xml:space="preserve">SRS 原文：（人员信息检索与字段可见性无对应条款——公开成果检索已定义（4.3.1.5 按年份、类型、作者），招生仅有导航定位（4.3.1.6，无检索条件）；“敏感”3 处均为加密与后台修改语境；内部图书检索与帮助搜索（4.3.2.2／4.3.2.4）不替代人员查询需求。）</w:t>
             </w:r>
           </w:p>
           <w:p>
@@ -5091,7 +5083,7 @@
                 <w:sz w:val="20"/>
                 <w:szCs w:val="20"/>
               </w:rPr>
-              <w:t xml:space="preserve">影响：无出处的量化指标将构成对乙方不利的验收标准；与研究所真实规模（教师 17 人、在读学生约 93 人，见 Y10 基础数据）不匹配。</w:t>
+              <w:t xml:space="preserve">影响：上述指标未说明确定依据、验收方法与双方确认记录，将构成对乙方不利的验收标准；容量类指标亦未结合研究所规模（Y10）说明增长与峰值假设。</w:t>
             </w:r>
           </w:p>
         </w:tc>
@@ -5120,7 +5112,7 @@
                 <w:sz w:val="20"/>
                 <w:szCs w:val="20"/>
               </w:rPr>
-              <w:t xml:space="preserve">区分“甲方要求（可溯源）”与“乙方自定设计目标”两级标注；无依据指标删除或降级。</w:t>
+              <w:t xml:space="preserve">区分“甲方要求（可溯源）”与“乙方自定设计目标”两级标注，补依据或降级，不一概删除合理的工程细化指标。</w:t>
             </w:r>
           </w:p>
         </w:tc>
@@ -5674,7 +5666,7 @@
                 <w:sz w:val="20"/>
                 <w:szCs w:val="20"/>
               </w:rPr>
-              <w:t xml:space="preserve">SRS 原文：3.1 节仅有总体要求：“整体遵循学术机构严谨、简洁的视觉风格”，无登录页三要素与界面两方案条款。</w:t>
+              <w:t xml:space="preserve">SRS 原文：3.1 节仅有总体要求：“整体遵循学术机构严谨、简洁的视觉风格”，登录页三要素与两种界面方案条款缺失。</w:t>
             </w:r>
           </w:p>
           <w:p>
@@ -5708,7 +5700,7 @@
                 <w:sz w:val="20"/>
                 <w:szCs w:val="20"/>
               </w:rPr>
-              <w:t xml:space="preserve">影响：实现已具备（登录页三要素、多套版式），但需求不可追踪；实现以“三套版式”解释两种方案，依据不足。</w:t>
+              <w:t xml:space="preserve">影响：登录页三要素可查实现核实；“三套版式”系运行形态区分，不能证明曾向甲方提供两种可选方案——两项应分别核实，不宜统称均已具备。</w:t>
             </w:r>
           </w:p>
         </w:tc>
@@ -5737,7 +5729,7 @@
                 <w:sz w:val="20"/>
                 <w:szCs w:val="20"/>
               </w:rPr>
-              <w:t xml:space="preserve">补两条引用性需求（实现均已具备，回填即可）。</w:t>
+              <w:t xml:space="preserve">登录页三要素按实现回填；两种界面方案补供选与选定记录（无记录则补做）。</w:t>
             </w:r>
           </w:p>
         </w:tc>
@@ -5868,7 +5860,7 @@
                 <w:sz w:val="20"/>
                 <w:szCs w:val="20"/>
               </w:rPr>
-              <w:t xml:space="preserve">影响：分级无准则说明；借阅规则是框架中条款最密的功能域，定为“中”与验收权重不匹配。</w:t>
+              <w:t xml:space="preserve">影响：分级无准则说明；图书借阅在框架中规则密度最高却定为“中”级，且未见权重依据——应补分级依据并确认不影响硬性需求交付。</w:t>
             </w:r>
           </w:p>
         </w:tc>
@@ -5897,7 +5889,7 @@
                 <w:sz w:val="20"/>
                 <w:szCs w:val="20"/>
               </w:rPr>
-              <w:t xml:space="preserve">说明分级准则并复核优先级。</w:t>
+              <w:t xml:space="preserve">补分级准则与依据，复核优先级。</w:t>
             </w:r>
           </w:p>
         </w:tc>
@@ -6066,6 +6058,7 @@
     <w:p>
       <w:pPr>
         <w:pStyle w:val="Heading1"/>
+        <w:keepNext/>
         <w:spacing w:after="160" w:before="360" w:line="312"/>
         <w:jc w:val="center"/>
       </w:pPr>
@@ -6134,7 +6127,7 @@
           <w:sz w:val="24"/>
           <w:szCs w:val="24"/>
         </w:rPr>
-        <w:t xml:space="preserve">理由二：被评审方的实现与随附需求对照表证明其对需求框架与澄清口径的理解准确，8 项严重问题全部集中于 SRS 文本失真与关键需求缺失，修订路径明确、成本可控（多数条款以其实现口径回填即可）。</w:t>
+        <w:t xml:space="preserve">理由二：被评审方的实现与随附需求对照表多处比 SRS 更贴近框架，说明主要问题是 SRS 文本未随需求深化同步维护而非理解错误；但实现侧仍存在违规确认（逾期自动记次＋撤销路径）、业务授权（管理员放行）、导师资格等需补齐或核实的问题，修订应以框架与澄清口径为准、逐条核对后回填。</w:t>
       </w:r>
     </w:p>
     <w:p>
@@ -6170,12 +6163,13 @@
           <w:sz w:val="24"/>
           <w:szCs w:val="24"/>
         </w:rPr>
-        <w:t xml:space="preserve">放行意见：需求阶段基线暂缓放行。SQA1 完成 P01～P08 修订（建议随本轮互评反馈后 3 个工作日内）并提供修订说明后，SQA2 以书面方式复核确认，确认后本结论自动转为完全批准，不另召开复审会议。</w:t>
+        <w:t xml:space="preserve">放行意见：需求阶段基线暂缓放行。SQA1 完成 P01～P08 修订并提供修订说明、P09～P14 提交可接受的修订计划后，经评审组长书面复核确认，本结论转为完全批准，不另召开复审会议。</w:t>
       </w:r>
     </w:p>
     <w:p>
       <w:pPr>
         <w:pStyle w:val="Heading2"/>
+        <w:keepNext/>
         <w:spacing w:after="120" w:before="240" w:line="312"/>
       </w:pPr>
       <w:bookmarkStart w:id="100009" w:name="_Toc100009"/>
@@ -6224,7 +6218,7 @@
           <w:sz w:val="24"/>
           <w:szCs w:val="24"/>
         </w:rPr>
-        <w:t xml:space="preserve">（1）业务规则回填：借阅（上限 2 本可配置、不续借、5 天冷却、3 个工作日站内提醒、确认制诚信记录不可清除、超 3 次停借）与签到（登录／登出自动、两级统计）以框架与澄清口径为准回填，实现口径可直接采用；</w:t>
+        <w:t xml:space="preserve">（1）业务规则回填：借阅（上限 2 本可配置、不续借、5 天冷却、3 个工作日站内提醒、确认制诚信记录不可清除、超 3 次停借）与签到（登录／登出自动、两级统计）以框架与澄清口径为准回填，实现口径经逐条核对后参考采用（违规自动记次、撤销路径、管理员放行须先对齐口径）；</w:t>
       </w:r>
     </w:p>
     <w:p>
@@ -6241,7 +6235,7 @@
           <w:sz w:val="24"/>
           <w:szCs w:val="24"/>
         </w:rPr>
-        <w:t xml:space="preserve">（2）补字段级数据需求：框架 §2.2 全部信息项与校验规则（工号、学号、姓名条例、照片检测、电话、导师副导师、留学生豁免）按已实现的 validate 规则回填；</w:t>
+        <w:t xml:space="preserve">（2）补字段级数据需求：框架 §2.2 全部信息项与校验规则（工号、学号、姓名条例、照片检测、电话、导师副导师、留学生豁免）按已实现的 validate 规则回填——其中导师／副导师全职约束需同时补需求与实现（见 C6）；</w:t>
       </w:r>
     </w:p>
     <w:p>
@@ -6332,6 +6326,7 @@
     <w:p>
       <w:pPr>
         <w:pStyle w:val="Heading1"/>
+        <w:keepNext/>
         <w:spacing w:after="160" w:before="360" w:line="312"/>
         <w:jc w:val="center"/>
       </w:pPr>
@@ -7365,7 +7360,7 @@
                 <w:sz w:val="20"/>
                 <w:szCs w:val="20"/>
               </w:rPr>
-              <w:t xml:space="preserve">评审资料（计划、检查表、本报告）打包提交作业5；同步反馈 SQA1</w:t>
+              <w:t xml:space="preserve">评审计划、勾选后检查表、会议记录、评审报告四份打包为 作业5_SQA2.zip，于 2026-10-23 12:00 前提交延河课堂并反馈 SQA1</w:t>
             </w:r>
           </w:p>
         </w:tc>
@@ -7423,7 +7418,7 @@
                 <w:sz w:val="20"/>
                 <w:szCs w:val="20"/>
               </w:rPr>
-              <w:t xml:space="preserve">10-23 前</w:t>
+              <w:t xml:space="preserve">10-23 12:00 前</w:t>
             </w:r>
           </w:p>
         </w:tc>
@@ -7490,6 +7485,7 @@
     <w:p>
       <w:pPr>
         <w:pStyle w:val="Heading1"/>
+        <w:keepNext/>
         <w:spacing w:after="160" w:before="360" w:line="312"/>
         <w:jc w:val="center"/>
       </w:pPr>
@@ -7510,6 +7506,7 @@
     <w:p>
       <w:pPr>
         <w:pStyle w:val="Heading2"/>
+        <w:keepNext/>
         <w:spacing w:after="120" w:before="240" w:line="312"/>
       </w:pPr>
       <w:bookmarkStart w:id="100012" w:name="_Toc100012"/>
@@ -7615,6 +7612,7 @@
     <w:p>
       <w:pPr>
         <w:pStyle w:val="Heading2"/>
+        <w:keepNext/>
         <w:spacing w:after="120" w:before="240" w:line="312"/>
       </w:pPr>
       <w:bookmarkStart w:id="100013" w:name="_Toc100013"/>
@@ -7652,6 +7650,7 @@
     <w:p>
       <w:pPr>
         <w:pStyle w:val="Heading2"/>
+        <w:keepNext/>
         <w:spacing w:after="120" w:before="240" w:line="312"/>
       </w:pPr>
       <w:bookmarkStart w:id="100014" w:name="_Toc100014"/>
@@ -9236,6 +9235,127 @@
                 <w:szCs w:val="20"/>
               </w:rPr>
               <w:t xml:space="preserve">2.3 节定稿主语补“评审组长”＋V1.0 历史行补组长主持归属；封面版本同步</w:t>
+            </w:r>
+          </w:p>
+        </w:tc>
+        <w:tc>
+          <w:tcPr>
+            <w:tcW w:type="pct" w:w="18%"/>
+            <w:tcMar>
+              <w:top w:type="dxa" w:w="50"/>
+              <w:left w:type="dxa" w:w="90"/>
+              <w:bottom w:type="dxa" w:w="50"/>
+              <w:right w:type="dxa" w:w="90"/>
+            </w:tcMar>
+            <w:vAlign w:val="center"/>
+          </w:tcPr>
+          <w:p>
+            <w:pPr>
+              <w:spacing w:after="20" w:before="20" w:line="276"/>
+              <w:jc w:val="center"/>
+            </w:pPr>
+            <w:r>
+              <w:rPr>
+                <w:rFonts w:ascii="Times New Roman" w:eastAsia="SimSun"/>
+                <w:b w:val="false"/>
+                <w:bCs w:val="false"/>
+                <w:color w:val="000000"/>
+                <w:sz w:val="20"/>
+                <w:szCs w:val="20"/>
+              </w:rPr>
+              <w:t xml:space="preserve">刘罡甫</w:t>
+            </w:r>
+          </w:p>
+        </w:tc>
+      </w:tr>
+      <w:tr>
+        <w:trPr>
+          <w:cantSplit/>
+        </w:trPr>
+        <w:tc>
+          <w:tcPr>
+            <w:tcW w:type="pct" w:w="14%"/>
+            <w:tcMar>
+              <w:top w:type="dxa" w:w="50"/>
+              <w:left w:type="dxa" w:w="90"/>
+              <w:bottom w:type="dxa" w:w="50"/>
+              <w:right w:type="dxa" w:w="90"/>
+            </w:tcMar>
+            <w:vAlign w:val="center"/>
+          </w:tcPr>
+          <w:p>
+            <w:pPr>
+              <w:spacing w:after="20" w:before="20" w:line="276"/>
+              <w:jc w:val="center"/>
+            </w:pPr>
+            <w:r>
+              <w:rPr>
+                <w:rFonts w:ascii="Times New Roman" w:eastAsia="SimSun"/>
+                <w:b w:val="false"/>
+                <w:bCs w:val="false"/>
+                <w:color w:val="000000"/>
+                <w:sz w:val="20"/>
+                <w:szCs w:val="20"/>
+              </w:rPr>
+              <w:t xml:space="preserve">2026-10-22</w:t>
+            </w:r>
+          </w:p>
+        </w:tc>
+        <w:tc>
+          <w:tcPr>
+            <w:tcW w:type="pct" w:w="10%"/>
+            <w:tcMar>
+              <w:top w:type="dxa" w:w="50"/>
+              <w:left w:type="dxa" w:w="90"/>
+              <w:bottom w:type="dxa" w:w="50"/>
+              <w:right w:type="dxa" w:w="90"/>
+            </w:tcMar>
+            <w:vAlign w:val="center"/>
+          </w:tcPr>
+          <w:p>
+            <w:pPr>
+              <w:spacing w:after="20" w:before="20" w:line="276"/>
+              <w:jc w:val="center"/>
+            </w:pPr>
+            <w:r>
+              <w:rPr>
+                <w:rFonts w:ascii="Times New Roman" w:eastAsia="SimSun"/>
+                <w:b w:val="false"/>
+                <w:bCs w:val="false"/>
+                <w:color w:val="000000"/>
+                <w:sz w:val="20"/>
+                <w:szCs w:val="20"/>
+              </w:rPr>
+              <w:t xml:space="preserve">V1.7</w:t>
+            </w:r>
+          </w:p>
+        </w:tc>
+        <w:tc>
+          <w:tcPr>
+            <w:tcW w:type="pct" w:w="58%"/>
+            <w:tcMar>
+              <w:top w:type="dxa" w:w="50"/>
+              <w:left w:type="dxa" w:w="90"/>
+              <w:bottom w:type="dxa" w:w="50"/>
+              <w:right w:type="dxa" w:w="90"/>
+            </w:tcMar>
+            <w:vAlign w:val="center"/>
+          </w:tcPr>
+          <w:p>
+            <w:pPr>
+              <w:spacing w:after="20" w:before="20" w:line="276"/>
+              <w:jc w:val="left"/>
+            </w:pPr>
+            <w:r>
+              <w:rPr>
+                <w:rFonts w:ascii="Times New Roman" w:eastAsia="SimSun"/>
+                <w:b w:val="false"/>
+                <w:bCs w:val="false"/>
+                <w:color w:val="000000"/>
+                <w:sz w:val="20"/>
+                <w:szCs w:val="20"/>
+              </w:rPr>
+              <w:t xml:space="preserve">依据 10-22 终版复核清单（杨峥）修订：总评由“实现正确”改“实现多处更贴近框架、仍有需补齐问题”（P03 补源码证据：逾期自动记次＋撤销路径；3.1 优点5、第 5 章理由二与放行条件、5.1 第 1～2 点同步）；P08 依据改 4.4.9（4.4.5 仅适用内部一致性）；P09 限定“招生仅导航非检索”；P12 改“未说明依据与验收方法”；P15/P16 分别核实、补依据；A5 补会议记录与 12:00 时限；表 3-1 依据编号统一 Y1～Y10；2.1/2.2 修订计数核准为 23 项＋5 判定；封面版本同步</w:t>
             </w:r>
           </w:p>
         </w:tc>
@@ -9533,6 +9653,7 @@
     <w:next w:val="Normal"/>
     <w:qFormat/>
     <w:pPr>
+      <w:keepNext/>
       <w:spacing w:after="160" w:before="360" w:line="312"/>
       <w:outlineLvl w:val="0"/>
     </w:pPr>
@@ -9551,6 +9672,7 @@
     <w:next w:val="Normal"/>
     <w:qFormat/>
     <w:pPr>
+      <w:keepNext/>
       <w:spacing w:after="120" w:before="240" w:line="312"/>
       <w:outlineLvl w:val="1"/>
     </w:pPr>
@@ -9569,6 +9691,7 @@
     <w:next w:val="Normal"/>
     <w:qFormat/>
     <w:pPr>
+      <w:keepNext/>
       <w:spacing w:after="100" w:before="200" w:line="312"/>
       <w:outlineLvl w:val="2"/>
     </w:pPr>
